--- a/arb/docx/50.content.docx
+++ b/arb/docx/50.content.docx
@@ -9,6 +9,8 @@
       </w:pPr>
       <w:r>
         <w:rPr>
+          <w:rtl/>
+          <w:cs/>
           <w:lang w:val="ar_AE" w:bidi="ar_AE"/>
         </w:rPr>
       </w:r>
@@ -20,53 +22,53 @@
       </w:pPr>
       <w:r>
         <w:rPr>
+          <w:rtl/>
+          <w:cs/>
           <w:lang w:val="ar_AE" w:bidi="ar_AE"/>
         </w:rPr>
         <w:t>Resource: Biblica Open New Arabic Version 2012</w:t>
       </w:r>
       <w:r>
         <w:rPr>
-          <w:lang w:val="ar_AE" w:bidi="ar_AE"/>
-        </w:rPr>
-      </w:r>
-    </w:p>
-    <w:p>
-      <w:pPr>
-        <w:bidi/>
-      </w:pPr>
-      <w:r>
-        <w:rPr>
+          <w:rtl/>
+          <w:cs/>
+          <w:lang w:val="ar_AE" w:bidi="ar_AE"/>
+        </w:rPr>
+      </w:r>
+    </w:p>
+    <w:p>
+      <w:pPr>
+        <w:bidi/>
+      </w:pPr>
+      <w:r>
+        <w:rPr>
+          <w:rtl/>
+          <w:cs/>
           <w:lang w:val="ar_AE" w:bidi="ar_AE"/>
         </w:rPr>
       </w:r>
       <w:r>
         <w:rPr>
           <w:b/>
+          <w:rtl/>
+          <w:cs/>
           <w:lang w:val="ar_AE" w:bidi="ar_AE"/>
         </w:rPr>
         <w:t>Biblica Open New Arabic Version 2012</w:t>
       </w:r>
       <w:r>
         <w:rPr>
-          <w:lang w:val="ar_AE" w:bidi="ar_AE"/>
-        </w:rPr>
-        <w:t xml:space="preserve"> (Arabic) is based on: </w:t>
-      </w:r>
-      <w:r>
-        <w:rPr>
-          <w:lang w:val="ar_AE" w:bidi="ar_AE"/>
-        </w:rPr>
-        <w:t>Biblica Open New Arabic Version 2012</w:t>
-      </w:r>
-      <w:r>
-        <w:rPr>
-          <w:lang w:val="ar_AE" w:bidi="ar_AE"/>
-        </w:rPr>
-        <w:t xml:space="preserve">, </w:t>
+          <w:rtl/>
+          <w:cs/>
+          <w:lang w:val="ar_AE" w:bidi="ar_AE"/>
+        </w:rPr>
+        <w:t xml:space="preserve"> © </w:t>
       </w:r>
       <w:hyperlink r:id="rId13">
         <w:r>
           <w:rPr>
+            <w:rtl/>
+            <w:cs/>
             <w:lang w:val="ar_AE" w:bidi="ar_AE"/>
           </w:rPr>
           <w:rPr>
@@ -78,13 +80,17 @@
       </w:hyperlink>
       <w:r>
         <w:rPr>
-          <w:lang w:val="ar_AE" w:bidi="ar_AE"/>
-        </w:rPr>
-        <w:t xml:space="preserve">, None, which is licensed under a </w:t>
+          <w:rtl/>
+          <w:cs/>
+          <w:lang w:val="ar_AE" w:bidi="ar_AE"/>
+        </w:rPr>
+        <w:t xml:space="preserve">, licensed under a </w:t>
       </w:r>
       <w:hyperlink r:id="rId14">
         <w:r>
           <w:rPr>
+            <w:rtl/>
+            <w:cs/>
             <w:lang w:val="ar_AE" w:bidi="ar_AE"/>
           </w:rPr>
           <w:rPr>
@@ -96,38 +102,23 @@
       </w:hyperlink>
       <w:r>
         <w:rPr>
+          <w:rtl/>
+          <w:cs/>
           <w:lang w:val="ar_AE" w:bidi="ar_AE"/>
         </w:rPr>
         <w:t>.</w:t>
       </w:r>
       <w:r>
         <w:rPr>
-          <w:lang w:val="ar_AE" w:bidi="ar_AE"/>
-        </w:rPr>
-      </w:r>
-    </w:p>
-    <w:p>
-      <w:pPr>
-        <w:bidi/>
-      </w:pPr>
-      <w:r>
-        <w:rPr>
-          <w:lang w:val="ar_AE" w:bidi="ar_AE"/>
-        </w:rPr>
-      </w:r>
-      <w:r>
-        <w:rPr>
-          <w:lang w:val="ar_AE" w:bidi="ar_AE"/>
-        </w:rPr>
-        <w:t>This PDF version is provided under the same license.</w:t>
-      </w:r>
-      <w:r>
-        <w:rPr>
-          <w:lang w:val="ar_AE" w:bidi="ar_AE"/>
-        </w:rPr>
-      </w:r>
-      <w:r>
-        <w:rPr>
+          <w:rtl/>
+          <w:cs/>
+          <w:lang w:val="ar_AE" w:bidi="ar_AE"/>
+        </w:rPr>
+      </w:r>
+      <w:r>
+        <w:rPr>
+          <w:rtl/>
+          <w:cs/>
           <w:lang w:val="ar_AE" w:bidi="ar_AE"/>
         </w:rPr>
       </w:r>
@@ -139,6 +130,8 @@
       </w:pPr>
       <w:r>
         <w:rPr>
+          <w:rtl/>
+          <w:cs/>
           <w:lang w:val="ar_AE" w:bidi="ar_AE"/>
         </w:rPr>
         <w:t>Biblica Open New Arabic Version 2012</w:t>
@@ -168,6 +161,8 @@
       </w:pPr>
       <w:r>
         <w:rPr>
+          <w:rtl/>
+          <w:cs/>
           <w:lang w:val="ar_AE" w:bidi="ar_AE"/>
         </w:rPr>
       </w:r>
@@ -179,32 +174,42 @@
       </w:pPr>
       <w:r>
         <w:rPr>
-          <w:lang w:val="ar_AE" w:bidi="ar_AE"/>
-        </w:rPr>
-      </w:r>
-    </w:p>
-    <w:p>
-      <w:pPr>
-        <w:bidi/>
-      </w:pPr>
-      <w:r>
-        <w:rPr>
-          <w:lang w:val="ar_AE" w:bidi="ar_AE"/>
-        </w:rPr>
-      </w:r>
-      <w:r>
-        <w:rPr>
+          <w:rtl/>
+          <w:cs/>
+          <w:lang w:val="ar_AE" w:bidi="ar_AE"/>
+        </w:rPr>
+      </w:r>
+    </w:p>
+    <w:p>
+      <w:pPr>
+        <w:bidi/>
+      </w:pPr>
+      <w:r>
+        <w:rPr>
+          <w:rtl/>
+          <w:cs/>
+          <w:lang w:val="ar_AE" w:bidi="ar_AE"/>
+        </w:rPr>
+      </w:r>
+      <w:r>
+        <w:rPr>
+          <w:rtl/>
+          <w:cs/>
           <w:lang w:val="ar_AE" w:bidi="ar_AE"/>
         </w:rPr>
         <w:t xml:space="preserve"> </w:t>
       </w:r>
       <w:r>
         <w:rPr>
-          <w:lang w:val="ar_AE" w:bidi="ar_AE"/>
-        </w:rPr>
-      </w:r>
-      <w:r>
-        <w:rPr>
+          <w:rtl/>
+          <w:cs/>
+          <w:lang w:val="ar_AE" w:bidi="ar_AE"/>
+        </w:rPr>
+      </w:r>
+      <w:r>
+        <w:rPr>
+          <w:rtl/>
+          <w:cs/>
           <w:lang w:val="ar_AE" w:bidi="ar_AE"/>
         </w:rPr>
       </w:r>
@@ -226,1320 +231,894 @@
     </w:p>
     <w:p>
       <w:pPr>
-        <w:bidi/>
-      </w:pPr>
-      <w:r>
-        <w:rPr>
-          <w:lang w:val="ar_AE" w:bidi="ar_AE"/>
-        </w:rPr>
-      </w:r>
-    </w:p>
-    <w:p>
-      <w:pPr>
         <w:pStyle w:val="Heading2"/>
         <w:bidi/>
       </w:pPr>
       <w:r>
         <w:rPr>
-          <w:lang w:val="ar_AE" w:bidi="ar_AE"/>
-        </w:rPr>
-        <w:t>Philippians 1:1</w:t>
-      </w:r>
-      <w:r>
-        <w:rPr>
-          <w:lang w:val="ar_AE" w:bidi="ar_AE"/>
-        </w:rPr>
-      </w:r>
-    </w:p>
-    <w:p>
-      <w:pPr>
-        <w:bidi/>
-      </w:pPr>
-      <w:r>
-        <w:rPr>
-          <w:lang w:val="ar_AE" w:bidi="ar_AE"/>
-        </w:rPr>
-      </w:r>
-      <w:r>
-        <w:rPr>
-          <w:vertAlign w:val="superscript"/>
+          <w:rtl/>
+          <w:cs/>
+          <w:lang w:val="ar_AE" w:bidi="ar_AE"/>
+        </w:rPr>
+        <w:t>فيلبي 1:1</w:t>
+      </w:r>
+      <w:r>
+        <w:rPr>
+          <w:rtl/>
+          <w:cs/>
+          <w:lang w:val="ar_AE" w:bidi="ar_AE"/>
+        </w:rPr>
+      </w:r>
+    </w:p>
+    <w:p>
+      <w:pPr>
+        <w:bidi/>
+      </w:pPr>
+      <w:r>
+        <w:rPr>
+          <w:rtl/>
+          <w:cs/>
+          <w:lang w:val="ar_AE" w:bidi="ar_AE"/>
+        </w:rPr>
+      </w:r>
+      <w:r>
+        <w:rPr>
+          <w:vertAlign w:val="superscript"/>
+          <w:rtl/>
+          <w:cs/>
           <w:lang w:val="ar_AE" w:bidi="ar_AE"/>
         </w:rPr>
         <w:t>1</w:t>
       </w:r>
       <w:r>
         <w:rPr>
+          <w:rtl/>
+          <w:cs/>
           <w:lang w:val="ar_AE" w:bidi="ar_AE"/>
         </w:rPr>
         <w:t xml:space="preserve"> مِنْ بُولُسَ وَتِيمُوثَاوُسَ، عَبْدَي الْمَسِيحِ يَسُوعَ، إِلَى جَمِيعِ الْقِدِّيسِينَ فِي الْمَسِيحِ يَسُوعَ، الْمُقِيمِينَ فِي مَدِينَةِ فِيلِبِّي، بِمَنْ فِيهِمْ مِنْ رُعَاةٍ وَمُدَبِّرِينَ.</w:t>
       </w:r>
-      <w:r>
-        <w:rPr>
-          <w:lang w:val="ar_AE" w:bidi="ar_AE"/>
-        </w:rPr>
-      </w:r>
-      <w:r>
-        <w:rPr>
-          <w:lang w:val="ar_AE" w:bidi="ar_AE"/>
-        </w:rPr>
-      </w:r>
-    </w:p>
-    <w:p>
-      <w:pPr>
-        <w:bidi/>
-      </w:pPr>
-      <w:r>
-        <w:rPr>
-          <w:lang w:val="ar_AE" w:bidi="ar_AE"/>
-        </w:rPr>
-      </w:r>
-    </w:p>
-    <w:p>
-      <w:pPr>
-        <w:bidi/>
-      </w:pPr>
-      <w:r>
-        <w:rPr>
-          <w:lang w:val="ar_AE" w:bidi="ar_AE"/>
-        </w:rPr>
-      </w:r>
-      <w:r>
-        <w:rPr>
-          <w:vertAlign w:val="superscript"/>
+    </w:p>
+    <w:p>
+      <w:pPr>
+        <w:bidi/>
+      </w:pPr>
+      <w:r>
+        <w:rPr>
+          <w:rtl/>
+          <w:cs/>
+          <w:lang w:val="ar_AE" w:bidi="ar_AE"/>
+        </w:rPr>
+      </w:r>
+      <w:r>
+        <w:rPr>
+          <w:vertAlign w:val="superscript"/>
+          <w:rtl/>
+          <w:cs/>
           <w:lang w:val="ar_AE" w:bidi="ar_AE"/>
         </w:rPr>
         <w:t>2</w:t>
       </w:r>
       <w:r>
         <w:rPr>
+          <w:rtl/>
+          <w:cs/>
           <w:lang w:val="ar_AE" w:bidi="ar_AE"/>
         </w:rPr>
         <w:t xml:space="preserve"> لِتَكُنْ لَكُمُ النِّعْمَةُ وَالسَّلامُ مِنَ اللهِ أَبِينَا وَالرَّبِّ يَسُوعَ الْمَسِيحِ.</w:t>
       </w:r>
-      <w:r>
-        <w:rPr>
-          <w:lang w:val="ar_AE" w:bidi="ar_AE"/>
-        </w:rPr>
-      </w:r>
-      <w:r>
-        <w:rPr>
-          <w:lang w:val="ar_AE" w:bidi="ar_AE"/>
-        </w:rPr>
-      </w:r>
-    </w:p>
-    <w:p>
-      <w:pPr>
-        <w:bidi/>
-      </w:pPr>
-      <w:r>
-        <w:rPr>
-          <w:lang w:val="ar_AE" w:bidi="ar_AE"/>
-        </w:rPr>
-      </w:r>
-    </w:p>
-    <w:p>
-      <w:pPr>
-        <w:bidi/>
-      </w:pPr>
-      <w:r>
-        <w:rPr>
-          <w:lang w:val="ar_AE" w:bidi="ar_AE"/>
-        </w:rPr>
-      </w:r>
-      <w:r>
-        <w:rPr>
-          <w:vertAlign w:val="superscript"/>
+    </w:p>
+    <w:p>
+      <w:pPr>
+        <w:bidi/>
+      </w:pPr>
+      <w:r>
+        <w:rPr>
+          <w:rtl/>
+          <w:cs/>
+          <w:lang w:val="ar_AE" w:bidi="ar_AE"/>
+        </w:rPr>
+      </w:r>
+      <w:r>
+        <w:rPr>
+          <w:vertAlign w:val="superscript"/>
+          <w:rtl/>
+          <w:cs/>
           <w:lang w:val="ar_AE" w:bidi="ar_AE"/>
         </w:rPr>
         <w:t>3</w:t>
       </w:r>
       <w:r>
         <w:rPr>
+          <w:rtl/>
+          <w:cs/>
           <w:lang w:val="ar_AE" w:bidi="ar_AE"/>
         </w:rPr>
         <w:t xml:space="preserve"> إِنِّي أَشْكُرُ إِلَهِي كُلَّمَا تَذَكَّرْتُكُمْ،</w:t>
       </w:r>
-      <w:r>
-        <w:rPr>
-          <w:lang w:val="ar_AE" w:bidi="ar_AE"/>
-        </w:rPr>
-      </w:r>
-      <w:r>
-        <w:rPr>
-          <w:lang w:val="ar_AE" w:bidi="ar_AE"/>
-        </w:rPr>
-      </w:r>
-    </w:p>
-    <w:p>
-      <w:pPr>
-        <w:bidi/>
-      </w:pPr>
-      <w:r>
-        <w:rPr>
-          <w:lang w:val="ar_AE" w:bidi="ar_AE"/>
-        </w:rPr>
-      </w:r>
-    </w:p>
-    <w:p>
-      <w:pPr>
-        <w:bidi/>
-      </w:pPr>
-      <w:r>
-        <w:rPr>
-          <w:lang w:val="ar_AE" w:bidi="ar_AE"/>
-        </w:rPr>
-      </w:r>
-      <w:r>
-        <w:rPr>
-          <w:vertAlign w:val="superscript"/>
+    </w:p>
+    <w:p>
+      <w:pPr>
+        <w:bidi/>
+      </w:pPr>
+      <w:r>
+        <w:rPr>
+          <w:rtl/>
+          <w:cs/>
+          <w:lang w:val="ar_AE" w:bidi="ar_AE"/>
+        </w:rPr>
+      </w:r>
+      <w:r>
+        <w:rPr>
+          <w:vertAlign w:val="superscript"/>
+          <w:rtl/>
+          <w:cs/>
           <w:lang w:val="ar_AE" w:bidi="ar_AE"/>
         </w:rPr>
         <w:t>4</w:t>
       </w:r>
       <w:r>
         <w:rPr>
+          <w:rtl/>
+          <w:cs/>
           <w:lang w:val="ar_AE" w:bidi="ar_AE"/>
         </w:rPr>
         <w:t xml:space="preserve"> إِذْ أَتَضَرَّعُ بِفَرَحٍ لأَجْلِكُمْ جَمِيعاً كُلَّ حِينٍ فِي جَمِيعِ صَلَوَاتِي،</w:t>
       </w:r>
-      <w:r>
-        <w:rPr>
-          <w:lang w:val="ar_AE" w:bidi="ar_AE"/>
-        </w:rPr>
-      </w:r>
-      <w:r>
-        <w:rPr>
-          <w:lang w:val="ar_AE" w:bidi="ar_AE"/>
-        </w:rPr>
-      </w:r>
-    </w:p>
-    <w:p>
-      <w:pPr>
-        <w:bidi/>
-      </w:pPr>
-      <w:r>
-        <w:rPr>
-          <w:lang w:val="ar_AE" w:bidi="ar_AE"/>
-        </w:rPr>
-      </w:r>
-    </w:p>
-    <w:p>
-      <w:pPr>
-        <w:bidi/>
-      </w:pPr>
-      <w:r>
-        <w:rPr>
-          <w:lang w:val="ar_AE" w:bidi="ar_AE"/>
-        </w:rPr>
-      </w:r>
-      <w:r>
-        <w:rPr>
-          <w:vertAlign w:val="superscript"/>
+    </w:p>
+    <w:p>
+      <w:pPr>
+        <w:bidi/>
+      </w:pPr>
+      <w:r>
+        <w:rPr>
+          <w:rtl/>
+          <w:cs/>
+          <w:lang w:val="ar_AE" w:bidi="ar_AE"/>
+        </w:rPr>
+      </w:r>
+      <w:r>
+        <w:rPr>
+          <w:vertAlign w:val="superscript"/>
+          <w:rtl/>
+          <w:cs/>
           <w:lang w:val="ar_AE" w:bidi="ar_AE"/>
         </w:rPr>
         <w:t>5</w:t>
       </w:r>
       <w:r>
         <w:rPr>
+          <w:rtl/>
+          <w:cs/>
           <w:lang w:val="ar_AE" w:bidi="ar_AE"/>
         </w:rPr>
         <w:t xml:space="preserve"> بِسَبَبِ مُسَاهَمَتِكُمْ فِي نَشْرِ الإِنْجِيلِ مِنْ أَوَّلِ يَوْمٍ إِلَى الآنَ.</w:t>
       </w:r>
-      <w:r>
-        <w:rPr>
-          <w:lang w:val="ar_AE" w:bidi="ar_AE"/>
-        </w:rPr>
-      </w:r>
-      <w:r>
-        <w:rPr>
-          <w:lang w:val="ar_AE" w:bidi="ar_AE"/>
-        </w:rPr>
-      </w:r>
-    </w:p>
-    <w:p>
-      <w:pPr>
-        <w:bidi/>
-      </w:pPr>
-      <w:r>
-        <w:rPr>
-          <w:lang w:val="ar_AE" w:bidi="ar_AE"/>
-        </w:rPr>
-      </w:r>
-    </w:p>
-    <w:p>
-      <w:pPr>
-        <w:bidi/>
-      </w:pPr>
-      <w:r>
-        <w:rPr>
-          <w:lang w:val="ar_AE" w:bidi="ar_AE"/>
-        </w:rPr>
-      </w:r>
-      <w:r>
-        <w:rPr>
-          <w:vertAlign w:val="superscript"/>
+    </w:p>
+    <w:p>
+      <w:pPr>
+        <w:bidi/>
+      </w:pPr>
+      <w:r>
+        <w:rPr>
+          <w:rtl/>
+          <w:cs/>
+          <w:lang w:val="ar_AE" w:bidi="ar_AE"/>
+        </w:rPr>
+      </w:r>
+      <w:r>
+        <w:rPr>
+          <w:vertAlign w:val="superscript"/>
+          <w:rtl/>
+          <w:cs/>
           <w:lang w:val="ar_AE" w:bidi="ar_AE"/>
         </w:rPr>
         <w:t>6</w:t>
       </w:r>
       <w:r>
         <w:rPr>
+          <w:rtl/>
+          <w:cs/>
           <w:lang w:val="ar_AE" w:bidi="ar_AE"/>
         </w:rPr>
         <w:t xml:space="preserve"> وَلِي ثِقَةٌ فِي هَذَا الأَمْرِ بِالذَّاتِ: أَنَّ الَّذِي بَدَأَ فِيكُمْ عَمَلاً صَالِحاً سَوْفَ يُتَمِّمُهُ إِلَى يَوْمِ الْمَسِيحِ يَسُوعَ.</w:t>
       </w:r>
-      <w:r>
-        <w:rPr>
-          <w:lang w:val="ar_AE" w:bidi="ar_AE"/>
-        </w:rPr>
-      </w:r>
-      <w:r>
-        <w:rPr>
-          <w:lang w:val="ar_AE" w:bidi="ar_AE"/>
-        </w:rPr>
-      </w:r>
-    </w:p>
-    <w:p>
-      <w:pPr>
-        <w:bidi/>
-      </w:pPr>
-      <w:r>
-        <w:rPr>
-          <w:lang w:val="ar_AE" w:bidi="ar_AE"/>
-        </w:rPr>
-      </w:r>
-    </w:p>
-    <w:p>
-      <w:pPr>
-        <w:bidi/>
-      </w:pPr>
-      <w:r>
-        <w:rPr>
-          <w:lang w:val="ar_AE" w:bidi="ar_AE"/>
-        </w:rPr>
-      </w:r>
-      <w:r>
-        <w:rPr>
-          <w:vertAlign w:val="superscript"/>
+    </w:p>
+    <w:p>
+      <w:pPr>
+        <w:bidi/>
+      </w:pPr>
+      <w:r>
+        <w:rPr>
+          <w:rtl/>
+          <w:cs/>
+          <w:lang w:val="ar_AE" w:bidi="ar_AE"/>
+        </w:rPr>
+      </w:r>
+      <w:r>
+        <w:rPr>
+          <w:vertAlign w:val="superscript"/>
+          <w:rtl/>
+          <w:cs/>
           <w:lang w:val="ar_AE" w:bidi="ar_AE"/>
         </w:rPr>
         <w:t>7</w:t>
       </w:r>
       <w:r>
         <w:rPr>
+          <w:rtl/>
+          <w:cs/>
           <w:lang w:val="ar_AE" w:bidi="ar_AE"/>
         </w:rPr>
         <w:t xml:space="preserve"> كَمَا أَنَّ مِنَ الْحَقِّ أَنْ يَكُونَ لِي هَذَا الشُّعُورُ تِجَاهَكُمْ جَمِيعاً، لأَنِّي أَحْتَفِظُ بِكُمْ فِي قَلْبِي، لِكَوْنِكُمْ جَمِيعاً شُرَكَاءَ لِي فِي النِّعْمَةِ، سَوَاءٌ أَكَانَ فِي قُيُودِي أَمْ فِي الدِّفَاعِ عَنِ الإِنْجِيلِ وَتَثْبِيتِهِ.</w:t>
       </w:r>
-      <w:r>
-        <w:rPr>
-          <w:lang w:val="ar_AE" w:bidi="ar_AE"/>
-        </w:rPr>
-      </w:r>
-      <w:r>
-        <w:rPr>
-          <w:lang w:val="ar_AE" w:bidi="ar_AE"/>
-        </w:rPr>
-      </w:r>
-    </w:p>
-    <w:p>
-      <w:pPr>
-        <w:bidi/>
-      </w:pPr>
-      <w:r>
-        <w:rPr>
-          <w:lang w:val="ar_AE" w:bidi="ar_AE"/>
-        </w:rPr>
-      </w:r>
-    </w:p>
-    <w:p>
-      <w:pPr>
-        <w:bidi/>
-      </w:pPr>
-      <w:r>
-        <w:rPr>
-          <w:lang w:val="ar_AE" w:bidi="ar_AE"/>
-        </w:rPr>
-      </w:r>
-      <w:r>
-        <w:rPr>
-          <w:vertAlign w:val="superscript"/>
+    </w:p>
+    <w:p>
+      <w:pPr>
+        <w:bidi/>
+      </w:pPr>
+      <w:r>
+        <w:rPr>
+          <w:rtl/>
+          <w:cs/>
+          <w:lang w:val="ar_AE" w:bidi="ar_AE"/>
+        </w:rPr>
+      </w:r>
+      <w:r>
+        <w:rPr>
+          <w:vertAlign w:val="superscript"/>
+          <w:rtl/>
+          <w:cs/>
           <w:lang w:val="ar_AE" w:bidi="ar_AE"/>
         </w:rPr>
         <w:t>8</w:t>
       </w:r>
       <w:r>
         <w:rPr>
+          <w:rtl/>
+          <w:cs/>
           <w:lang w:val="ar_AE" w:bidi="ar_AE"/>
         </w:rPr>
         <w:t xml:space="preserve"> فَإِنَّ اللهَ شَاهِدٌ لِي كَيْفَ أَحِنُّ إِلَيْكُمْ جَمِيعاً بِعَوَاطِفِ الْمَسِيحِ يَسُوعَ.</w:t>
       </w:r>
-      <w:r>
-        <w:rPr>
-          <w:lang w:val="ar_AE" w:bidi="ar_AE"/>
-        </w:rPr>
-      </w:r>
-      <w:r>
-        <w:rPr>
-          <w:lang w:val="ar_AE" w:bidi="ar_AE"/>
-        </w:rPr>
-      </w:r>
-    </w:p>
-    <w:p>
-      <w:pPr>
-        <w:bidi/>
-      </w:pPr>
-      <w:r>
-        <w:rPr>
-          <w:lang w:val="ar_AE" w:bidi="ar_AE"/>
-        </w:rPr>
-      </w:r>
-    </w:p>
-    <w:p>
-      <w:pPr>
-        <w:bidi/>
-      </w:pPr>
-      <w:r>
-        <w:rPr>
-          <w:lang w:val="ar_AE" w:bidi="ar_AE"/>
-        </w:rPr>
-      </w:r>
-      <w:r>
-        <w:rPr>
-          <w:vertAlign w:val="superscript"/>
+    </w:p>
+    <w:p>
+      <w:pPr>
+        <w:bidi/>
+      </w:pPr>
+      <w:r>
+        <w:rPr>
+          <w:rtl/>
+          <w:cs/>
+          <w:lang w:val="ar_AE" w:bidi="ar_AE"/>
+        </w:rPr>
+      </w:r>
+      <w:r>
+        <w:rPr>
+          <w:vertAlign w:val="superscript"/>
+          <w:rtl/>
+          <w:cs/>
           <w:lang w:val="ar_AE" w:bidi="ar_AE"/>
         </w:rPr>
         <w:t>9</w:t>
       </w:r>
       <w:r>
         <w:rPr>
+          <w:rtl/>
+          <w:cs/>
           <w:lang w:val="ar_AE" w:bidi="ar_AE"/>
         </w:rPr>
         <w:t xml:space="preserve"> وَصَلاتِي لأَجْلِكُمْ هِيَ هَذِهِ: أَنْ تَزْدَادَ مَحَبَّتُكُمْ أَكْثَرَ فَأَكْثَرَ فِي تَمَامِ الْمَعْرِفَةِ وَالإِدْرَاكِ،</w:t>
       </w:r>
-      <w:r>
-        <w:rPr>
-          <w:lang w:val="ar_AE" w:bidi="ar_AE"/>
-        </w:rPr>
-      </w:r>
-      <w:r>
-        <w:rPr>
-          <w:lang w:val="ar_AE" w:bidi="ar_AE"/>
-        </w:rPr>
-      </w:r>
-    </w:p>
-    <w:p>
-      <w:pPr>
-        <w:bidi/>
-      </w:pPr>
-      <w:r>
-        <w:rPr>
-          <w:lang w:val="ar_AE" w:bidi="ar_AE"/>
-        </w:rPr>
-      </w:r>
-    </w:p>
-    <w:p>
-      <w:pPr>
-        <w:bidi/>
-      </w:pPr>
-      <w:r>
-        <w:rPr>
-          <w:lang w:val="ar_AE" w:bidi="ar_AE"/>
-        </w:rPr>
-      </w:r>
-      <w:r>
-        <w:rPr>
-          <w:vertAlign w:val="superscript"/>
+    </w:p>
+    <w:p>
+      <w:pPr>
+        <w:bidi/>
+      </w:pPr>
+      <w:r>
+        <w:rPr>
+          <w:rtl/>
+          <w:cs/>
+          <w:lang w:val="ar_AE" w:bidi="ar_AE"/>
+        </w:rPr>
+      </w:r>
+      <w:r>
+        <w:rPr>
+          <w:vertAlign w:val="superscript"/>
+          <w:rtl/>
+          <w:cs/>
           <w:lang w:val="ar_AE" w:bidi="ar_AE"/>
         </w:rPr>
         <w:t>10</w:t>
       </w:r>
       <w:r>
         <w:rPr>
+          <w:rtl/>
+          <w:cs/>
           <w:lang w:val="ar_AE" w:bidi="ar_AE"/>
         </w:rPr>
         <w:t xml:space="preserve"> لِكَيْ تَسْتَحْسِنُوا الأُمُورَ الْمُمْتَازَةَ، حَتَّى تَكُونُوا طَاهِرِينَ وَخَالِينَ مِنَ الْعَثَرَاتِ إِلَى يَوْمِ الْمَسِيحِ،</w:t>
       </w:r>
-      <w:r>
-        <w:rPr>
-          <w:lang w:val="ar_AE" w:bidi="ar_AE"/>
-        </w:rPr>
-      </w:r>
-      <w:r>
-        <w:rPr>
-          <w:lang w:val="ar_AE" w:bidi="ar_AE"/>
-        </w:rPr>
-      </w:r>
-    </w:p>
-    <w:p>
-      <w:pPr>
-        <w:bidi/>
-      </w:pPr>
-      <w:r>
-        <w:rPr>
-          <w:lang w:val="ar_AE" w:bidi="ar_AE"/>
-        </w:rPr>
-      </w:r>
-    </w:p>
-    <w:p>
-      <w:pPr>
-        <w:bidi/>
-      </w:pPr>
-      <w:r>
-        <w:rPr>
-          <w:lang w:val="ar_AE" w:bidi="ar_AE"/>
-        </w:rPr>
-      </w:r>
-      <w:r>
-        <w:rPr>
-          <w:vertAlign w:val="superscript"/>
+    </w:p>
+    <w:p>
+      <w:pPr>
+        <w:bidi/>
+      </w:pPr>
+      <w:r>
+        <w:rPr>
+          <w:rtl/>
+          <w:cs/>
+          <w:lang w:val="ar_AE" w:bidi="ar_AE"/>
+        </w:rPr>
+      </w:r>
+      <w:r>
+        <w:rPr>
+          <w:vertAlign w:val="superscript"/>
+          <w:rtl/>
+          <w:cs/>
           <w:lang w:val="ar_AE" w:bidi="ar_AE"/>
         </w:rPr>
         <w:t>11</w:t>
       </w:r>
       <w:r>
         <w:rPr>
+          <w:rtl/>
+          <w:cs/>
           <w:lang w:val="ar_AE" w:bidi="ar_AE"/>
         </w:rPr>
         <w:t xml:space="preserve"> كَامِلِينَ فِي ثِمَارِ الْبِرِّ الآتِيَةِ بِيَسُوعَ الْمَسِيحِ، لِمَجْدِ اللهِ وَحَمْدِهِ.</w:t>
       </w:r>
-      <w:r>
-        <w:rPr>
-          <w:lang w:val="ar_AE" w:bidi="ar_AE"/>
-        </w:rPr>
-      </w:r>
-      <w:r>
-        <w:rPr>
-          <w:lang w:val="ar_AE" w:bidi="ar_AE"/>
-        </w:rPr>
-      </w:r>
-    </w:p>
-    <w:p>
-      <w:pPr>
-        <w:bidi/>
-      </w:pPr>
-      <w:r>
-        <w:rPr>
-          <w:lang w:val="ar_AE" w:bidi="ar_AE"/>
-        </w:rPr>
-      </w:r>
-    </w:p>
-    <w:p>
-      <w:pPr>
-        <w:bidi/>
-      </w:pPr>
-      <w:r>
-        <w:rPr>
-          <w:lang w:val="ar_AE" w:bidi="ar_AE"/>
-        </w:rPr>
-      </w:r>
-      <w:r>
-        <w:rPr>
-          <w:vertAlign w:val="superscript"/>
+    </w:p>
+    <w:p>
+      <w:pPr>
+        <w:bidi/>
+      </w:pPr>
+      <w:r>
+        <w:rPr>
+          <w:rtl/>
+          <w:cs/>
+          <w:lang w:val="ar_AE" w:bidi="ar_AE"/>
+        </w:rPr>
+      </w:r>
+      <w:r>
+        <w:rPr>
+          <w:vertAlign w:val="superscript"/>
+          <w:rtl/>
+          <w:cs/>
           <w:lang w:val="ar_AE" w:bidi="ar_AE"/>
         </w:rPr>
         <w:t>12</w:t>
       </w:r>
       <w:r>
         <w:rPr>
+          <w:rtl/>
+          <w:cs/>
           <w:lang w:val="ar_AE" w:bidi="ar_AE"/>
         </w:rPr>
         <w:t xml:space="preserve"> عَلَى أَنِّي أُرِيدُ أَنْ تَعْلَمُوا، أَيُّهَا الإِخْوَةُ، أَنَّ أَحْوَالِي قَدْ أَدَّتْ فِي الْوَاقِعِ إِلَى انْتِشَارِ الإِنْجِيلِ بِنَجَاحٍ،</w:t>
       </w:r>
-      <w:r>
-        <w:rPr>
-          <w:lang w:val="ar_AE" w:bidi="ar_AE"/>
-        </w:rPr>
-      </w:r>
-      <w:r>
-        <w:rPr>
-          <w:lang w:val="ar_AE" w:bidi="ar_AE"/>
-        </w:rPr>
-      </w:r>
-    </w:p>
-    <w:p>
-      <w:pPr>
-        <w:bidi/>
-      </w:pPr>
-      <w:r>
-        <w:rPr>
-          <w:lang w:val="ar_AE" w:bidi="ar_AE"/>
-        </w:rPr>
-      </w:r>
-    </w:p>
-    <w:p>
-      <w:pPr>
-        <w:bidi/>
-      </w:pPr>
-      <w:r>
-        <w:rPr>
-          <w:lang w:val="ar_AE" w:bidi="ar_AE"/>
-        </w:rPr>
-      </w:r>
-      <w:r>
-        <w:rPr>
-          <w:vertAlign w:val="superscript"/>
+    </w:p>
+    <w:p>
+      <w:pPr>
+        <w:bidi/>
+      </w:pPr>
+      <w:r>
+        <w:rPr>
+          <w:rtl/>
+          <w:cs/>
+          <w:lang w:val="ar_AE" w:bidi="ar_AE"/>
+        </w:rPr>
+      </w:r>
+      <w:r>
+        <w:rPr>
+          <w:vertAlign w:val="superscript"/>
+          <w:rtl/>
+          <w:cs/>
           <w:lang w:val="ar_AE" w:bidi="ar_AE"/>
         </w:rPr>
         <w:t>13</w:t>
       </w:r>
       <w:r>
         <w:rPr>
+          <w:rtl/>
+          <w:cs/>
           <w:lang w:val="ar_AE" w:bidi="ar_AE"/>
         </w:rPr>
         <w:t xml:space="preserve"> حَتَّى إِنَّهُ قَدْ صَارَ مَعْرُوفاً لَدَى الْحَرَسِ الإِمْبِرَاطُورِيِّ كُلِّهِ وَلَدَى الْبَاقِينَ جَمِيعاً أَنَّ قُيُودِي إِنَّمَا هِيَ لأَجْلِ الْمَسِيحِ؛</w:t>
       </w:r>
-      <w:r>
-        <w:rPr>
-          <w:lang w:val="ar_AE" w:bidi="ar_AE"/>
-        </w:rPr>
-      </w:r>
-      <w:r>
-        <w:rPr>
-          <w:lang w:val="ar_AE" w:bidi="ar_AE"/>
-        </w:rPr>
-      </w:r>
-    </w:p>
-    <w:p>
-      <w:pPr>
-        <w:bidi/>
-      </w:pPr>
-      <w:r>
-        <w:rPr>
-          <w:lang w:val="ar_AE" w:bidi="ar_AE"/>
-        </w:rPr>
-      </w:r>
-    </w:p>
-    <w:p>
-      <w:pPr>
-        <w:bidi/>
-      </w:pPr>
-      <w:r>
-        <w:rPr>
-          <w:lang w:val="ar_AE" w:bidi="ar_AE"/>
-        </w:rPr>
-      </w:r>
-      <w:r>
-        <w:rPr>
-          <w:vertAlign w:val="superscript"/>
+    </w:p>
+    <w:p>
+      <w:pPr>
+        <w:bidi/>
+      </w:pPr>
+      <w:r>
+        <w:rPr>
+          <w:rtl/>
+          <w:cs/>
+          <w:lang w:val="ar_AE" w:bidi="ar_AE"/>
+        </w:rPr>
+      </w:r>
+      <w:r>
+        <w:rPr>
+          <w:vertAlign w:val="superscript"/>
+          <w:rtl/>
+          <w:cs/>
           <w:lang w:val="ar_AE" w:bidi="ar_AE"/>
         </w:rPr>
         <w:t>14</w:t>
       </w:r>
       <w:r>
         <w:rPr>
+          <w:rtl/>
+          <w:cs/>
           <w:lang w:val="ar_AE" w:bidi="ar_AE"/>
         </w:rPr>
         <w:t xml:space="preserve"> كَمَا أَنَّ أَكْثَرَ الإِخْوَةِ، وَقَدْ صَارُوا وَاثِقِينَ بِالرَّبِّ بِسَبَبِ قُيُودِي، يَجْرُؤُونَ عَلَى التَّبْشِيرِ بِكَلِمَةِ اللهِ دُونَ خَوْفٍ.</w:t>
       </w:r>
-      <w:r>
-        <w:rPr>
-          <w:lang w:val="ar_AE" w:bidi="ar_AE"/>
-        </w:rPr>
-      </w:r>
-      <w:r>
-        <w:rPr>
-          <w:lang w:val="ar_AE" w:bidi="ar_AE"/>
-        </w:rPr>
-      </w:r>
-    </w:p>
-    <w:p>
-      <w:pPr>
-        <w:bidi/>
-      </w:pPr>
-      <w:r>
-        <w:rPr>
-          <w:lang w:val="ar_AE" w:bidi="ar_AE"/>
-        </w:rPr>
-      </w:r>
-    </w:p>
-    <w:p>
-      <w:pPr>
-        <w:bidi/>
-      </w:pPr>
-      <w:r>
-        <w:rPr>
-          <w:lang w:val="ar_AE" w:bidi="ar_AE"/>
-        </w:rPr>
-      </w:r>
-      <w:r>
-        <w:rPr>
-          <w:vertAlign w:val="superscript"/>
+    </w:p>
+    <w:p>
+      <w:pPr>
+        <w:bidi/>
+      </w:pPr>
+      <w:r>
+        <w:rPr>
+          <w:rtl/>
+          <w:cs/>
+          <w:lang w:val="ar_AE" w:bidi="ar_AE"/>
+        </w:rPr>
+      </w:r>
+      <w:r>
+        <w:rPr>
+          <w:vertAlign w:val="superscript"/>
+          <w:rtl/>
+          <w:cs/>
           <w:lang w:val="ar_AE" w:bidi="ar_AE"/>
         </w:rPr>
         <w:t>15</w:t>
       </w:r>
       <w:r>
         <w:rPr>
+          <w:rtl/>
+          <w:cs/>
           <w:lang w:val="ar_AE" w:bidi="ar_AE"/>
         </w:rPr>
         <w:t xml:space="preserve"> حَقّاً أَنَّ بَعْضَهُمْ يُبَشِّرُونَ بِالْمَسِيحِ عَنْ حَسَدٍ وَنِزَاعٍ؛ وَأَمَّا الآخَرُونَ فَعَنْ حُسْنِ نِيَّةٍ.</w:t>
       </w:r>
-      <w:r>
-        <w:rPr>
-          <w:lang w:val="ar_AE" w:bidi="ar_AE"/>
-        </w:rPr>
-      </w:r>
-      <w:r>
-        <w:rPr>
-          <w:lang w:val="ar_AE" w:bidi="ar_AE"/>
-        </w:rPr>
-      </w:r>
-    </w:p>
-    <w:p>
-      <w:pPr>
-        <w:bidi/>
-      </w:pPr>
-      <w:r>
-        <w:rPr>
-          <w:lang w:val="ar_AE" w:bidi="ar_AE"/>
-        </w:rPr>
-      </w:r>
-    </w:p>
-    <w:p>
-      <w:pPr>
-        <w:bidi/>
-      </w:pPr>
-      <w:r>
-        <w:rPr>
-          <w:lang w:val="ar_AE" w:bidi="ar_AE"/>
-        </w:rPr>
-      </w:r>
-      <w:r>
-        <w:rPr>
-          <w:vertAlign w:val="superscript"/>
+    </w:p>
+    <w:p>
+      <w:pPr>
+        <w:bidi/>
+      </w:pPr>
+      <w:r>
+        <w:rPr>
+          <w:rtl/>
+          <w:cs/>
+          <w:lang w:val="ar_AE" w:bidi="ar_AE"/>
+        </w:rPr>
+      </w:r>
+      <w:r>
+        <w:rPr>
+          <w:vertAlign w:val="superscript"/>
+          <w:rtl/>
+          <w:cs/>
           <w:lang w:val="ar_AE" w:bidi="ar_AE"/>
         </w:rPr>
         <w:t>16</w:t>
       </w:r>
       <w:r>
         <w:rPr>
+          <w:rtl/>
+          <w:cs/>
           <w:lang w:val="ar_AE" w:bidi="ar_AE"/>
         </w:rPr>
         <w:t xml:space="preserve"> فَهَؤُلاءِ تَدْفَعُهُمُ الْمَحَبَّةُ، عَالِمِينَ أَنِّي قَدْ عُيِّنْتُ لِلدِّفَاعِ عَنِ الإِنْجِيلِ؛</w:t>
       </w:r>
-      <w:r>
-        <w:rPr>
-          <w:lang w:val="ar_AE" w:bidi="ar_AE"/>
-        </w:rPr>
-      </w:r>
-      <w:r>
-        <w:rPr>
-          <w:lang w:val="ar_AE" w:bidi="ar_AE"/>
-        </w:rPr>
-      </w:r>
-    </w:p>
-    <w:p>
-      <w:pPr>
-        <w:bidi/>
-      </w:pPr>
-      <w:r>
-        <w:rPr>
-          <w:lang w:val="ar_AE" w:bidi="ar_AE"/>
-        </w:rPr>
-      </w:r>
-    </w:p>
-    <w:p>
-      <w:pPr>
-        <w:bidi/>
-      </w:pPr>
-      <w:r>
-        <w:rPr>
-          <w:lang w:val="ar_AE" w:bidi="ar_AE"/>
-        </w:rPr>
-      </w:r>
-      <w:r>
-        <w:rPr>
-          <w:vertAlign w:val="superscript"/>
+    </w:p>
+    <w:p>
+      <w:pPr>
+        <w:bidi/>
+      </w:pPr>
+      <w:r>
+        <w:rPr>
+          <w:rtl/>
+          <w:cs/>
+          <w:lang w:val="ar_AE" w:bidi="ar_AE"/>
+        </w:rPr>
+      </w:r>
+      <w:r>
+        <w:rPr>
+          <w:vertAlign w:val="superscript"/>
+          <w:rtl/>
+          <w:cs/>
           <w:lang w:val="ar_AE" w:bidi="ar_AE"/>
         </w:rPr>
         <w:t>17</w:t>
       </w:r>
       <w:r>
         <w:rPr>
+          <w:rtl/>
+          <w:cs/>
           <w:lang w:val="ar_AE" w:bidi="ar_AE"/>
         </w:rPr>
         <w:t xml:space="preserve"> وَأُولَئِكَ يَدْفَعُهُمُ التَّحَزُّبُ، فَيُنَادُونَ بِالْمَسِيحِ بِغَيْرِ إِخْلاصٍ، ظَنّاً مِنْهُمْ أَنَّهُمْ يُثِيرُونَ عَلَيَّ الضِّيقَ إِضَافَةً إِلَى الْقُيُودِ.</w:t>
       </w:r>
-      <w:r>
-        <w:rPr>
-          <w:lang w:val="ar_AE" w:bidi="ar_AE"/>
-        </w:rPr>
-      </w:r>
-      <w:r>
-        <w:rPr>
-          <w:lang w:val="ar_AE" w:bidi="ar_AE"/>
-        </w:rPr>
-      </w:r>
-    </w:p>
-    <w:p>
-      <w:pPr>
-        <w:bidi/>
-      </w:pPr>
-      <w:r>
-        <w:rPr>
-          <w:lang w:val="ar_AE" w:bidi="ar_AE"/>
-        </w:rPr>
-      </w:r>
-    </w:p>
-    <w:p>
-      <w:pPr>
-        <w:bidi/>
-      </w:pPr>
-      <w:r>
-        <w:rPr>
-          <w:lang w:val="ar_AE" w:bidi="ar_AE"/>
-        </w:rPr>
-      </w:r>
-      <w:r>
-        <w:rPr>
-          <w:vertAlign w:val="superscript"/>
+    </w:p>
+    <w:p>
+      <w:pPr>
+        <w:bidi/>
+      </w:pPr>
+      <w:r>
+        <w:rPr>
+          <w:rtl/>
+          <w:cs/>
+          <w:lang w:val="ar_AE" w:bidi="ar_AE"/>
+        </w:rPr>
+      </w:r>
+      <w:r>
+        <w:rPr>
+          <w:vertAlign w:val="superscript"/>
+          <w:rtl/>
+          <w:cs/>
           <w:lang w:val="ar_AE" w:bidi="ar_AE"/>
         </w:rPr>
         <w:t>18</w:t>
       </w:r>
       <w:r>
         <w:rPr>
+          <w:rtl/>
+          <w:cs/>
           <w:lang w:val="ar_AE" w:bidi="ar_AE"/>
         </w:rPr>
         <w:t xml:space="preserve"> فَمَاذَا إِذَنْ؟ مَهْمَا يَكُنْ، وَفِي أَيِّ حَالٍ، فَإِنَّ الْمَسِيحَ يُنَادَى بِهِ، سَوَاءٌ أَكَانَ بِذَرِيعَةٍ أَمْ بِحَقٍّ. وَبِهَذَا أَنَا أَفْرَحُ وَسَأَفْرَحُ بَعْدُ!</w:t>
       </w:r>
-      <w:r>
-        <w:rPr>
-          <w:lang w:val="ar_AE" w:bidi="ar_AE"/>
-        </w:rPr>
-      </w:r>
-      <w:r>
-        <w:rPr>
-          <w:lang w:val="ar_AE" w:bidi="ar_AE"/>
-        </w:rPr>
-      </w:r>
-    </w:p>
-    <w:p>
-      <w:pPr>
-        <w:bidi/>
-      </w:pPr>
-      <w:r>
-        <w:rPr>
-          <w:lang w:val="ar_AE" w:bidi="ar_AE"/>
-        </w:rPr>
-      </w:r>
-    </w:p>
-    <w:p>
-      <w:pPr>
-        <w:bidi/>
-      </w:pPr>
-      <w:r>
-        <w:rPr>
-          <w:lang w:val="ar_AE" w:bidi="ar_AE"/>
-        </w:rPr>
-      </w:r>
-      <w:r>
-        <w:rPr>
-          <w:vertAlign w:val="superscript"/>
+    </w:p>
+    <w:p>
+      <w:pPr>
+        <w:bidi/>
+      </w:pPr>
+      <w:r>
+        <w:rPr>
+          <w:rtl/>
+          <w:cs/>
+          <w:lang w:val="ar_AE" w:bidi="ar_AE"/>
+        </w:rPr>
+      </w:r>
+      <w:r>
+        <w:rPr>
+          <w:vertAlign w:val="superscript"/>
+          <w:rtl/>
+          <w:cs/>
           <w:lang w:val="ar_AE" w:bidi="ar_AE"/>
         </w:rPr>
         <w:t>19</w:t>
       </w:r>
       <w:r>
         <w:rPr>
+          <w:rtl/>
+          <w:cs/>
           <w:lang w:val="ar_AE" w:bidi="ar_AE"/>
         </w:rPr>
         <w:t xml:space="preserve"> فَإِنَّنِي أَعْلَمُ أَنَّ هَذَا الأَمْرَ سَيُؤَدِّي إِلَى خَلاصٍ، بِفَضْلِ صَلاتِكُمْ وَبِمَعُونَةِ رُوحِ يَسُوعَ الْمَسِيحِ؛</w:t>
       </w:r>
-      <w:r>
-        <w:rPr>
-          <w:lang w:val="ar_AE" w:bidi="ar_AE"/>
-        </w:rPr>
-      </w:r>
-      <w:r>
-        <w:rPr>
-          <w:lang w:val="ar_AE" w:bidi="ar_AE"/>
-        </w:rPr>
-      </w:r>
-    </w:p>
-    <w:p>
-      <w:pPr>
-        <w:bidi/>
-      </w:pPr>
-      <w:r>
-        <w:rPr>
-          <w:lang w:val="ar_AE" w:bidi="ar_AE"/>
-        </w:rPr>
-      </w:r>
-    </w:p>
-    <w:p>
-      <w:pPr>
-        <w:bidi/>
-      </w:pPr>
-      <w:r>
-        <w:rPr>
-          <w:lang w:val="ar_AE" w:bidi="ar_AE"/>
-        </w:rPr>
-      </w:r>
-      <w:r>
-        <w:rPr>
-          <w:vertAlign w:val="superscript"/>
+    </w:p>
+    <w:p>
+      <w:pPr>
+        <w:bidi/>
+      </w:pPr>
+      <w:r>
+        <w:rPr>
+          <w:rtl/>
+          <w:cs/>
+          <w:lang w:val="ar_AE" w:bidi="ar_AE"/>
+        </w:rPr>
+      </w:r>
+      <w:r>
+        <w:rPr>
+          <w:vertAlign w:val="superscript"/>
+          <w:rtl/>
+          <w:cs/>
           <w:lang w:val="ar_AE" w:bidi="ar_AE"/>
         </w:rPr>
         <w:t>20</w:t>
       </w:r>
       <w:r>
         <w:rPr>
+          <w:rtl/>
+          <w:cs/>
           <w:lang w:val="ar_AE" w:bidi="ar_AE"/>
         </w:rPr>
         <w:t xml:space="preserve"> وَفْقاً لِمَا أَتَوَقَّعُهُ وَأَرْجُوهُ: أَنِّي لَنْ أَفْشَلَ فِي شَيْءٍ، بَلْ فِي كُلِّ جُرْأَةٍ وَكَمَا فِي كُلِّ حِينٍ فَكَذلِكَ الآنَ أَيْضاً، يَتَعَظَّمُ الْمَسِيحُ فِي جَسَدِي، سَوَاءٌ أَكَانَ بِالْحَيَاةِ أَمْ بِالْمَوْتِ.</w:t>
       </w:r>
-      <w:r>
-        <w:rPr>
-          <w:lang w:val="ar_AE" w:bidi="ar_AE"/>
-        </w:rPr>
-      </w:r>
-      <w:r>
-        <w:rPr>
-          <w:lang w:val="ar_AE" w:bidi="ar_AE"/>
-        </w:rPr>
-      </w:r>
-    </w:p>
-    <w:p>
-      <w:pPr>
-        <w:bidi/>
-      </w:pPr>
-      <w:r>
-        <w:rPr>
-          <w:lang w:val="ar_AE" w:bidi="ar_AE"/>
-        </w:rPr>
-      </w:r>
-    </w:p>
-    <w:p>
-      <w:pPr>
-        <w:bidi/>
-      </w:pPr>
-      <w:r>
-        <w:rPr>
-          <w:lang w:val="ar_AE" w:bidi="ar_AE"/>
-        </w:rPr>
-      </w:r>
-      <w:r>
-        <w:rPr>
-          <w:vertAlign w:val="superscript"/>
+    </w:p>
+    <w:p>
+      <w:pPr>
+        <w:bidi/>
+      </w:pPr>
+      <w:r>
+        <w:rPr>
+          <w:rtl/>
+          <w:cs/>
+          <w:lang w:val="ar_AE" w:bidi="ar_AE"/>
+        </w:rPr>
+      </w:r>
+      <w:r>
+        <w:rPr>
+          <w:vertAlign w:val="superscript"/>
+          <w:rtl/>
+          <w:cs/>
           <w:lang w:val="ar_AE" w:bidi="ar_AE"/>
         </w:rPr>
         <w:t>21</w:t>
       </w:r>
       <w:r>
         <w:rPr>
+          <w:rtl/>
+          <w:cs/>
           <w:lang w:val="ar_AE" w:bidi="ar_AE"/>
         </w:rPr>
         <w:t xml:space="preserve"> فَالْحَيَاةُ عِنْدِي هِيَ الْمَسِيحُ، وَالْمَوْتُ رِبْحٌ لِي.</w:t>
       </w:r>
-      <w:r>
-        <w:rPr>
-          <w:lang w:val="ar_AE" w:bidi="ar_AE"/>
-        </w:rPr>
-      </w:r>
-      <w:r>
-        <w:rPr>
-          <w:lang w:val="ar_AE" w:bidi="ar_AE"/>
-        </w:rPr>
-      </w:r>
-    </w:p>
-    <w:p>
-      <w:pPr>
-        <w:bidi/>
-      </w:pPr>
-      <w:r>
-        <w:rPr>
-          <w:lang w:val="ar_AE" w:bidi="ar_AE"/>
-        </w:rPr>
-      </w:r>
-    </w:p>
-    <w:p>
-      <w:pPr>
-        <w:bidi/>
-      </w:pPr>
-      <w:r>
-        <w:rPr>
-          <w:lang w:val="ar_AE" w:bidi="ar_AE"/>
-        </w:rPr>
-      </w:r>
-      <w:r>
-        <w:rPr>
-          <w:vertAlign w:val="superscript"/>
+    </w:p>
+    <w:p>
+      <w:pPr>
+        <w:bidi/>
+      </w:pPr>
+      <w:r>
+        <w:rPr>
+          <w:rtl/>
+          <w:cs/>
+          <w:lang w:val="ar_AE" w:bidi="ar_AE"/>
+        </w:rPr>
+      </w:r>
+      <w:r>
+        <w:rPr>
+          <w:vertAlign w:val="superscript"/>
+          <w:rtl/>
+          <w:cs/>
           <w:lang w:val="ar_AE" w:bidi="ar_AE"/>
         </w:rPr>
         <w:t>22</w:t>
       </w:r>
       <w:r>
         <w:rPr>
+          <w:rtl/>
+          <w:cs/>
           <w:lang w:val="ar_AE" w:bidi="ar_AE"/>
         </w:rPr>
         <w:t xml:space="preserve"> وَلَكِنْ، إِنْ كَانَ لِي أَنْ أَحْيَا فِي الْجَسَدِ، فَحَيَاتِي تُهَيِّئُ لِي عَمَلاً مُثْمِراً. وَلَسْتُ أَدْرِي أَيَّ الاثْنَيْنِ أَخْتَارُ!</w:t>
       </w:r>
-      <w:r>
-        <w:rPr>
-          <w:lang w:val="ar_AE" w:bidi="ar_AE"/>
-        </w:rPr>
-      </w:r>
-      <w:r>
-        <w:rPr>
-          <w:lang w:val="ar_AE" w:bidi="ar_AE"/>
-        </w:rPr>
-      </w:r>
-    </w:p>
-    <w:p>
-      <w:pPr>
-        <w:bidi/>
-      </w:pPr>
-      <w:r>
-        <w:rPr>
-          <w:lang w:val="ar_AE" w:bidi="ar_AE"/>
-        </w:rPr>
-      </w:r>
-    </w:p>
-    <w:p>
-      <w:pPr>
-        <w:bidi/>
-      </w:pPr>
-      <w:r>
-        <w:rPr>
-          <w:lang w:val="ar_AE" w:bidi="ar_AE"/>
-        </w:rPr>
-      </w:r>
-      <w:r>
-        <w:rPr>
-          <w:vertAlign w:val="superscript"/>
+    </w:p>
+    <w:p>
+      <w:pPr>
+        <w:bidi/>
+      </w:pPr>
+      <w:r>
+        <w:rPr>
+          <w:rtl/>
+          <w:cs/>
+          <w:lang w:val="ar_AE" w:bidi="ar_AE"/>
+        </w:rPr>
+      </w:r>
+      <w:r>
+        <w:rPr>
+          <w:vertAlign w:val="superscript"/>
+          <w:rtl/>
+          <w:cs/>
           <w:lang w:val="ar_AE" w:bidi="ar_AE"/>
         </w:rPr>
         <w:t>23</w:t>
       </w:r>
       <w:r>
         <w:rPr>
+          <w:rtl/>
+          <w:cs/>
           <w:lang w:val="ar_AE" w:bidi="ar_AE"/>
         </w:rPr>
         <w:t xml:space="preserve"> فَأَنَا تَحْتَ ضَغْطٍ مِنْ كِلَيْهِمَا: إِذْ إِنِّي رَاغِبٌ فِي أَنْ أَرْحَلَ وَأُقِيمَ مَعَ الْمَسِيحِ، وَهَذَا أَفْضَلُ بِكَثِيرٍ جِدّاً؛</w:t>
       </w:r>
-      <w:r>
-        <w:rPr>
-          <w:lang w:val="ar_AE" w:bidi="ar_AE"/>
-        </w:rPr>
-      </w:r>
-      <w:r>
-        <w:rPr>
-          <w:lang w:val="ar_AE" w:bidi="ar_AE"/>
-        </w:rPr>
-      </w:r>
-    </w:p>
-    <w:p>
-      <w:pPr>
-        <w:bidi/>
-      </w:pPr>
-      <w:r>
-        <w:rPr>
-          <w:lang w:val="ar_AE" w:bidi="ar_AE"/>
-        </w:rPr>
-      </w:r>
-    </w:p>
-    <w:p>
-      <w:pPr>
-        <w:bidi/>
-      </w:pPr>
-      <w:r>
-        <w:rPr>
-          <w:lang w:val="ar_AE" w:bidi="ar_AE"/>
-        </w:rPr>
-      </w:r>
-      <w:r>
-        <w:rPr>
-          <w:vertAlign w:val="superscript"/>
+    </w:p>
+    <w:p>
+      <w:pPr>
+        <w:bidi/>
+      </w:pPr>
+      <w:r>
+        <w:rPr>
+          <w:rtl/>
+          <w:cs/>
+          <w:lang w:val="ar_AE" w:bidi="ar_AE"/>
+        </w:rPr>
+      </w:r>
+      <w:r>
+        <w:rPr>
+          <w:vertAlign w:val="superscript"/>
+          <w:rtl/>
+          <w:cs/>
           <w:lang w:val="ar_AE" w:bidi="ar_AE"/>
         </w:rPr>
         <w:t>24</w:t>
       </w:r>
       <w:r>
         <w:rPr>
+          <w:rtl/>
+          <w:cs/>
           <w:lang w:val="ar_AE" w:bidi="ar_AE"/>
         </w:rPr>
         <w:t xml:space="preserve"> وَلَكِنَّ بَقَائِي فِي الْجَسَدِ أَشَدُّ ضَرُورَةً مِنْ أَجْلِكُمْ.</w:t>
       </w:r>
-      <w:r>
-        <w:rPr>
-          <w:lang w:val="ar_AE" w:bidi="ar_AE"/>
-        </w:rPr>
-      </w:r>
-      <w:r>
-        <w:rPr>
-          <w:lang w:val="ar_AE" w:bidi="ar_AE"/>
-        </w:rPr>
-      </w:r>
-    </w:p>
-    <w:p>
-      <w:pPr>
-        <w:bidi/>
-      </w:pPr>
-      <w:r>
-        <w:rPr>
-          <w:lang w:val="ar_AE" w:bidi="ar_AE"/>
-        </w:rPr>
-      </w:r>
-    </w:p>
-    <w:p>
-      <w:pPr>
-        <w:bidi/>
-      </w:pPr>
-      <w:r>
-        <w:rPr>
-          <w:lang w:val="ar_AE" w:bidi="ar_AE"/>
-        </w:rPr>
-      </w:r>
-      <w:r>
-        <w:rPr>
-          <w:vertAlign w:val="superscript"/>
+    </w:p>
+    <w:p>
+      <w:pPr>
+        <w:bidi/>
+      </w:pPr>
+      <w:r>
+        <w:rPr>
+          <w:rtl/>
+          <w:cs/>
+          <w:lang w:val="ar_AE" w:bidi="ar_AE"/>
+        </w:rPr>
+      </w:r>
+      <w:r>
+        <w:rPr>
+          <w:vertAlign w:val="superscript"/>
+          <w:rtl/>
+          <w:cs/>
           <w:lang w:val="ar_AE" w:bidi="ar_AE"/>
         </w:rPr>
         <w:t>25</w:t>
       </w:r>
       <w:r>
         <w:rPr>
+          <w:rtl/>
+          <w:cs/>
           <w:lang w:val="ar_AE" w:bidi="ar_AE"/>
         </w:rPr>
         <w:t xml:space="preserve"> وَمَادَامَتْ لِي ثِقَةٌ بِهَذَا، أَعْلَمُ أَنِّي سَأَبْقَى وَأُقِيمُ مَعَكُمْ جَمِيعاً، لأَجْلِ تَقَدُّمِكُمْ فِي الإِيمَانِ وَفَرَحِكُمْ فِيهِ،</w:t>
       </w:r>
-      <w:r>
-        <w:rPr>
-          <w:lang w:val="ar_AE" w:bidi="ar_AE"/>
-        </w:rPr>
-      </w:r>
-      <w:r>
-        <w:rPr>
-          <w:lang w:val="ar_AE" w:bidi="ar_AE"/>
-        </w:rPr>
-      </w:r>
-    </w:p>
-    <w:p>
-      <w:pPr>
-        <w:bidi/>
-      </w:pPr>
-      <w:r>
-        <w:rPr>
-          <w:lang w:val="ar_AE" w:bidi="ar_AE"/>
-        </w:rPr>
-      </w:r>
-    </w:p>
-    <w:p>
-      <w:pPr>
-        <w:bidi/>
-      </w:pPr>
-      <w:r>
-        <w:rPr>
-          <w:lang w:val="ar_AE" w:bidi="ar_AE"/>
-        </w:rPr>
-      </w:r>
-      <w:r>
-        <w:rPr>
-          <w:vertAlign w:val="superscript"/>
+    </w:p>
+    <w:p>
+      <w:pPr>
+        <w:bidi/>
+      </w:pPr>
+      <w:r>
+        <w:rPr>
+          <w:rtl/>
+          <w:cs/>
+          <w:lang w:val="ar_AE" w:bidi="ar_AE"/>
+        </w:rPr>
+      </w:r>
+      <w:r>
+        <w:rPr>
+          <w:vertAlign w:val="superscript"/>
+          <w:rtl/>
+          <w:cs/>
           <w:lang w:val="ar_AE" w:bidi="ar_AE"/>
         </w:rPr>
         <w:t>26</w:t>
       </w:r>
       <w:r>
         <w:rPr>
+          <w:rtl/>
+          <w:cs/>
           <w:lang w:val="ar_AE" w:bidi="ar_AE"/>
         </w:rPr>
         <w:t xml:space="preserve"> لِيَزْدَادَ بِسَبَبِي افْتِخَارُكُمْ بِالْمَسِيحِ بِحُضُورِي بَيْنَكُمْ مِنْ جَدِيدٍ.</w:t>
       </w:r>
-      <w:r>
-        <w:rPr>
-          <w:lang w:val="ar_AE" w:bidi="ar_AE"/>
-        </w:rPr>
-      </w:r>
-      <w:r>
-        <w:rPr>
-          <w:lang w:val="ar_AE" w:bidi="ar_AE"/>
-        </w:rPr>
-      </w:r>
-    </w:p>
-    <w:p>
-      <w:pPr>
-        <w:bidi/>
-      </w:pPr>
-      <w:r>
-        <w:rPr>
-          <w:lang w:val="ar_AE" w:bidi="ar_AE"/>
-        </w:rPr>
-      </w:r>
-    </w:p>
-    <w:p>
-      <w:pPr>
-        <w:bidi/>
-      </w:pPr>
-      <w:r>
-        <w:rPr>
-          <w:lang w:val="ar_AE" w:bidi="ar_AE"/>
-        </w:rPr>
-      </w:r>
-      <w:r>
-        <w:rPr>
-          <w:vertAlign w:val="superscript"/>
+    </w:p>
+    <w:p>
+      <w:pPr>
+        <w:bidi/>
+      </w:pPr>
+      <w:r>
+        <w:rPr>
+          <w:rtl/>
+          <w:cs/>
+          <w:lang w:val="ar_AE" w:bidi="ar_AE"/>
+        </w:rPr>
+      </w:r>
+      <w:r>
+        <w:rPr>
+          <w:vertAlign w:val="superscript"/>
+          <w:rtl/>
+          <w:cs/>
           <w:lang w:val="ar_AE" w:bidi="ar_AE"/>
         </w:rPr>
         <w:t>27</w:t>
       </w:r>
       <w:r>
         <w:rPr>
+          <w:rtl/>
+          <w:cs/>
           <w:lang w:val="ar_AE" w:bidi="ar_AE"/>
         </w:rPr>
         <w:t xml:space="preserve"> إِنَّمَا عِيشُوا عِيشَةً تَلِيقُ بِإِنْجِيلِ الْمَسِيحِ، حَتَّى إِذَا جِئْتُ وَشَاهَدْتُكُمْ أَوْ بَقَيْتُ غَائِباً عَنْكُمْ، أَسْمَعُ أَخْبَارَكُمْ وَأَعْرِفُ أَنَّكُمْ ثَابِتُونَ فِي رُوحٍ وَاحِدٍ، وَبِنَفْسٍ وَاحِدَةٍ تُجَاهِدُونَ مَعاً لأَجْلِ الإِيمَانِ الْمُعْلَنِ فِي الإِنْجِيلِ،</w:t>
       </w:r>
-      <w:r>
-        <w:rPr>
-          <w:lang w:val="ar_AE" w:bidi="ar_AE"/>
-        </w:rPr>
-      </w:r>
-      <w:r>
-        <w:rPr>
-          <w:lang w:val="ar_AE" w:bidi="ar_AE"/>
-        </w:rPr>
-      </w:r>
-    </w:p>
-    <w:p>
-      <w:pPr>
-        <w:bidi/>
-      </w:pPr>
-      <w:r>
-        <w:rPr>
-          <w:lang w:val="ar_AE" w:bidi="ar_AE"/>
-        </w:rPr>
-      </w:r>
-    </w:p>
-    <w:p>
-      <w:pPr>
-        <w:bidi/>
-      </w:pPr>
-      <w:r>
-        <w:rPr>
-          <w:lang w:val="ar_AE" w:bidi="ar_AE"/>
-        </w:rPr>
-      </w:r>
-      <w:r>
-        <w:rPr>
-          <w:vertAlign w:val="superscript"/>
+    </w:p>
+    <w:p>
+      <w:pPr>
+        <w:bidi/>
+      </w:pPr>
+      <w:r>
+        <w:rPr>
+          <w:rtl/>
+          <w:cs/>
+          <w:lang w:val="ar_AE" w:bidi="ar_AE"/>
+        </w:rPr>
+      </w:r>
+      <w:r>
+        <w:rPr>
+          <w:vertAlign w:val="superscript"/>
+          <w:rtl/>
+          <w:cs/>
           <w:lang w:val="ar_AE" w:bidi="ar_AE"/>
         </w:rPr>
         <w:t>28</w:t>
       </w:r>
       <w:r>
         <w:rPr>
+          <w:rtl/>
+          <w:cs/>
           <w:lang w:val="ar_AE" w:bidi="ar_AE"/>
         </w:rPr>
         <w:t xml:space="preserve"> غَيْرَ مُرْتَعِبِينَ فِي شَيْءٍ مِنَ الَّذِينَ يُقَاوِمُونَكُمْ، فَإِنَّ فِي مُقَاوَمَتِهِمْ دَلِيلاً عَلَى هَلاكِهِمْ هُمْ وَعَلَى خَلاصِكُمْ أَنْتُمْ، وَذَلِكَ مِنْ عِنْدِ اللهِ.</w:t>
       </w:r>
-      <w:r>
-        <w:rPr>
-          <w:lang w:val="ar_AE" w:bidi="ar_AE"/>
-        </w:rPr>
-      </w:r>
-      <w:r>
-        <w:rPr>
-          <w:lang w:val="ar_AE" w:bidi="ar_AE"/>
-        </w:rPr>
-      </w:r>
-    </w:p>
-    <w:p>
-      <w:pPr>
-        <w:bidi/>
-      </w:pPr>
-      <w:r>
-        <w:rPr>
-          <w:lang w:val="ar_AE" w:bidi="ar_AE"/>
-        </w:rPr>
-      </w:r>
-    </w:p>
-    <w:p>
-      <w:pPr>
-        <w:bidi/>
-      </w:pPr>
-      <w:r>
-        <w:rPr>
-          <w:lang w:val="ar_AE" w:bidi="ar_AE"/>
-        </w:rPr>
-      </w:r>
-      <w:r>
-        <w:rPr>
-          <w:vertAlign w:val="superscript"/>
+    </w:p>
+    <w:p>
+      <w:pPr>
+        <w:bidi/>
+      </w:pPr>
+      <w:r>
+        <w:rPr>
+          <w:rtl/>
+          <w:cs/>
+          <w:lang w:val="ar_AE" w:bidi="ar_AE"/>
+        </w:rPr>
+      </w:r>
+      <w:r>
+        <w:rPr>
+          <w:vertAlign w:val="superscript"/>
+          <w:rtl/>
+          <w:cs/>
           <w:lang w:val="ar_AE" w:bidi="ar_AE"/>
         </w:rPr>
         <w:t>29</w:t>
       </w:r>
       <w:r>
         <w:rPr>
+          <w:rtl/>
+          <w:cs/>
           <w:lang w:val="ar_AE" w:bidi="ar_AE"/>
         </w:rPr>
         <w:t xml:space="preserve"> فَقَدْ وُهِبَ لَكُمْ، لأَجْلِ الْمَسِيحِ، لَا أَنْ تُؤْمِنُوا بِهِ وَحَسْبُ، بَلْ أَيْضاً أَنْ تَتَأَلَّمُوا لأَجْلِهِ،</w:t>
       </w:r>
-      <w:r>
-        <w:rPr>
-          <w:lang w:val="ar_AE" w:bidi="ar_AE"/>
-        </w:rPr>
-      </w:r>
-      <w:r>
-        <w:rPr>
-          <w:lang w:val="ar_AE" w:bidi="ar_AE"/>
-        </w:rPr>
-      </w:r>
-    </w:p>
-    <w:p>
-      <w:pPr>
-        <w:bidi/>
-      </w:pPr>
-      <w:r>
-        <w:rPr>
-          <w:lang w:val="ar_AE" w:bidi="ar_AE"/>
-        </w:rPr>
-      </w:r>
-    </w:p>
-    <w:p>
-      <w:pPr>
-        <w:bidi/>
-      </w:pPr>
-      <w:r>
-        <w:rPr>
-          <w:lang w:val="ar_AE" w:bidi="ar_AE"/>
-        </w:rPr>
-      </w:r>
-      <w:r>
-        <w:rPr>
-          <w:vertAlign w:val="superscript"/>
+    </w:p>
+    <w:p>
+      <w:pPr>
+        <w:bidi/>
+      </w:pPr>
+      <w:r>
+        <w:rPr>
+          <w:rtl/>
+          <w:cs/>
+          <w:lang w:val="ar_AE" w:bidi="ar_AE"/>
+        </w:rPr>
+      </w:r>
+      <w:r>
+        <w:rPr>
+          <w:vertAlign w:val="superscript"/>
+          <w:rtl/>
+          <w:cs/>
           <w:lang w:val="ar_AE" w:bidi="ar_AE"/>
         </w:rPr>
         <w:t>30</w:t>
       </w:r>
       <w:r>
         <w:rPr>
+          <w:rtl/>
+          <w:cs/>
           <w:lang w:val="ar_AE" w:bidi="ar_AE"/>
         </w:rPr>
         <w:t xml:space="preserve"> مُجَاهِدِينَ الْجِهَادَ عَيْنَهُ الَّذِي رَأَيْتُمُوهُ فِيَّ وَالَّذِي تَسْمَعُونَ الآنَ أَنَّهُ فِيَّ.</w:t>
       </w:r>
-      <w:r>
-        <w:rPr>
-          <w:lang w:val="ar_AE" w:bidi="ar_AE"/>
-        </w:rPr>
-      </w:r>
-      <w:r>
-        <w:rPr>
-          <w:lang w:val="ar_AE" w:bidi="ar_AE"/>
-        </w:rPr>
-      </w:r>
-    </w:p>
-    <w:p>
-      <w:pPr>
-        <w:bidi/>
-      </w:pPr>
-      <w:r>
-        <w:rPr>
-          <w:lang w:val="ar_AE" w:bidi="ar_AE"/>
-        </w:rPr>
-      </w:r>
     </w:p>
     <w:p>
       <w:pPr>
@@ -1548,1305 +1127,889 @@
       </w:pPr>
       <w:r>
         <w:rPr>
-          <w:lang w:val="ar_AE" w:bidi="ar_AE"/>
-        </w:rPr>
-        <w:t>Philippians 2:1</w:t>
-      </w:r>
-      <w:r>
-        <w:rPr>
-          <w:lang w:val="ar_AE" w:bidi="ar_AE"/>
-        </w:rPr>
-      </w:r>
-    </w:p>
-    <w:p>
-      <w:pPr>
-        <w:bidi/>
-      </w:pPr>
-      <w:r>
-        <w:rPr>
-          <w:lang w:val="ar_AE" w:bidi="ar_AE"/>
-        </w:rPr>
-      </w:r>
-      <w:r>
-        <w:rPr>
-          <w:vertAlign w:val="superscript"/>
+          <w:rtl/>
+          <w:cs/>
+          <w:lang w:val="ar_AE" w:bidi="ar_AE"/>
+        </w:rPr>
+        <w:t>فيلبي 2:1</w:t>
+      </w:r>
+      <w:r>
+        <w:rPr>
+          <w:rtl/>
+          <w:cs/>
+          <w:lang w:val="ar_AE" w:bidi="ar_AE"/>
+        </w:rPr>
+      </w:r>
+    </w:p>
+    <w:p>
+      <w:pPr>
+        <w:bidi/>
+      </w:pPr>
+      <w:r>
+        <w:rPr>
+          <w:rtl/>
+          <w:cs/>
+          <w:lang w:val="ar_AE" w:bidi="ar_AE"/>
+        </w:rPr>
+      </w:r>
+      <w:r>
+        <w:rPr>
+          <w:vertAlign w:val="superscript"/>
+          <w:rtl/>
+          <w:cs/>
           <w:lang w:val="ar_AE" w:bidi="ar_AE"/>
         </w:rPr>
         <w:t>1</w:t>
       </w:r>
       <w:r>
         <w:rPr>
+          <w:rtl/>
+          <w:cs/>
           <w:lang w:val="ar_AE" w:bidi="ar_AE"/>
         </w:rPr>
         <w:t xml:space="preserve"> فَمَادَامَ لَنَا التَّشْجِيعُ فِي الْمَسِيحِ، وَالتَّعْزِيَةُ فِي الْمَحَبَّةِ، وَالشَّرِكَةُ فِي الرُّوحِ، وَلَنَا الْمَرَاحِمُ وَالْحُنُوُّ،</w:t>
       </w:r>
-      <w:r>
-        <w:rPr>
-          <w:lang w:val="ar_AE" w:bidi="ar_AE"/>
-        </w:rPr>
-      </w:r>
-      <w:r>
-        <w:rPr>
-          <w:lang w:val="ar_AE" w:bidi="ar_AE"/>
-        </w:rPr>
-      </w:r>
-    </w:p>
-    <w:p>
-      <w:pPr>
-        <w:bidi/>
-      </w:pPr>
-      <w:r>
-        <w:rPr>
-          <w:lang w:val="ar_AE" w:bidi="ar_AE"/>
-        </w:rPr>
-      </w:r>
-    </w:p>
-    <w:p>
-      <w:pPr>
-        <w:bidi/>
-      </w:pPr>
-      <w:r>
-        <w:rPr>
-          <w:lang w:val="ar_AE" w:bidi="ar_AE"/>
-        </w:rPr>
-      </w:r>
-      <w:r>
-        <w:rPr>
-          <w:vertAlign w:val="superscript"/>
+    </w:p>
+    <w:p>
+      <w:pPr>
+        <w:bidi/>
+      </w:pPr>
+      <w:r>
+        <w:rPr>
+          <w:rtl/>
+          <w:cs/>
+          <w:lang w:val="ar_AE" w:bidi="ar_AE"/>
+        </w:rPr>
+      </w:r>
+      <w:r>
+        <w:rPr>
+          <w:vertAlign w:val="superscript"/>
+          <w:rtl/>
+          <w:cs/>
           <w:lang w:val="ar_AE" w:bidi="ar_AE"/>
         </w:rPr>
         <w:t>2</w:t>
       </w:r>
       <w:r>
         <w:rPr>
+          <w:rtl/>
+          <w:cs/>
           <w:lang w:val="ar_AE" w:bidi="ar_AE"/>
         </w:rPr>
         <w:t xml:space="preserve"> فَتَمِّمُوا فَرَحِي بِأَنْ يَكُونَ لَكُمْ رَأْيٌ وَاحِدٌ وَمَحَبَّةٌ وَاحِدَةٌ وَنَفْسٌ وَاحِدَةٌ وَفِكْرٌ وَاحِدٌ.</w:t>
       </w:r>
-      <w:r>
-        <w:rPr>
-          <w:lang w:val="ar_AE" w:bidi="ar_AE"/>
-        </w:rPr>
-      </w:r>
-      <w:r>
-        <w:rPr>
-          <w:lang w:val="ar_AE" w:bidi="ar_AE"/>
-        </w:rPr>
-      </w:r>
-    </w:p>
-    <w:p>
-      <w:pPr>
-        <w:bidi/>
-      </w:pPr>
-      <w:r>
-        <w:rPr>
-          <w:lang w:val="ar_AE" w:bidi="ar_AE"/>
-        </w:rPr>
-      </w:r>
-    </w:p>
-    <w:p>
-      <w:pPr>
-        <w:bidi/>
-      </w:pPr>
-      <w:r>
-        <w:rPr>
-          <w:lang w:val="ar_AE" w:bidi="ar_AE"/>
-        </w:rPr>
-      </w:r>
-      <w:r>
-        <w:rPr>
-          <w:vertAlign w:val="superscript"/>
+    </w:p>
+    <w:p>
+      <w:pPr>
+        <w:bidi/>
+      </w:pPr>
+      <w:r>
+        <w:rPr>
+          <w:rtl/>
+          <w:cs/>
+          <w:lang w:val="ar_AE" w:bidi="ar_AE"/>
+        </w:rPr>
+      </w:r>
+      <w:r>
+        <w:rPr>
+          <w:vertAlign w:val="superscript"/>
+          <w:rtl/>
+          <w:cs/>
           <w:lang w:val="ar_AE" w:bidi="ar_AE"/>
         </w:rPr>
         <w:t>3</w:t>
       </w:r>
       <w:r>
         <w:rPr>
+          <w:rtl/>
+          <w:cs/>
           <w:lang w:val="ar_AE" w:bidi="ar_AE"/>
         </w:rPr>
         <w:t xml:space="preserve"> لَا يَكُنْ بَيْنَكُمْ شَيْءٌ بِرُوحِ التَّحَزُّبِ وَالاِفْتِخَارِ الْبَاطِلِ، بَلْ بِالتَّوَاضُعِ لِيَعْتَبِرْ كُلُّ وَاحِدٍ مِنْكُمْ غَيْرَهُ أَفْضَلَ كَثِيراً مِنْ نَفْسِهِ،</w:t>
       </w:r>
-      <w:r>
-        <w:rPr>
-          <w:lang w:val="ar_AE" w:bidi="ar_AE"/>
-        </w:rPr>
-      </w:r>
-      <w:r>
-        <w:rPr>
-          <w:lang w:val="ar_AE" w:bidi="ar_AE"/>
-        </w:rPr>
-      </w:r>
-    </w:p>
-    <w:p>
-      <w:pPr>
-        <w:bidi/>
-      </w:pPr>
-      <w:r>
-        <w:rPr>
-          <w:lang w:val="ar_AE" w:bidi="ar_AE"/>
-        </w:rPr>
-      </w:r>
-    </w:p>
-    <w:p>
-      <w:pPr>
-        <w:bidi/>
-      </w:pPr>
-      <w:r>
-        <w:rPr>
-          <w:lang w:val="ar_AE" w:bidi="ar_AE"/>
-        </w:rPr>
-      </w:r>
-      <w:r>
-        <w:rPr>
-          <w:vertAlign w:val="superscript"/>
+    </w:p>
+    <w:p>
+      <w:pPr>
+        <w:bidi/>
+      </w:pPr>
+      <w:r>
+        <w:rPr>
+          <w:rtl/>
+          <w:cs/>
+          <w:lang w:val="ar_AE" w:bidi="ar_AE"/>
+        </w:rPr>
+      </w:r>
+      <w:r>
+        <w:rPr>
+          <w:vertAlign w:val="superscript"/>
+          <w:rtl/>
+          <w:cs/>
           <w:lang w:val="ar_AE" w:bidi="ar_AE"/>
         </w:rPr>
         <w:t>4</w:t>
       </w:r>
       <w:r>
         <w:rPr>
+          <w:rtl/>
+          <w:cs/>
           <w:lang w:val="ar_AE" w:bidi="ar_AE"/>
         </w:rPr>
         <w:t xml:space="preserve"> مُهْتَمّاً لَا بِمَصْلَحَتِهِ الْخَاصَّةِ بَلْ بِمَصَالِحِ الآخَرِينَ أَيْضاً.</w:t>
       </w:r>
-      <w:r>
-        <w:rPr>
-          <w:lang w:val="ar_AE" w:bidi="ar_AE"/>
-        </w:rPr>
-      </w:r>
-      <w:r>
-        <w:rPr>
-          <w:lang w:val="ar_AE" w:bidi="ar_AE"/>
-        </w:rPr>
-      </w:r>
-    </w:p>
-    <w:p>
-      <w:pPr>
-        <w:bidi/>
-      </w:pPr>
-      <w:r>
-        <w:rPr>
-          <w:lang w:val="ar_AE" w:bidi="ar_AE"/>
-        </w:rPr>
-      </w:r>
-    </w:p>
-    <w:p>
-      <w:pPr>
-        <w:bidi/>
-      </w:pPr>
-      <w:r>
-        <w:rPr>
-          <w:lang w:val="ar_AE" w:bidi="ar_AE"/>
-        </w:rPr>
-      </w:r>
-      <w:r>
-        <w:rPr>
-          <w:vertAlign w:val="superscript"/>
+    </w:p>
+    <w:p>
+      <w:pPr>
+        <w:bidi/>
+      </w:pPr>
+      <w:r>
+        <w:rPr>
+          <w:rtl/>
+          <w:cs/>
+          <w:lang w:val="ar_AE" w:bidi="ar_AE"/>
+        </w:rPr>
+      </w:r>
+      <w:r>
+        <w:rPr>
+          <w:vertAlign w:val="superscript"/>
+          <w:rtl/>
+          <w:cs/>
           <w:lang w:val="ar_AE" w:bidi="ar_AE"/>
         </w:rPr>
         <w:t>5</w:t>
       </w:r>
       <w:r>
         <w:rPr>
+          <w:rtl/>
+          <w:cs/>
           <w:lang w:val="ar_AE" w:bidi="ar_AE"/>
         </w:rPr>
         <w:t xml:space="preserve"> فَلْيَكُنْ فِيكُمْ هَذَا الْفِكْرُ الَّذِي فِي الْمَسِيحِ يَسُوعَ.</w:t>
       </w:r>
-      <w:r>
-        <w:rPr>
-          <w:lang w:val="ar_AE" w:bidi="ar_AE"/>
-        </w:rPr>
-      </w:r>
-      <w:r>
-        <w:rPr>
-          <w:lang w:val="ar_AE" w:bidi="ar_AE"/>
-        </w:rPr>
-      </w:r>
-    </w:p>
-    <w:p>
-      <w:pPr>
-        <w:bidi/>
-      </w:pPr>
-      <w:r>
-        <w:rPr>
-          <w:lang w:val="ar_AE" w:bidi="ar_AE"/>
-        </w:rPr>
-      </w:r>
-    </w:p>
-    <w:p>
-      <w:pPr>
-        <w:bidi/>
-      </w:pPr>
-      <w:r>
-        <w:rPr>
-          <w:lang w:val="ar_AE" w:bidi="ar_AE"/>
-        </w:rPr>
-      </w:r>
-      <w:r>
-        <w:rPr>
-          <w:vertAlign w:val="superscript"/>
+    </w:p>
+    <w:p>
+      <w:pPr>
+        <w:bidi/>
+      </w:pPr>
+      <w:r>
+        <w:rPr>
+          <w:rtl/>
+          <w:cs/>
+          <w:lang w:val="ar_AE" w:bidi="ar_AE"/>
+        </w:rPr>
+      </w:r>
+      <w:r>
+        <w:rPr>
+          <w:vertAlign w:val="superscript"/>
+          <w:rtl/>
+          <w:cs/>
           <w:lang w:val="ar_AE" w:bidi="ar_AE"/>
         </w:rPr>
         <w:t>6</w:t>
       </w:r>
       <w:r>
         <w:rPr>
+          <w:rtl/>
+          <w:cs/>
           <w:lang w:val="ar_AE" w:bidi="ar_AE"/>
         </w:rPr>
         <w:t xml:space="preserve"> إِذْ إِنَّهُ، وَهُوَ الْكَائِنُ فِي هَيْئَةِ اللهِ، لَمْ يَعْتَبِرْ مُسَاوَاتَهُ لِلهِ خُلْسَةً، أَوْ غَنِيمَةً يُتَمَسَّكُ بِها؛</w:t>
       </w:r>
-      <w:r>
-        <w:rPr>
-          <w:lang w:val="ar_AE" w:bidi="ar_AE"/>
-        </w:rPr>
-      </w:r>
-      <w:r>
-        <w:rPr>
-          <w:lang w:val="ar_AE" w:bidi="ar_AE"/>
-        </w:rPr>
-      </w:r>
-    </w:p>
-    <w:p>
-      <w:pPr>
-        <w:bidi/>
-      </w:pPr>
-      <w:r>
-        <w:rPr>
-          <w:lang w:val="ar_AE" w:bidi="ar_AE"/>
-        </w:rPr>
-      </w:r>
-    </w:p>
-    <w:p>
-      <w:pPr>
-        <w:bidi/>
-      </w:pPr>
-      <w:r>
-        <w:rPr>
-          <w:lang w:val="ar_AE" w:bidi="ar_AE"/>
-        </w:rPr>
-      </w:r>
-      <w:r>
-        <w:rPr>
-          <w:vertAlign w:val="superscript"/>
+    </w:p>
+    <w:p>
+      <w:pPr>
+        <w:bidi/>
+      </w:pPr>
+      <w:r>
+        <w:rPr>
+          <w:rtl/>
+          <w:cs/>
+          <w:lang w:val="ar_AE" w:bidi="ar_AE"/>
+        </w:rPr>
+      </w:r>
+      <w:r>
+        <w:rPr>
+          <w:vertAlign w:val="superscript"/>
+          <w:rtl/>
+          <w:cs/>
           <w:lang w:val="ar_AE" w:bidi="ar_AE"/>
         </w:rPr>
         <w:t>7</w:t>
       </w:r>
       <w:r>
         <w:rPr>
+          <w:rtl/>
+          <w:cs/>
           <w:lang w:val="ar_AE" w:bidi="ar_AE"/>
         </w:rPr>
         <w:t xml:space="preserve"> بَلْ أَخْلَى نَفْسَهُ، مُتَّخِذاً صُورَةَ عَبْدٍ، صَائِراً شَبِيهاً بِالْبَشَرِ؛</w:t>
       </w:r>
-      <w:r>
-        <w:rPr>
-          <w:lang w:val="ar_AE" w:bidi="ar_AE"/>
-        </w:rPr>
-      </w:r>
-      <w:r>
-        <w:rPr>
-          <w:lang w:val="ar_AE" w:bidi="ar_AE"/>
-        </w:rPr>
-      </w:r>
-    </w:p>
-    <w:p>
-      <w:pPr>
-        <w:bidi/>
-      </w:pPr>
-      <w:r>
-        <w:rPr>
-          <w:lang w:val="ar_AE" w:bidi="ar_AE"/>
-        </w:rPr>
-      </w:r>
-    </w:p>
-    <w:p>
-      <w:pPr>
-        <w:bidi/>
-      </w:pPr>
-      <w:r>
-        <w:rPr>
-          <w:lang w:val="ar_AE" w:bidi="ar_AE"/>
-        </w:rPr>
-      </w:r>
-      <w:r>
-        <w:rPr>
-          <w:vertAlign w:val="superscript"/>
+    </w:p>
+    <w:p>
+      <w:pPr>
+        <w:bidi/>
+      </w:pPr>
+      <w:r>
+        <w:rPr>
+          <w:rtl/>
+          <w:cs/>
+          <w:lang w:val="ar_AE" w:bidi="ar_AE"/>
+        </w:rPr>
+      </w:r>
+      <w:r>
+        <w:rPr>
+          <w:vertAlign w:val="superscript"/>
+          <w:rtl/>
+          <w:cs/>
           <w:lang w:val="ar_AE" w:bidi="ar_AE"/>
         </w:rPr>
         <w:t>8</w:t>
       </w:r>
       <w:r>
         <w:rPr>
+          <w:rtl/>
+          <w:cs/>
           <w:lang w:val="ar_AE" w:bidi="ar_AE"/>
         </w:rPr>
         <w:t xml:space="preserve"> وَإِذْ ظَهَرَ بِهَيْئَةِ إِنْسَانٍ، أَمْعَنَ فِي الاِتِّضَاعِ، وَكَانَ طَائِعاً حَتَّى الْمَوْتِ، مَوْتِ الصَّلِيبِ.</w:t>
       </w:r>
-      <w:r>
-        <w:rPr>
-          <w:lang w:val="ar_AE" w:bidi="ar_AE"/>
-        </w:rPr>
-      </w:r>
-      <w:r>
-        <w:rPr>
-          <w:lang w:val="ar_AE" w:bidi="ar_AE"/>
-        </w:rPr>
-      </w:r>
-    </w:p>
-    <w:p>
-      <w:pPr>
-        <w:bidi/>
-      </w:pPr>
-      <w:r>
-        <w:rPr>
-          <w:lang w:val="ar_AE" w:bidi="ar_AE"/>
-        </w:rPr>
-      </w:r>
-    </w:p>
-    <w:p>
-      <w:pPr>
-        <w:bidi/>
-      </w:pPr>
-      <w:r>
-        <w:rPr>
-          <w:lang w:val="ar_AE" w:bidi="ar_AE"/>
-        </w:rPr>
-      </w:r>
-      <w:r>
-        <w:rPr>
-          <w:vertAlign w:val="superscript"/>
+    </w:p>
+    <w:p>
+      <w:pPr>
+        <w:bidi/>
+      </w:pPr>
+      <w:r>
+        <w:rPr>
+          <w:rtl/>
+          <w:cs/>
+          <w:lang w:val="ar_AE" w:bidi="ar_AE"/>
+        </w:rPr>
+      </w:r>
+      <w:r>
+        <w:rPr>
+          <w:vertAlign w:val="superscript"/>
+          <w:rtl/>
+          <w:cs/>
           <w:lang w:val="ar_AE" w:bidi="ar_AE"/>
         </w:rPr>
         <w:t>9</w:t>
       </w:r>
       <w:r>
         <w:rPr>
+          <w:rtl/>
+          <w:cs/>
           <w:lang w:val="ar_AE" w:bidi="ar_AE"/>
         </w:rPr>
         <w:t xml:space="preserve"> لِذَلِكَ أَيْضاً رَفَّعَهُ اللهُ عَالِياً، وَأَعْطَاهُ الاِسْمَ الَّذِي يَفُوقُ كُلَّ اسْمٍ،</w:t>
       </w:r>
-      <w:r>
-        <w:rPr>
-          <w:lang w:val="ar_AE" w:bidi="ar_AE"/>
-        </w:rPr>
-      </w:r>
-      <w:r>
-        <w:rPr>
-          <w:lang w:val="ar_AE" w:bidi="ar_AE"/>
-        </w:rPr>
-      </w:r>
-    </w:p>
-    <w:p>
-      <w:pPr>
-        <w:bidi/>
-      </w:pPr>
-      <w:r>
-        <w:rPr>
-          <w:lang w:val="ar_AE" w:bidi="ar_AE"/>
-        </w:rPr>
-      </w:r>
-    </w:p>
-    <w:p>
-      <w:pPr>
-        <w:bidi/>
-      </w:pPr>
-      <w:r>
-        <w:rPr>
-          <w:lang w:val="ar_AE" w:bidi="ar_AE"/>
-        </w:rPr>
-      </w:r>
-      <w:r>
-        <w:rPr>
-          <w:vertAlign w:val="superscript"/>
+    </w:p>
+    <w:p>
+      <w:pPr>
+        <w:bidi/>
+      </w:pPr>
+      <w:r>
+        <w:rPr>
+          <w:rtl/>
+          <w:cs/>
+          <w:lang w:val="ar_AE" w:bidi="ar_AE"/>
+        </w:rPr>
+      </w:r>
+      <w:r>
+        <w:rPr>
+          <w:vertAlign w:val="superscript"/>
+          <w:rtl/>
+          <w:cs/>
           <w:lang w:val="ar_AE" w:bidi="ar_AE"/>
         </w:rPr>
         <w:t>10</w:t>
       </w:r>
       <w:r>
         <w:rPr>
+          <w:rtl/>
+          <w:cs/>
           <w:lang w:val="ar_AE" w:bidi="ar_AE"/>
         </w:rPr>
         <w:t xml:space="preserve"> لِكَيْ تَنْحَنِيَ سُجُوداً لاِسْمِ يَسُوعَ كُلُّ رُكْبَةٍ، سَوَاءٌ فِي السَّمَاءِ أَمْ عَلَى الأَرْضِ أَمْ تَحْتَ الأَرْضِ،</w:t>
       </w:r>
-      <w:r>
-        <w:rPr>
-          <w:lang w:val="ar_AE" w:bidi="ar_AE"/>
-        </w:rPr>
-      </w:r>
-      <w:r>
-        <w:rPr>
-          <w:lang w:val="ar_AE" w:bidi="ar_AE"/>
-        </w:rPr>
-      </w:r>
-    </w:p>
-    <w:p>
-      <w:pPr>
-        <w:bidi/>
-      </w:pPr>
-      <w:r>
-        <w:rPr>
-          <w:lang w:val="ar_AE" w:bidi="ar_AE"/>
-        </w:rPr>
-      </w:r>
-    </w:p>
-    <w:p>
-      <w:pPr>
-        <w:bidi/>
-      </w:pPr>
-      <w:r>
-        <w:rPr>
-          <w:lang w:val="ar_AE" w:bidi="ar_AE"/>
-        </w:rPr>
-      </w:r>
-      <w:r>
-        <w:rPr>
-          <w:vertAlign w:val="superscript"/>
+    </w:p>
+    <w:p>
+      <w:pPr>
+        <w:bidi/>
+      </w:pPr>
+      <w:r>
+        <w:rPr>
+          <w:rtl/>
+          <w:cs/>
+          <w:lang w:val="ar_AE" w:bidi="ar_AE"/>
+        </w:rPr>
+      </w:r>
+      <w:r>
+        <w:rPr>
+          <w:vertAlign w:val="superscript"/>
+          <w:rtl/>
+          <w:cs/>
           <w:lang w:val="ar_AE" w:bidi="ar_AE"/>
         </w:rPr>
         <w:t>11</w:t>
       </w:r>
       <w:r>
         <w:rPr>
+          <w:rtl/>
+          <w:cs/>
           <w:lang w:val="ar_AE" w:bidi="ar_AE"/>
         </w:rPr>
         <w:t xml:space="preserve"> وَلِكَيْ يَعْتَرِفَ كُلُّ لِسَانٍ بِأَنَّ يَسُوعَ الْمَسِيحَ هُوَ الرَّبُّ، لِمَجْدِ اللهِ الآبِ.</w:t>
       </w:r>
-      <w:r>
-        <w:rPr>
-          <w:lang w:val="ar_AE" w:bidi="ar_AE"/>
-        </w:rPr>
-      </w:r>
-      <w:r>
-        <w:rPr>
-          <w:lang w:val="ar_AE" w:bidi="ar_AE"/>
-        </w:rPr>
-      </w:r>
-    </w:p>
-    <w:p>
-      <w:pPr>
-        <w:bidi/>
-      </w:pPr>
-      <w:r>
-        <w:rPr>
-          <w:lang w:val="ar_AE" w:bidi="ar_AE"/>
-        </w:rPr>
-      </w:r>
-    </w:p>
-    <w:p>
-      <w:pPr>
-        <w:bidi/>
-      </w:pPr>
-      <w:r>
-        <w:rPr>
-          <w:lang w:val="ar_AE" w:bidi="ar_AE"/>
-        </w:rPr>
-      </w:r>
-      <w:r>
-        <w:rPr>
-          <w:vertAlign w:val="superscript"/>
+    </w:p>
+    <w:p>
+      <w:pPr>
+        <w:bidi/>
+      </w:pPr>
+      <w:r>
+        <w:rPr>
+          <w:rtl/>
+          <w:cs/>
+          <w:lang w:val="ar_AE" w:bidi="ar_AE"/>
+        </w:rPr>
+      </w:r>
+      <w:r>
+        <w:rPr>
+          <w:vertAlign w:val="superscript"/>
+          <w:rtl/>
+          <w:cs/>
           <w:lang w:val="ar_AE" w:bidi="ar_AE"/>
         </w:rPr>
         <w:t>12</w:t>
       </w:r>
       <w:r>
         <w:rPr>
+          <w:rtl/>
+          <w:cs/>
           <w:lang w:val="ar_AE" w:bidi="ar_AE"/>
         </w:rPr>
         <w:t xml:space="preserve"> إِذَنْ، يَا أَحِبَّائِي، كَمَا كُنْتُمْ تُطِيعُونَ دَائِماً، لَا كَمَا لَوْ أَنَّنِي حَاضِرٌ وَحَسْبُ، بَلْ بِالأَحْرَى كَثِيراً الآنَ وَأَنَا غَائِبٌ، كَذَلِكَ اسْعَوْا لِتَتْمِيمِ خَلاصِكُمْ بِخَوْفٍ وَارْتِعَادٍ،</w:t>
       </w:r>
-      <w:r>
-        <w:rPr>
-          <w:lang w:val="ar_AE" w:bidi="ar_AE"/>
-        </w:rPr>
-      </w:r>
-      <w:r>
-        <w:rPr>
-          <w:lang w:val="ar_AE" w:bidi="ar_AE"/>
-        </w:rPr>
-      </w:r>
-    </w:p>
-    <w:p>
-      <w:pPr>
-        <w:bidi/>
-      </w:pPr>
-      <w:r>
-        <w:rPr>
-          <w:lang w:val="ar_AE" w:bidi="ar_AE"/>
-        </w:rPr>
-      </w:r>
-    </w:p>
-    <w:p>
-      <w:pPr>
-        <w:bidi/>
-      </w:pPr>
-      <w:r>
-        <w:rPr>
-          <w:lang w:val="ar_AE" w:bidi="ar_AE"/>
-        </w:rPr>
-      </w:r>
-      <w:r>
-        <w:rPr>
-          <w:vertAlign w:val="superscript"/>
+    </w:p>
+    <w:p>
+      <w:pPr>
+        <w:bidi/>
+      </w:pPr>
+      <w:r>
+        <w:rPr>
+          <w:rtl/>
+          <w:cs/>
+          <w:lang w:val="ar_AE" w:bidi="ar_AE"/>
+        </w:rPr>
+      </w:r>
+      <w:r>
+        <w:rPr>
+          <w:vertAlign w:val="superscript"/>
+          <w:rtl/>
+          <w:cs/>
           <w:lang w:val="ar_AE" w:bidi="ar_AE"/>
         </w:rPr>
         <w:t>13</w:t>
       </w:r>
       <w:r>
         <w:rPr>
+          <w:rtl/>
+          <w:cs/>
           <w:lang w:val="ar_AE" w:bidi="ar_AE"/>
         </w:rPr>
         <w:t xml:space="preserve"> لأَنَّ اللهَ هُوَ الَّذِي يُنْشِئُ فِيكُمُ الإِرَادَةَ وَالْعَمَلَ لأَجْلِ مَرْضَاتِهِ.</w:t>
       </w:r>
-      <w:r>
-        <w:rPr>
-          <w:lang w:val="ar_AE" w:bidi="ar_AE"/>
-        </w:rPr>
-      </w:r>
-      <w:r>
-        <w:rPr>
-          <w:lang w:val="ar_AE" w:bidi="ar_AE"/>
-        </w:rPr>
-      </w:r>
-    </w:p>
-    <w:p>
-      <w:pPr>
-        <w:bidi/>
-      </w:pPr>
-      <w:r>
-        <w:rPr>
-          <w:lang w:val="ar_AE" w:bidi="ar_AE"/>
-        </w:rPr>
-      </w:r>
-    </w:p>
-    <w:p>
-      <w:pPr>
-        <w:bidi/>
-      </w:pPr>
-      <w:r>
-        <w:rPr>
-          <w:lang w:val="ar_AE" w:bidi="ar_AE"/>
-        </w:rPr>
-      </w:r>
-      <w:r>
-        <w:rPr>
-          <w:vertAlign w:val="superscript"/>
+    </w:p>
+    <w:p>
+      <w:pPr>
+        <w:bidi/>
+      </w:pPr>
+      <w:r>
+        <w:rPr>
+          <w:rtl/>
+          <w:cs/>
+          <w:lang w:val="ar_AE" w:bidi="ar_AE"/>
+        </w:rPr>
+      </w:r>
+      <w:r>
+        <w:rPr>
+          <w:vertAlign w:val="superscript"/>
+          <w:rtl/>
+          <w:cs/>
           <w:lang w:val="ar_AE" w:bidi="ar_AE"/>
         </w:rPr>
         <w:t>14</w:t>
       </w:r>
       <w:r>
         <w:rPr>
+          <w:rtl/>
+          <w:cs/>
           <w:lang w:val="ar_AE" w:bidi="ar_AE"/>
         </w:rPr>
         <w:t xml:space="preserve"> فَافْعَلُوا كُلَّ شَيْءٍ دُونَ تَذَمُّرٍ أَوْ جِدَالٍ،</w:t>
       </w:r>
-      <w:r>
-        <w:rPr>
-          <w:lang w:val="ar_AE" w:bidi="ar_AE"/>
-        </w:rPr>
-      </w:r>
-      <w:r>
-        <w:rPr>
-          <w:lang w:val="ar_AE" w:bidi="ar_AE"/>
-        </w:rPr>
-      </w:r>
-    </w:p>
-    <w:p>
-      <w:pPr>
-        <w:bidi/>
-      </w:pPr>
-      <w:r>
-        <w:rPr>
-          <w:lang w:val="ar_AE" w:bidi="ar_AE"/>
-        </w:rPr>
-      </w:r>
-    </w:p>
-    <w:p>
-      <w:pPr>
-        <w:bidi/>
-      </w:pPr>
-      <w:r>
-        <w:rPr>
-          <w:lang w:val="ar_AE" w:bidi="ar_AE"/>
-        </w:rPr>
-      </w:r>
-      <w:r>
-        <w:rPr>
-          <w:vertAlign w:val="superscript"/>
+    </w:p>
+    <w:p>
+      <w:pPr>
+        <w:bidi/>
+      </w:pPr>
+      <w:r>
+        <w:rPr>
+          <w:rtl/>
+          <w:cs/>
+          <w:lang w:val="ar_AE" w:bidi="ar_AE"/>
+        </w:rPr>
+      </w:r>
+      <w:r>
+        <w:rPr>
+          <w:vertAlign w:val="superscript"/>
+          <w:rtl/>
+          <w:cs/>
           <w:lang w:val="ar_AE" w:bidi="ar_AE"/>
         </w:rPr>
         <w:t>15</w:t>
       </w:r>
       <w:r>
         <w:rPr>
+          <w:rtl/>
+          <w:cs/>
           <w:lang w:val="ar_AE" w:bidi="ar_AE"/>
         </w:rPr>
         <w:t xml:space="preserve"> لِتَكُونُوا بِلا أَذىً وَبُسَطَاءَ، أَوْلاداً لِلهِ لَا يُعَابُونَ بِشَيْءٍ فِي وَسَطِ جِيلٍ مُنْحَرِفٍ فَاسِدٍ، تُضِيئُونَ بَيْنَهُمْ كَأَنْوَارٍ فِي الْعَالَمِ،</w:t>
       </w:r>
-      <w:r>
-        <w:rPr>
-          <w:lang w:val="ar_AE" w:bidi="ar_AE"/>
-        </w:rPr>
-      </w:r>
-      <w:r>
-        <w:rPr>
-          <w:lang w:val="ar_AE" w:bidi="ar_AE"/>
-        </w:rPr>
-      </w:r>
-    </w:p>
-    <w:p>
-      <w:pPr>
-        <w:bidi/>
-      </w:pPr>
-      <w:r>
-        <w:rPr>
-          <w:lang w:val="ar_AE" w:bidi="ar_AE"/>
-        </w:rPr>
-      </w:r>
-    </w:p>
-    <w:p>
-      <w:pPr>
-        <w:bidi/>
-      </w:pPr>
-      <w:r>
-        <w:rPr>
-          <w:lang w:val="ar_AE" w:bidi="ar_AE"/>
-        </w:rPr>
-      </w:r>
-      <w:r>
-        <w:rPr>
-          <w:vertAlign w:val="superscript"/>
+    </w:p>
+    <w:p>
+      <w:pPr>
+        <w:bidi/>
+      </w:pPr>
+      <w:r>
+        <w:rPr>
+          <w:rtl/>
+          <w:cs/>
+          <w:lang w:val="ar_AE" w:bidi="ar_AE"/>
+        </w:rPr>
+      </w:r>
+      <w:r>
+        <w:rPr>
+          <w:vertAlign w:val="superscript"/>
+          <w:rtl/>
+          <w:cs/>
           <w:lang w:val="ar_AE" w:bidi="ar_AE"/>
         </w:rPr>
         <w:t>16</w:t>
       </w:r>
       <w:r>
         <w:rPr>
+          <w:rtl/>
+          <w:cs/>
           <w:lang w:val="ar_AE" w:bidi="ar_AE"/>
         </w:rPr>
         <w:t xml:space="preserve"> حَامِليِنَ كَلِمَةَ الْحَيَاةِ، لِتَكُونُوا فِي يَوْمِ الْمَسِيحِ مَوْضِعَ فَخْرٍ بِأَنِّي مَا سَعَيْتُ بَاطِلاً وَلا اجْتَهَدْتُ عَبَثاً.</w:t>
       </w:r>
-      <w:r>
-        <w:rPr>
-          <w:lang w:val="ar_AE" w:bidi="ar_AE"/>
-        </w:rPr>
-      </w:r>
-      <w:r>
-        <w:rPr>
-          <w:lang w:val="ar_AE" w:bidi="ar_AE"/>
-        </w:rPr>
-      </w:r>
-    </w:p>
-    <w:p>
-      <w:pPr>
-        <w:bidi/>
-      </w:pPr>
-      <w:r>
-        <w:rPr>
-          <w:lang w:val="ar_AE" w:bidi="ar_AE"/>
-        </w:rPr>
-      </w:r>
-    </w:p>
-    <w:p>
-      <w:pPr>
-        <w:bidi/>
-      </w:pPr>
-      <w:r>
-        <w:rPr>
-          <w:lang w:val="ar_AE" w:bidi="ar_AE"/>
-        </w:rPr>
-      </w:r>
-      <w:r>
-        <w:rPr>
-          <w:vertAlign w:val="superscript"/>
+    </w:p>
+    <w:p>
+      <w:pPr>
+        <w:bidi/>
+      </w:pPr>
+      <w:r>
+        <w:rPr>
+          <w:rtl/>
+          <w:cs/>
+          <w:lang w:val="ar_AE" w:bidi="ar_AE"/>
+        </w:rPr>
+      </w:r>
+      <w:r>
+        <w:rPr>
+          <w:vertAlign w:val="superscript"/>
+          <w:rtl/>
+          <w:cs/>
           <w:lang w:val="ar_AE" w:bidi="ar_AE"/>
         </w:rPr>
         <w:t>17</w:t>
       </w:r>
       <w:r>
         <w:rPr>
+          <w:rtl/>
+          <w:cs/>
           <w:lang w:val="ar_AE" w:bidi="ar_AE"/>
         </w:rPr>
         <w:t xml:space="preserve"> حَتَّى لَوْ سُفِكَ دَمِي سَكِيباً فَوْقَ ذَبِيحَةِ إِيمَانِكُمْ وَخِدْمَتِهِ، فَإِنِّي أَفْرَحُ وَأَبْتَهِجُ مَعَكُمْ جَمِيعاً.</w:t>
       </w:r>
-      <w:r>
-        <w:rPr>
-          <w:lang w:val="ar_AE" w:bidi="ar_AE"/>
-        </w:rPr>
-      </w:r>
-      <w:r>
-        <w:rPr>
-          <w:lang w:val="ar_AE" w:bidi="ar_AE"/>
-        </w:rPr>
-      </w:r>
-    </w:p>
-    <w:p>
-      <w:pPr>
-        <w:bidi/>
-      </w:pPr>
-      <w:r>
-        <w:rPr>
-          <w:lang w:val="ar_AE" w:bidi="ar_AE"/>
-        </w:rPr>
-      </w:r>
-    </w:p>
-    <w:p>
-      <w:pPr>
-        <w:bidi/>
-      </w:pPr>
-      <w:r>
-        <w:rPr>
-          <w:lang w:val="ar_AE" w:bidi="ar_AE"/>
-        </w:rPr>
-      </w:r>
-      <w:r>
-        <w:rPr>
-          <w:vertAlign w:val="superscript"/>
+    </w:p>
+    <w:p>
+      <w:pPr>
+        <w:bidi/>
+      </w:pPr>
+      <w:r>
+        <w:rPr>
+          <w:rtl/>
+          <w:cs/>
+          <w:lang w:val="ar_AE" w:bidi="ar_AE"/>
+        </w:rPr>
+      </w:r>
+      <w:r>
+        <w:rPr>
+          <w:vertAlign w:val="superscript"/>
+          <w:rtl/>
+          <w:cs/>
           <w:lang w:val="ar_AE" w:bidi="ar_AE"/>
         </w:rPr>
         <w:t>18</w:t>
       </w:r>
       <w:r>
         <w:rPr>
+          <w:rtl/>
+          <w:cs/>
           <w:lang w:val="ar_AE" w:bidi="ar_AE"/>
         </w:rPr>
         <w:t xml:space="preserve"> هكَذَا أَيْضاً افْرَحُوا أَنْتُمْ، وَابْتَهِجُوا مَعِي.</w:t>
       </w:r>
-      <w:r>
-        <w:rPr>
-          <w:lang w:val="ar_AE" w:bidi="ar_AE"/>
-        </w:rPr>
-      </w:r>
-      <w:r>
-        <w:rPr>
-          <w:lang w:val="ar_AE" w:bidi="ar_AE"/>
-        </w:rPr>
-      </w:r>
-    </w:p>
-    <w:p>
-      <w:pPr>
-        <w:bidi/>
-      </w:pPr>
-      <w:r>
-        <w:rPr>
-          <w:lang w:val="ar_AE" w:bidi="ar_AE"/>
-        </w:rPr>
-      </w:r>
-    </w:p>
-    <w:p>
-      <w:pPr>
-        <w:bidi/>
-      </w:pPr>
-      <w:r>
-        <w:rPr>
-          <w:lang w:val="ar_AE" w:bidi="ar_AE"/>
-        </w:rPr>
-      </w:r>
-      <w:r>
-        <w:rPr>
-          <w:vertAlign w:val="superscript"/>
+    </w:p>
+    <w:p>
+      <w:pPr>
+        <w:bidi/>
+      </w:pPr>
+      <w:r>
+        <w:rPr>
+          <w:rtl/>
+          <w:cs/>
+          <w:lang w:val="ar_AE" w:bidi="ar_AE"/>
+        </w:rPr>
+      </w:r>
+      <w:r>
+        <w:rPr>
+          <w:vertAlign w:val="superscript"/>
+          <w:rtl/>
+          <w:cs/>
           <w:lang w:val="ar_AE" w:bidi="ar_AE"/>
         </w:rPr>
         <w:t>19</w:t>
       </w:r>
       <w:r>
         <w:rPr>
+          <w:rtl/>
+          <w:cs/>
           <w:lang w:val="ar_AE" w:bidi="ar_AE"/>
         </w:rPr>
         <w:t xml:space="preserve"> غَيْرَ أَنِّي أَرْجُو فِي الرَّبِّ يَسُوعَ أَنْ أُرْسِلَ إِلَيْكُمْ تِيمُوثَاوُسَ عَنْ قَرِيبٍ، لِكَيْ تَطِيبَ نَفْسِي بِمَعْرِفَةِ أَحْوَالِكُمْ.</w:t>
       </w:r>
-      <w:r>
-        <w:rPr>
-          <w:lang w:val="ar_AE" w:bidi="ar_AE"/>
-        </w:rPr>
-      </w:r>
-      <w:r>
-        <w:rPr>
-          <w:lang w:val="ar_AE" w:bidi="ar_AE"/>
-        </w:rPr>
-      </w:r>
-    </w:p>
-    <w:p>
-      <w:pPr>
-        <w:bidi/>
-      </w:pPr>
-      <w:r>
-        <w:rPr>
-          <w:lang w:val="ar_AE" w:bidi="ar_AE"/>
-        </w:rPr>
-      </w:r>
-    </w:p>
-    <w:p>
-      <w:pPr>
-        <w:bidi/>
-      </w:pPr>
-      <w:r>
-        <w:rPr>
-          <w:lang w:val="ar_AE" w:bidi="ar_AE"/>
-        </w:rPr>
-      </w:r>
-      <w:r>
-        <w:rPr>
-          <w:vertAlign w:val="superscript"/>
+    </w:p>
+    <w:p>
+      <w:pPr>
+        <w:bidi/>
+      </w:pPr>
+      <w:r>
+        <w:rPr>
+          <w:rtl/>
+          <w:cs/>
+          <w:lang w:val="ar_AE" w:bidi="ar_AE"/>
+        </w:rPr>
+      </w:r>
+      <w:r>
+        <w:rPr>
+          <w:vertAlign w:val="superscript"/>
+          <w:rtl/>
+          <w:cs/>
           <w:lang w:val="ar_AE" w:bidi="ar_AE"/>
         </w:rPr>
         <w:t>20</w:t>
       </w:r>
       <w:r>
         <w:rPr>
+          <w:rtl/>
+          <w:cs/>
           <w:lang w:val="ar_AE" w:bidi="ar_AE"/>
         </w:rPr>
         <w:t xml:space="preserve"> فَلَيْسَ عِنْدِي أَحَدٌ غَيْرَهُ يَهْتَمُّ مِثْلِي بِأَحْوَالِكُمْ بِإِخْلاصٍ.</w:t>
       </w:r>
-      <w:r>
-        <w:rPr>
-          <w:lang w:val="ar_AE" w:bidi="ar_AE"/>
-        </w:rPr>
-      </w:r>
-      <w:r>
-        <w:rPr>
-          <w:lang w:val="ar_AE" w:bidi="ar_AE"/>
-        </w:rPr>
-      </w:r>
-    </w:p>
-    <w:p>
-      <w:pPr>
-        <w:bidi/>
-      </w:pPr>
-      <w:r>
-        <w:rPr>
-          <w:lang w:val="ar_AE" w:bidi="ar_AE"/>
-        </w:rPr>
-      </w:r>
-    </w:p>
-    <w:p>
-      <w:pPr>
-        <w:bidi/>
-      </w:pPr>
-      <w:r>
-        <w:rPr>
-          <w:lang w:val="ar_AE" w:bidi="ar_AE"/>
-        </w:rPr>
-      </w:r>
-      <w:r>
-        <w:rPr>
-          <w:vertAlign w:val="superscript"/>
+    </w:p>
+    <w:p>
+      <w:pPr>
+        <w:bidi/>
+      </w:pPr>
+      <w:r>
+        <w:rPr>
+          <w:rtl/>
+          <w:cs/>
+          <w:lang w:val="ar_AE" w:bidi="ar_AE"/>
+        </w:rPr>
+      </w:r>
+      <w:r>
+        <w:rPr>
+          <w:vertAlign w:val="superscript"/>
+          <w:rtl/>
+          <w:cs/>
           <w:lang w:val="ar_AE" w:bidi="ar_AE"/>
         </w:rPr>
         <w:t>21</w:t>
       </w:r>
       <w:r>
         <w:rPr>
+          <w:rtl/>
+          <w:cs/>
           <w:lang w:val="ar_AE" w:bidi="ar_AE"/>
         </w:rPr>
         <w:t xml:space="preserve"> فَإِنَّ الْجَمِيعَ يَسْعَوْنَ وَرَاءَ مَصَالِحِهِمِ الْخَاصَّةِ، لَا لأَجْلِ الْمَسِيحِ يَسُوعَ.</w:t>
       </w:r>
-      <w:r>
-        <w:rPr>
-          <w:lang w:val="ar_AE" w:bidi="ar_AE"/>
-        </w:rPr>
-      </w:r>
-      <w:r>
-        <w:rPr>
-          <w:lang w:val="ar_AE" w:bidi="ar_AE"/>
-        </w:rPr>
-      </w:r>
-    </w:p>
-    <w:p>
-      <w:pPr>
-        <w:bidi/>
-      </w:pPr>
-      <w:r>
-        <w:rPr>
-          <w:lang w:val="ar_AE" w:bidi="ar_AE"/>
-        </w:rPr>
-      </w:r>
-    </w:p>
-    <w:p>
-      <w:pPr>
-        <w:bidi/>
-      </w:pPr>
-      <w:r>
-        <w:rPr>
-          <w:lang w:val="ar_AE" w:bidi="ar_AE"/>
-        </w:rPr>
-      </w:r>
-      <w:r>
-        <w:rPr>
-          <w:vertAlign w:val="superscript"/>
+    </w:p>
+    <w:p>
+      <w:pPr>
+        <w:bidi/>
+      </w:pPr>
+      <w:r>
+        <w:rPr>
+          <w:rtl/>
+          <w:cs/>
+          <w:lang w:val="ar_AE" w:bidi="ar_AE"/>
+        </w:rPr>
+      </w:r>
+      <w:r>
+        <w:rPr>
+          <w:vertAlign w:val="superscript"/>
+          <w:rtl/>
+          <w:cs/>
           <w:lang w:val="ar_AE" w:bidi="ar_AE"/>
         </w:rPr>
         <w:t>22</w:t>
       </w:r>
       <w:r>
         <w:rPr>
+          <w:rtl/>
+          <w:cs/>
           <w:lang w:val="ar_AE" w:bidi="ar_AE"/>
         </w:rPr>
         <w:t xml:space="preserve"> أَمَّا تِيمُوثَاوُسُ، فَأَنْتُمْ تَعْرِفُونَ أَنَّهُ مُخْتَبَرٌ، إِذْ خَدَمَ مَعِي فِي التَّبْشِيرِ بِالإِنْجِيلِ كَأَنَّهُ وَلَدٌ يُعَاوِنُ أَبَاهُ.</w:t>
       </w:r>
-      <w:r>
-        <w:rPr>
-          <w:lang w:val="ar_AE" w:bidi="ar_AE"/>
-        </w:rPr>
-      </w:r>
-      <w:r>
-        <w:rPr>
-          <w:lang w:val="ar_AE" w:bidi="ar_AE"/>
-        </w:rPr>
-      </w:r>
-    </w:p>
-    <w:p>
-      <w:pPr>
-        <w:bidi/>
-      </w:pPr>
-      <w:r>
-        <w:rPr>
-          <w:lang w:val="ar_AE" w:bidi="ar_AE"/>
-        </w:rPr>
-      </w:r>
-    </w:p>
-    <w:p>
-      <w:pPr>
-        <w:bidi/>
-      </w:pPr>
-      <w:r>
-        <w:rPr>
-          <w:lang w:val="ar_AE" w:bidi="ar_AE"/>
-        </w:rPr>
-      </w:r>
-      <w:r>
-        <w:rPr>
-          <w:vertAlign w:val="superscript"/>
+    </w:p>
+    <w:p>
+      <w:pPr>
+        <w:bidi/>
+      </w:pPr>
+      <w:r>
+        <w:rPr>
+          <w:rtl/>
+          <w:cs/>
+          <w:lang w:val="ar_AE" w:bidi="ar_AE"/>
+        </w:rPr>
+      </w:r>
+      <w:r>
+        <w:rPr>
+          <w:vertAlign w:val="superscript"/>
+          <w:rtl/>
+          <w:cs/>
           <w:lang w:val="ar_AE" w:bidi="ar_AE"/>
         </w:rPr>
         <w:t>23</w:t>
       </w:r>
       <w:r>
         <w:rPr>
+          <w:rtl/>
+          <w:cs/>
           <w:lang w:val="ar_AE" w:bidi="ar_AE"/>
         </w:rPr>
         <w:t xml:space="preserve"> فَإِيَّاهُ أَرْجُو أَنْ أُرْسِلَ حَالَمَا يَتَبَيَّنُ لِي كَيْفَ سَتَجْرِي أَحْوَالِي.</w:t>
       </w:r>
-      <w:r>
-        <w:rPr>
-          <w:lang w:val="ar_AE" w:bidi="ar_AE"/>
-        </w:rPr>
-      </w:r>
-      <w:r>
-        <w:rPr>
-          <w:lang w:val="ar_AE" w:bidi="ar_AE"/>
-        </w:rPr>
-      </w:r>
-    </w:p>
-    <w:p>
-      <w:pPr>
-        <w:bidi/>
-      </w:pPr>
-      <w:r>
-        <w:rPr>
-          <w:lang w:val="ar_AE" w:bidi="ar_AE"/>
-        </w:rPr>
-      </w:r>
-    </w:p>
-    <w:p>
-      <w:pPr>
-        <w:bidi/>
-      </w:pPr>
-      <w:r>
-        <w:rPr>
-          <w:lang w:val="ar_AE" w:bidi="ar_AE"/>
-        </w:rPr>
-      </w:r>
-      <w:r>
-        <w:rPr>
-          <w:vertAlign w:val="superscript"/>
+    </w:p>
+    <w:p>
+      <w:pPr>
+        <w:bidi/>
+      </w:pPr>
+      <w:r>
+        <w:rPr>
+          <w:rtl/>
+          <w:cs/>
+          <w:lang w:val="ar_AE" w:bidi="ar_AE"/>
+        </w:rPr>
+      </w:r>
+      <w:r>
+        <w:rPr>
+          <w:vertAlign w:val="superscript"/>
+          <w:rtl/>
+          <w:cs/>
           <w:lang w:val="ar_AE" w:bidi="ar_AE"/>
         </w:rPr>
         <w:t>24</w:t>
       </w:r>
       <w:r>
         <w:rPr>
+          <w:rtl/>
+          <w:cs/>
           <w:lang w:val="ar_AE" w:bidi="ar_AE"/>
         </w:rPr>
         <w:t xml:space="preserve"> وَلَكِنَّ لِي ثِقَةً فِي الرَّبِّ بِأَنِّي، أَنَا نَفْسِي، سَآتِي إِلَيْكُمْ عَنْ قَرِيبٍ.</w:t>
       </w:r>
-      <w:r>
-        <w:rPr>
-          <w:lang w:val="ar_AE" w:bidi="ar_AE"/>
-        </w:rPr>
-      </w:r>
-      <w:r>
-        <w:rPr>
-          <w:lang w:val="ar_AE" w:bidi="ar_AE"/>
-        </w:rPr>
-      </w:r>
-    </w:p>
-    <w:p>
-      <w:pPr>
-        <w:bidi/>
-      </w:pPr>
-      <w:r>
-        <w:rPr>
-          <w:lang w:val="ar_AE" w:bidi="ar_AE"/>
-        </w:rPr>
-      </w:r>
-    </w:p>
-    <w:p>
-      <w:pPr>
-        <w:bidi/>
-      </w:pPr>
-      <w:r>
-        <w:rPr>
-          <w:lang w:val="ar_AE" w:bidi="ar_AE"/>
-        </w:rPr>
-      </w:r>
-      <w:r>
-        <w:rPr>
-          <w:vertAlign w:val="superscript"/>
+    </w:p>
+    <w:p>
+      <w:pPr>
+        <w:bidi/>
+      </w:pPr>
+      <w:r>
+        <w:rPr>
+          <w:rtl/>
+          <w:cs/>
+          <w:lang w:val="ar_AE" w:bidi="ar_AE"/>
+        </w:rPr>
+      </w:r>
+      <w:r>
+        <w:rPr>
+          <w:vertAlign w:val="superscript"/>
+          <w:rtl/>
+          <w:cs/>
           <w:lang w:val="ar_AE" w:bidi="ar_AE"/>
         </w:rPr>
         <w:t>25</w:t>
       </w:r>
       <w:r>
         <w:rPr>
+          <w:rtl/>
+          <w:cs/>
           <w:lang w:val="ar_AE" w:bidi="ar_AE"/>
         </w:rPr>
         <w:t xml:space="preserve"> إِلّا أَنِّي رَأَيْتُ مِنَ الضَّرُورِيِّ أَنْ أُرْسِلَ إِلَيْكُمْ أَبَفْرُودِيتُسَ، أَخِي وَمُعَاوِنِي وَرَفِيقِي فِي الْكِفَاحِ، وَالْمُرْسَلَ مِنْ قِبَلِكُمْ عَامِلاً عَلَى سَدِّ حَاجَتِي،</w:t>
       </w:r>
-      <w:r>
-        <w:rPr>
-          <w:lang w:val="ar_AE" w:bidi="ar_AE"/>
-        </w:rPr>
-      </w:r>
-      <w:r>
-        <w:rPr>
-          <w:lang w:val="ar_AE" w:bidi="ar_AE"/>
-        </w:rPr>
-      </w:r>
-    </w:p>
-    <w:p>
-      <w:pPr>
-        <w:bidi/>
-      </w:pPr>
-      <w:r>
-        <w:rPr>
-          <w:lang w:val="ar_AE" w:bidi="ar_AE"/>
-        </w:rPr>
-      </w:r>
-    </w:p>
-    <w:p>
-      <w:pPr>
-        <w:bidi/>
-      </w:pPr>
-      <w:r>
-        <w:rPr>
-          <w:lang w:val="ar_AE" w:bidi="ar_AE"/>
-        </w:rPr>
-      </w:r>
-      <w:r>
-        <w:rPr>
-          <w:vertAlign w:val="superscript"/>
+    </w:p>
+    <w:p>
+      <w:pPr>
+        <w:bidi/>
+      </w:pPr>
+      <w:r>
+        <w:rPr>
+          <w:rtl/>
+          <w:cs/>
+          <w:lang w:val="ar_AE" w:bidi="ar_AE"/>
+        </w:rPr>
+      </w:r>
+      <w:r>
+        <w:rPr>
+          <w:vertAlign w:val="superscript"/>
+          <w:rtl/>
+          <w:cs/>
           <w:lang w:val="ar_AE" w:bidi="ar_AE"/>
         </w:rPr>
         <w:t>26</w:t>
       </w:r>
       <w:r>
         <w:rPr>
+          <w:rtl/>
+          <w:cs/>
           <w:lang w:val="ar_AE" w:bidi="ar_AE"/>
         </w:rPr>
         <w:t xml:space="preserve"> إِذْ كَانَ مُشْتَاقاً إِلَيْكُمْ جَمِيعاً، وَمُكْتَئِباً لِسَمَاعِكُمْ بِمَرَضِهِ.</w:t>
       </w:r>
-      <w:r>
-        <w:rPr>
-          <w:lang w:val="ar_AE" w:bidi="ar_AE"/>
-        </w:rPr>
-      </w:r>
-      <w:r>
-        <w:rPr>
-          <w:lang w:val="ar_AE" w:bidi="ar_AE"/>
-        </w:rPr>
-      </w:r>
-    </w:p>
-    <w:p>
-      <w:pPr>
-        <w:bidi/>
-      </w:pPr>
-      <w:r>
-        <w:rPr>
-          <w:lang w:val="ar_AE" w:bidi="ar_AE"/>
-        </w:rPr>
-      </w:r>
-    </w:p>
-    <w:p>
-      <w:pPr>
-        <w:bidi/>
-      </w:pPr>
-      <w:r>
-        <w:rPr>
-          <w:lang w:val="ar_AE" w:bidi="ar_AE"/>
-        </w:rPr>
-      </w:r>
-      <w:r>
-        <w:rPr>
-          <w:vertAlign w:val="superscript"/>
+    </w:p>
+    <w:p>
+      <w:pPr>
+        <w:bidi/>
+      </w:pPr>
+      <w:r>
+        <w:rPr>
+          <w:rtl/>
+          <w:cs/>
+          <w:lang w:val="ar_AE" w:bidi="ar_AE"/>
+        </w:rPr>
+      </w:r>
+      <w:r>
+        <w:rPr>
+          <w:vertAlign w:val="superscript"/>
+          <w:rtl/>
+          <w:cs/>
           <w:lang w:val="ar_AE" w:bidi="ar_AE"/>
         </w:rPr>
         <w:t>27</w:t>
       </w:r>
       <w:r>
         <w:rPr>
+          <w:rtl/>
+          <w:cs/>
           <w:lang w:val="ar_AE" w:bidi="ar_AE"/>
         </w:rPr>
         <w:t xml:space="preserve"> فَقَدْ مَرِضَ حَتَّى أَشْرَفَ عَلَى الْمَوْتِ، وَلَكِنَّ اللهَ أَشْفَقَ عَلَيْهِ، وَلَيْسَ عَلَيْهِ وَحْدَهُ، بَلْ عَلَيَّ أَنَا أَيْضاً، لِئَلّا يُصِيبَنِي حُزْنٌ عَلَى حُزْنٍ.</w:t>
       </w:r>
-      <w:r>
-        <w:rPr>
-          <w:lang w:val="ar_AE" w:bidi="ar_AE"/>
-        </w:rPr>
-      </w:r>
-      <w:r>
-        <w:rPr>
-          <w:lang w:val="ar_AE" w:bidi="ar_AE"/>
-        </w:rPr>
-      </w:r>
-    </w:p>
-    <w:p>
-      <w:pPr>
-        <w:bidi/>
-      </w:pPr>
-      <w:r>
-        <w:rPr>
-          <w:lang w:val="ar_AE" w:bidi="ar_AE"/>
-        </w:rPr>
-      </w:r>
-    </w:p>
-    <w:p>
-      <w:pPr>
-        <w:bidi/>
-      </w:pPr>
-      <w:r>
-        <w:rPr>
-          <w:lang w:val="ar_AE" w:bidi="ar_AE"/>
-        </w:rPr>
-      </w:r>
-      <w:r>
-        <w:rPr>
-          <w:vertAlign w:val="superscript"/>
+    </w:p>
+    <w:p>
+      <w:pPr>
+        <w:bidi/>
+      </w:pPr>
+      <w:r>
+        <w:rPr>
+          <w:rtl/>
+          <w:cs/>
+          <w:lang w:val="ar_AE" w:bidi="ar_AE"/>
+        </w:rPr>
+      </w:r>
+      <w:r>
+        <w:rPr>
+          <w:vertAlign w:val="superscript"/>
+          <w:rtl/>
+          <w:cs/>
           <w:lang w:val="ar_AE" w:bidi="ar_AE"/>
         </w:rPr>
         <w:t>28</w:t>
       </w:r>
       <w:r>
         <w:rPr>
+          <w:rtl/>
+          <w:cs/>
           <w:lang w:val="ar_AE" w:bidi="ar_AE"/>
         </w:rPr>
         <w:t xml:space="preserve"> لِذَلِكَ عَجَّلْتُ كَثِيراً فِي إِرْسَالِهِ إِلَيْكُمْ، حَتَّى إِذَا رَأَيْتُمُوهُ مِنْ جَدِيدٍ تَفْرَحُونَ أَنْتُمْ وَأَكُونُ أَنَا أَقَلَّ حُزْناً.</w:t>
       </w:r>
-      <w:r>
-        <w:rPr>
-          <w:lang w:val="ar_AE" w:bidi="ar_AE"/>
-        </w:rPr>
-      </w:r>
-      <w:r>
-        <w:rPr>
-          <w:lang w:val="ar_AE" w:bidi="ar_AE"/>
-        </w:rPr>
-      </w:r>
-    </w:p>
-    <w:p>
-      <w:pPr>
-        <w:bidi/>
-      </w:pPr>
-      <w:r>
-        <w:rPr>
-          <w:lang w:val="ar_AE" w:bidi="ar_AE"/>
-        </w:rPr>
-      </w:r>
-    </w:p>
-    <w:p>
-      <w:pPr>
-        <w:bidi/>
-      </w:pPr>
-      <w:r>
-        <w:rPr>
-          <w:lang w:val="ar_AE" w:bidi="ar_AE"/>
-        </w:rPr>
-      </w:r>
-      <w:r>
-        <w:rPr>
-          <w:vertAlign w:val="superscript"/>
+    </w:p>
+    <w:p>
+      <w:pPr>
+        <w:bidi/>
+      </w:pPr>
+      <w:r>
+        <w:rPr>
+          <w:rtl/>
+          <w:cs/>
+          <w:lang w:val="ar_AE" w:bidi="ar_AE"/>
+        </w:rPr>
+      </w:r>
+      <w:r>
+        <w:rPr>
+          <w:vertAlign w:val="superscript"/>
+          <w:rtl/>
+          <w:cs/>
           <w:lang w:val="ar_AE" w:bidi="ar_AE"/>
         </w:rPr>
         <w:t>29</w:t>
       </w:r>
       <w:r>
         <w:rPr>
+          <w:rtl/>
+          <w:cs/>
           <w:lang w:val="ar_AE" w:bidi="ar_AE"/>
         </w:rPr>
         <w:t xml:space="preserve"> فَاقْبَلُوهُ إِذَنْ فِي الرَّبِّ بِكُلِّ فَرَحٍ، وَعَامِلُوا أَمْثَالَهُ بِالإِكْرَامِ.</w:t>
       </w:r>
-      <w:r>
-        <w:rPr>
-          <w:lang w:val="ar_AE" w:bidi="ar_AE"/>
-        </w:rPr>
-      </w:r>
-      <w:r>
-        <w:rPr>
-          <w:lang w:val="ar_AE" w:bidi="ar_AE"/>
-        </w:rPr>
-      </w:r>
-    </w:p>
-    <w:p>
-      <w:pPr>
-        <w:bidi/>
-      </w:pPr>
-      <w:r>
-        <w:rPr>
-          <w:lang w:val="ar_AE" w:bidi="ar_AE"/>
-        </w:rPr>
-      </w:r>
-    </w:p>
-    <w:p>
-      <w:pPr>
-        <w:bidi/>
-      </w:pPr>
-      <w:r>
-        <w:rPr>
-          <w:lang w:val="ar_AE" w:bidi="ar_AE"/>
-        </w:rPr>
-      </w:r>
-      <w:r>
-        <w:rPr>
-          <w:vertAlign w:val="superscript"/>
+    </w:p>
+    <w:p>
+      <w:pPr>
+        <w:bidi/>
+      </w:pPr>
+      <w:r>
+        <w:rPr>
+          <w:rtl/>
+          <w:cs/>
+          <w:lang w:val="ar_AE" w:bidi="ar_AE"/>
+        </w:rPr>
+      </w:r>
+      <w:r>
+        <w:rPr>
+          <w:vertAlign w:val="superscript"/>
+          <w:rtl/>
+          <w:cs/>
           <w:lang w:val="ar_AE" w:bidi="ar_AE"/>
         </w:rPr>
         <w:t>30</w:t>
       </w:r>
       <w:r>
         <w:rPr>
+          <w:rtl/>
+          <w:cs/>
           <w:lang w:val="ar_AE" w:bidi="ar_AE"/>
         </w:rPr>
         <w:t xml:space="preserve"> فَإِنَّهُ مِنْ أَجْلِ عَمَلِ الْمَسِيحِ أَشْرَفَ عَلَى الْمَوْتِ، مُخَاطِراً بِحَيَاتِهِ لِيَسُدَّ مَا نَقَصَ مِنْ خِدْمَتِكُمْ لِي.</w:t>
       </w:r>
-      <w:r>
-        <w:rPr>
-          <w:lang w:val="ar_AE" w:bidi="ar_AE"/>
-        </w:rPr>
-      </w:r>
-      <w:r>
-        <w:rPr>
-          <w:lang w:val="ar_AE" w:bidi="ar_AE"/>
-        </w:rPr>
-      </w:r>
-    </w:p>
-    <w:p>
-      <w:pPr>
-        <w:bidi/>
-      </w:pPr>
-      <w:r>
-        <w:rPr>
-          <w:lang w:val="ar_AE" w:bidi="ar_AE"/>
-        </w:rPr>
-      </w:r>
     </w:p>
     <w:p>
       <w:pPr>
@@ -2855,918 +2018,628 @@
       </w:pPr>
       <w:r>
         <w:rPr>
-          <w:lang w:val="ar_AE" w:bidi="ar_AE"/>
-        </w:rPr>
-        <w:t>Philippians 3:1</w:t>
-      </w:r>
-      <w:r>
-        <w:rPr>
-          <w:lang w:val="ar_AE" w:bidi="ar_AE"/>
-        </w:rPr>
-      </w:r>
-    </w:p>
-    <w:p>
-      <w:pPr>
-        <w:bidi/>
-      </w:pPr>
-      <w:r>
-        <w:rPr>
-          <w:lang w:val="ar_AE" w:bidi="ar_AE"/>
-        </w:rPr>
-      </w:r>
-      <w:r>
-        <w:rPr>
-          <w:vertAlign w:val="superscript"/>
+          <w:rtl/>
+          <w:cs/>
+          <w:lang w:val="ar_AE" w:bidi="ar_AE"/>
+        </w:rPr>
+        <w:t>فيلبي 3:1</w:t>
+      </w:r>
+      <w:r>
+        <w:rPr>
+          <w:rtl/>
+          <w:cs/>
+          <w:lang w:val="ar_AE" w:bidi="ar_AE"/>
+        </w:rPr>
+      </w:r>
+    </w:p>
+    <w:p>
+      <w:pPr>
+        <w:bidi/>
+      </w:pPr>
+      <w:r>
+        <w:rPr>
+          <w:rtl/>
+          <w:cs/>
+          <w:lang w:val="ar_AE" w:bidi="ar_AE"/>
+        </w:rPr>
+      </w:r>
+      <w:r>
+        <w:rPr>
+          <w:vertAlign w:val="superscript"/>
+          <w:rtl/>
+          <w:cs/>
           <w:lang w:val="ar_AE" w:bidi="ar_AE"/>
         </w:rPr>
         <w:t>1</w:t>
       </w:r>
       <w:r>
         <w:rPr>
+          <w:rtl/>
+          <w:cs/>
           <w:lang w:val="ar_AE" w:bidi="ar_AE"/>
         </w:rPr>
         <w:t xml:space="preserve"> وَبَعْدُ، يَا إِخْوَتِي، افْرَحُوا فِي الرَّبِّ. لَا يُزْعِجُنِي أَنْ أَكْتُبَ إِلَيْكُمْ بِالأُمُورِ نَفْسِهَا، فَإِنَّ ذَلِكَ يَجْعَلُكُمْ فِي مَأْمَنٍ.</w:t>
       </w:r>
-      <w:r>
-        <w:rPr>
-          <w:lang w:val="ar_AE" w:bidi="ar_AE"/>
-        </w:rPr>
-      </w:r>
-      <w:r>
-        <w:rPr>
-          <w:lang w:val="ar_AE" w:bidi="ar_AE"/>
-        </w:rPr>
-      </w:r>
-    </w:p>
-    <w:p>
-      <w:pPr>
-        <w:bidi/>
-      </w:pPr>
-      <w:r>
-        <w:rPr>
-          <w:lang w:val="ar_AE" w:bidi="ar_AE"/>
-        </w:rPr>
-      </w:r>
-    </w:p>
-    <w:p>
-      <w:pPr>
-        <w:bidi/>
-      </w:pPr>
-      <w:r>
-        <w:rPr>
-          <w:lang w:val="ar_AE" w:bidi="ar_AE"/>
-        </w:rPr>
-      </w:r>
-      <w:r>
-        <w:rPr>
-          <w:vertAlign w:val="superscript"/>
+    </w:p>
+    <w:p>
+      <w:pPr>
+        <w:bidi/>
+      </w:pPr>
+      <w:r>
+        <w:rPr>
+          <w:rtl/>
+          <w:cs/>
+          <w:lang w:val="ar_AE" w:bidi="ar_AE"/>
+        </w:rPr>
+      </w:r>
+      <w:r>
+        <w:rPr>
+          <w:vertAlign w:val="superscript"/>
+          <w:rtl/>
+          <w:cs/>
           <w:lang w:val="ar_AE" w:bidi="ar_AE"/>
         </w:rPr>
         <w:t>2</w:t>
       </w:r>
       <w:r>
         <w:rPr>
+          <w:rtl/>
+          <w:cs/>
           <w:lang w:val="ar_AE" w:bidi="ar_AE"/>
         </w:rPr>
         <w:t xml:space="preserve"> خُذُوا حِذْرَكُمْ مِنَ «الْكِلابِ»، مِنَ عُمَّالِ الشَّرِ، مِنْ الَّذِينَ يَبْتُرُونَ الْجَسَدَ.</w:t>
       </w:r>
-      <w:r>
-        <w:rPr>
-          <w:lang w:val="ar_AE" w:bidi="ar_AE"/>
-        </w:rPr>
-      </w:r>
-      <w:r>
-        <w:rPr>
-          <w:lang w:val="ar_AE" w:bidi="ar_AE"/>
-        </w:rPr>
-      </w:r>
-    </w:p>
-    <w:p>
-      <w:pPr>
-        <w:bidi/>
-      </w:pPr>
-      <w:r>
-        <w:rPr>
-          <w:lang w:val="ar_AE" w:bidi="ar_AE"/>
-        </w:rPr>
-      </w:r>
-    </w:p>
-    <w:p>
-      <w:pPr>
-        <w:bidi/>
-      </w:pPr>
-      <w:r>
-        <w:rPr>
-          <w:lang w:val="ar_AE" w:bidi="ar_AE"/>
-        </w:rPr>
-      </w:r>
-      <w:r>
-        <w:rPr>
-          <w:vertAlign w:val="superscript"/>
+    </w:p>
+    <w:p>
+      <w:pPr>
+        <w:bidi/>
+      </w:pPr>
+      <w:r>
+        <w:rPr>
+          <w:rtl/>
+          <w:cs/>
+          <w:lang w:val="ar_AE" w:bidi="ar_AE"/>
+        </w:rPr>
+      </w:r>
+      <w:r>
+        <w:rPr>
+          <w:vertAlign w:val="superscript"/>
+          <w:rtl/>
+          <w:cs/>
           <w:lang w:val="ar_AE" w:bidi="ar_AE"/>
         </w:rPr>
         <w:t>3</w:t>
       </w:r>
       <w:r>
         <w:rPr>
+          <w:rtl/>
+          <w:cs/>
           <w:lang w:val="ar_AE" w:bidi="ar_AE"/>
         </w:rPr>
         <w:t xml:space="preserve"> فَإِنَّنَا نَحْنُ أَهْلُ الْخِتَانِ الْحَقِّ، لأَنَّنَا إِنَّمَا نَعْبُدُ بِرُوحِ اللهِ وَنَفْتَخِرُ فِي الْمَسِيحِ يَسُوعَ، وَلا نَعْتَمِدُ عَلَى أُمُورِ الْجَسَدِ،</w:t>
       </w:r>
-      <w:r>
-        <w:rPr>
-          <w:lang w:val="ar_AE" w:bidi="ar_AE"/>
-        </w:rPr>
-      </w:r>
-      <w:r>
-        <w:rPr>
-          <w:lang w:val="ar_AE" w:bidi="ar_AE"/>
-        </w:rPr>
-      </w:r>
-    </w:p>
-    <w:p>
-      <w:pPr>
-        <w:bidi/>
-      </w:pPr>
-      <w:r>
-        <w:rPr>
-          <w:lang w:val="ar_AE" w:bidi="ar_AE"/>
-        </w:rPr>
-      </w:r>
-    </w:p>
-    <w:p>
-      <w:pPr>
-        <w:bidi/>
-      </w:pPr>
-      <w:r>
-        <w:rPr>
-          <w:lang w:val="ar_AE" w:bidi="ar_AE"/>
-        </w:rPr>
-      </w:r>
-      <w:r>
-        <w:rPr>
-          <w:vertAlign w:val="superscript"/>
+    </w:p>
+    <w:p>
+      <w:pPr>
+        <w:bidi/>
+      </w:pPr>
+      <w:r>
+        <w:rPr>
+          <w:rtl/>
+          <w:cs/>
+          <w:lang w:val="ar_AE" w:bidi="ar_AE"/>
+        </w:rPr>
+      </w:r>
+      <w:r>
+        <w:rPr>
+          <w:vertAlign w:val="superscript"/>
+          <w:rtl/>
+          <w:cs/>
           <w:lang w:val="ar_AE" w:bidi="ar_AE"/>
         </w:rPr>
         <w:t>4</w:t>
       </w:r>
       <w:r>
         <w:rPr>
+          <w:rtl/>
+          <w:cs/>
           <w:lang w:val="ar_AE" w:bidi="ar_AE"/>
         </w:rPr>
         <w:t xml:space="preserve"> مَعَ أَنَّ مِنْ حَقِّي أَنَا أَيْضاً أَنْ أَعْتَمِدَ عَلَيْهَا. فَإِنْ خَطَرَ عَلَى بَالِ أَحَدٍ أَنْ يَعْتَمِدَ عَلَى أُمُورِ الْجَسَدِ، فَأَنَا أَحَقُّ مِنْهُ:</w:t>
       </w:r>
-      <w:r>
-        <w:rPr>
-          <w:lang w:val="ar_AE" w:bidi="ar_AE"/>
-        </w:rPr>
-      </w:r>
-      <w:r>
-        <w:rPr>
-          <w:lang w:val="ar_AE" w:bidi="ar_AE"/>
-        </w:rPr>
-      </w:r>
-    </w:p>
-    <w:p>
-      <w:pPr>
-        <w:bidi/>
-      </w:pPr>
-      <w:r>
-        <w:rPr>
-          <w:lang w:val="ar_AE" w:bidi="ar_AE"/>
-        </w:rPr>
-      </w:r>
-    </w:p>
-    <w:p>
-      <w:pPr>
-        <w:bidi/>
-      </w:pPr>
-      <w:r>
-        <w:rPr>
-          <w:lang w:val="ar_AE" w:bidi="ar_AE"/>
-        </w:rPr>
-      </w:r>
-      <w:r>
-        <w:rPr>
-          <w:vertAlign w:val="superscript"/>
+    </w:p>
+    <w:p>
+      <w:pPr>
+        <w:bidi/>
+      </w:pPr>
+      <w:r>
+        <w:rPr>
+          <w:rtl/>
+          <w:cs/>
+          <w:lang w:val="ar_AE" w:bidi="ar_AE"/>
+        </w:rPr>
+      </w:r>
+      <w:r>
+        <w:rPr>
+          <w:vertAlign w:val="superscript"/>
+          <w:rtl/>
+          <w:cs/>
           <w:lang w:val="ar_AE" w:bidi="ar_AE"/>
         </w:rPr>
         <w:t>5</w:t>
       </w:r>
       <w:r>
         <w:rPr>
+          <w:rtl/>
+          <w:cs/>
           <w:lang w:val="ar_AE" w:bidi="ar_AE"/>
         </w:rPr>
         <w:t xml:space="preserve"> فَمِنْ جِهَةِ الْخِتَانِ، مَخْتُونٌ فِي الْيَوْمِ الثَّامِنِ مِنْ عُمْرِي؛ وَأَنَا مِنْ جِنْسِ إِسْرَائِيلَ، مِنْ سِبْطِ بِنْيَامِينَ، عِبْرَانِيٌّ مِنَ الْعِبْرَانِيِّينَ؛ وَمِنْ جِهَةِ الشَّرِيعَةِ، أَنَا فَرِّيسِيٌّ؛</w:t>
       </w:r>
-      <w:r>
-        <w:rPr>
-          <w:lang w:val="ar_AE" w:bidi="ar_AE"/>
-        </w:rPr>
-      </w:r>
-      <w:r>
-        <w:rPr>
-          <w:lang w:val="ar_AE" w:bidi="ar_AE"/>
-        </w:rPr>
-      </w:r>
-    </w:p>
-    <w:p>
-      <w:pPr>
-        <w:bidi/>
-      </w:pPr>
-      <w:r>
-        <w:rPr>
-          <w:lang w:val="ar_AE" w:bidi="ar_AE"/>
-        </w:rPr>
-      </w:r>
-    </w:p>
-    <w:p>
-      <w:pPr>
-        <w:bidi/>
-      </w:pPr>
-      <w:r>
-        <w:rPr>
-          <w:lang w:val="ar_AE" w:bidi="ar_AE"/>
-        </w:rPr>
-      </w:r>
-      <w:r>
-        <w:rPr>
-          <w:vertAlign w:val="superscript"/>
+    </w:p>
+    <w:p>
+      <w:pPr>
+        <w:bidi/>
+      </w:pPr>
+      <w:r>
+        <w:rPr>
+          <w:rtl/>
+          <w:cs/>
+          <w:lang w:val="ar_AE" w:bidi="ar_AE"/>
+        </w:rPr>
+      </w:r>
+      <w:r>
+        <w:rPr>
+          <w:vertAlign w:val="superscript"/>
+          <w:rtl/>
+          <w:cs/>
           <w:lang w:val="ar_AE" w:bidi="ar_AE"/>
         </w:rPr>
         <w:t>6</w:t>
       </w:r>
       <w:r>
         <w:rPr>
+          <w:rtl/>
+          <w:cs/>
           <w:lang w:val="ar_AE" w:bidi="ar_AE"/>
         </w:rPr>
         <w:t xml:space="preserve"> وَمِنْ جِهَةِ الْحَمَاسَةِ، مُضْطَهِدٌ لِلْكَنِيسَةِ؛ وَمِنْ جِهَةِ الْبِرِّ الْمَطْلُوبِ فِي الشَّرِيعَةِ، كُنْتُ بِلا لَوْمٍ.</w:t>
       </w:r>
-      <w:r>
-        <w:rPr>
-          <w:lang w:val="ar_AE" w:bidi="ar_AE"/>
-        </w:rPr>
-      </w:r>
-      <w:r>
-        <w:rPr>
-          <w:lang w:val="ar_AE" w:bidi="ar_AE"/>
-        </w:rPr>
-      </w:r>
-    </w:p>
-    <w:p>
-      <w:pPr>
-        <w:bidi/>
-      </w:pPr>
-      <w:r>
-        <w:rPr>
-          <w:lang w:val="ar_AE" w:bidi="ar_AE"/>
-        </w:rPr>
-      </w:r>
-    </w:p>
-    <w:p>
-      <w:pPr>
-        <w:bidi/>
-      </w:pPr>
-      <w:r>
-        <w:rPr>
-          <w:lang w:val="ar_AE" w:bidi="ar_AE"/>
-        </w:rPr>
-      </w:r>
-      <w:r>
-        <w:rPr>
-          <w:vertAlign w:val="superscript"/>
+    </w:p>
+    <w:p>
+      <w:pPr>
+        <w:bidi/>
+      </w:pPr>
+      <w:r>
+        <w:rPr>
+          <w:rtl/>
+          <w:cs/>
+          <w:lang w:val="ar_AE" w:bidi="ar_AE"/>
+        </w:rPr>
+      </w:r>
+      <w:r>
+        <w:rPr>
+          <w:vertAlign w:val="superscript"/>
+          <w:rtl/>
+          <w:cs/>
           <w:lang w:val="ar_AE" w:bidi="ar_AE"/>
         </w:rPr>
         <w:t>7</w:t>
       </w:r>
       <w:r>
         <w:rPr>
+          <w:rtl/>
+          <w:cs/>
           <w:lang w:val="ar_AE" w:bidi="ar_AE"/>
         </w:rPr>
         <w:t xml:space="preserve"> وَلَكِنْ، مَا كَانَ لِي مِنْ رِبْحٍ، فَقَدِ اعْتَبَرْتُهُ خَسَارَةً، مِنْ أَجْلِ الْمَسِيحِ.</w:t>
       </w:r>
-      <w:r>
-        <w:rPr>
-          <w:lang w:val="ar_AE" w:bidi="ar_AE"/>
-        </w:rPr>
-      </w:r>
-      <w:r>
-        <w:rPr>
-          <w:lang w:val="ar_AE" w:bidi="ar_AE"/>
-        </w:rPr>
-      </w:r>
-    </w:p>
-    <w:p>
-      <w:pPr>
-        <w:bidi/>
-      </w:pPr>
-      <w:r>
-        <w:rPr>
-          <w:lang w:val="ar_AE" w:bidi="ar_AE"/>
-        </w:rPr>
-      </w:r>
-    </w:p>
-    <w:p>
-      <w:pPr>
-        <w:bidi/>
-      </w:pPr>
-      <w:r>
-        <w:rPr>
-          <w:lang w:val="ar_AE" w:bidi="ar_AE"/>
-        </w:rPr>
-      </w:r>
-      <w:r>
-        <w:rPr>
-          <w:vertAlign w:val="superscript"/>
+    </w:p>
+    <w:p>
+      <w:pPr>
+        <w:bidi/>
+      </w:pPr>
+      <w:r>
+        <w:rPr>
+          <w:rtl/>
+          <w:cs/>
+          <w:lang w:val="ar_AE" w:bidi="ar_AE"/>
+        </w:rPr>
+      </w:r>
+      <w:r>
+        <w:rPr>
+          <w:vertAlign w:val="superscript"/>
+          <w:rtl/>
+          <w:cs/>
           <w:lang w:val="ar_AE" w:bidi="ar_AE"/>
         </w:rPr>
         <w:t>8</w:t>
       </w:r>
       <w:r>
         <w:rPr>
+          <w:rtl/>
+          <w:cs/>
           <w:lang w:val="ar_AE" w:bidi="ar_AE"/>
         </w:rPr>
         <w:t xml:space="preserve"> بَلْ إِنِّي أَعْتَبِرُ كُلَّ شَيْءٍ خَسَارَةً، مِنْ أَجْلِ امْتِيَازِ مَعْرِفَةِ الْمَسِيحِ يَسُوعَ رَبِّي؛ فَمِنْ أَجْلِهِ تَحَمَّلْتُ خَسَارَةَ كُلِّ شَيْءٍ، وَأَعْتَبِرُ كُلَّ شَيْءٍ نُفَايَةً، لِكَيْ أَرْبَحَ الْمَسِيحَ</w:t>
       </w:r>
-      <w:r>
-        <w:rPr>
-          <w:lang w:val="ar_AE" w:bidi="ar_AE"/>
-        </w:rPr>
-      </w:r>
-      <w:r>
-        <w:rPr>
-          <w:lang w:val="ar_AE" w:bidi="ar_AE"/>
-        </w:rPr>
-      </w:r>
-    </w:p>
-    <w:p>
-      <w:pPr>
-        <w:bidi/>
-      </w:pPr>
-      <w:r>
-        <w:rPr>
-          <w:lang w:val="ar_AE" w:bidi="ar_AE"/>
-        </w:rPr>
-      </w:r>
-    </w:p>
-    <w:p>
-      <w:pPr>
-        <w:bidi/>
-      </w:pPr>
-      <w:r>
-        <w:rPr>
-          <w:lang w:val="ar_AE" w:bidi="ar_AE"/>
-        </w:rPr>
-      </w:r>
-      <w:r>
-        <w:rPr>
-          <w:vertAlign w:val="superscript"/>
+    </w:p>
+    <w:p>
+      <w:pPr>
+        <w:bidi/>
+      </w:pPr>
+      <w:r>
+        <w:rPr>
+          <w:rtl/>
+          <w:cs/>
+          <w:lang w:val="ar_AE" w:bidi="ar_AE"/>
+        </w:rPr>
+      </w:r>
+      <w:r>
+        <w:rPr>
+          <w:vertAlign w:val="superscript"/>
+          <w:rtl/>
+          <w:cs/>
           <w:lang w:val="ar_AE" w:bidi="ar_AE"/>
         </w:rPr>
         <w:t>9</w:t>
       </w:r>
       <w:r>
         <w:rPr>
+          <w:rtl/>
+          <w:cs/>
           <w:lang w:val="ar_AE" w:bidi="ar_AE"/>
         </w:rPr>
         <w:t xml:space="preserve"> وَيَكُونَ لِي فِيهِ مَقَامٌ، إِذْ لَيْسَ لِي بِرِّي الذَّاتِيُّ الْقَائِمُ عَلَى أَسَاسِ الشَّرِيعَةِ، بَلِ الْبِرُّ الآتِي مِنَ الإِيمَانِ بِالْمَسِيحِ، الْبِرُّ الَّذِي مِنْ عِنْدِ اللهِ عَلَى أَسَاسِ الإِيمَانِ.</w:t>
       </w:r>
-      <w:r>
-        <w:rPr>
-          <w:lang w:val="ar_AE" w:bidi="ar_AE"/>
-        </w:rPr>
-      </w:r>
-      <w:r>
-        <w:rPr>
-          <w:lang w:val="ar_AE" w:bidi="ar_AE"/>
-        </w:rPr>
-      </w:r>
-    </w:p>
-    <w:p>
-      <w:pPr>
-        <w:bidi/>
-      </w:pPr>
-      <w:r>
-        <w:rPr>
-          <w:lang w:val="ar_AE" w:bidi="ar_AE"/>
-        </w:rPr>
-      </w:r>
-    </w:p>
-    <w:p>
-      <w:pPr>
-        <w:bidi/>
-      </w:pPr>
-      <w:r>
-        <w:rPr>
-          <w:lang w:val="ar_AE" w:bidi="ar_AE"/>
-        </w:rPr>
-      </w:r>
-      <w:r>
-        <w:rPr>
-          <w:vertAlign w:val="superscript"/>
+    </w:p>
+    <w:p>
+      <w:pPr>
+        <w:bidi/>
+      </w:pPr>
+      <w:r>
+        <w:rPr>
+          <w:rtl/>
+          <w:cs/>
+          <w:lang w:val="ar_AE" w:bidi="ar_AE"/>
+        </w:rPr>
+      </w:r>
+      <w:r>
+        <w:rPr>
+          <w:vertAlign w:val="superscript"/>
+          <w:rtl/>
+          <w:cs/>
           <w:lang w:val="ar_AE" w:bidi="ar_AE"/>
         </w:rPr>
         <w:t>10</w:t>
       </w:r>
       <w:r>
         <w:rPr>
+          <w:rtl/>
+          <w:cs/>
           <w:lang w:val="ar_AE" w:bidi="ar_AE"/>
         </w:rPr>
         <w:t xml:space="preserve"> وَغَايَتِي أَنْ أَعْرِفَ الْمَسِيحَ وَقُوَّةَ قِيَامَتِهِ وَالشَّرِكَةَ فِي آلامِهِ؛ وَالتَّشَبُّهَ بِهِ فِي مَوْتِهِ،</w:t>
       </w:r>
-      <w:r>
-        <w:rPr>
-          <w:lang w:val="ar_AE" w:bidi="ar_AE"/>
-        </w:rPr>
-      </w:r>
-      <w:r>
-        <w:rPr>
-          <w:lang w:val="ar_AE" w:bidi="ar_AE"/>
-        </w:rPr>
-      </w:r>
-    </w:p>
-    <w:p>
-      <w:pPr>
-        <w:bidi/>
-      </w:pPr>
-      <w:r>
-        <w:rPr>
-          <w:lang w:val="ar_AE" w:bidi="ar_AE"/>
-        </w:rPr>
-      </w:r>
-    </w:p>
-    <w:p>
-      <w:pPr>
-        <w:bidi/>
-      </w:pPr>
-      <w:r>
-        <w:rPr>
-          <w:lang w:val="ar_AE" w:bidi="ar_AE"/>
-        </w:rPr>
-      </w:r>
-      <w:r>
-        <w:rPr>
-          <w:vertAlign w:val="superscript"/>
+    </w:p>
+    <w:p>
+      <w:pPr>
+        <w:bidi/>
+      </w:pPr>
+      <w:r>
+        <w:rPr>
+          <w:rtl/>
+          <w:cs/>
+          <w:lang w:val="ar_AE" w:bidi="ar_AE"/>
+        </w:rPr>
+      </w:r>
+      <w:r>
+        <w:rPr>
+          <w:vertAlign w:val="superscript"/>
+          <w:rtl/>
+          <w:cs/>
           <w:lang w:val="ar_AE" w:bidi="ar_AE"/>
         </w:rPr>
         <w:t>11</w:t>
       </w:r>
       <w:r>
         <w:rPr>
+          <w:rtl/>
+          <w:cs/>
           <w:lang w:val="ar_AE" w:bidi="ar_AE"/>
         </w:rPr>
         <w:t xml:space="preserve"> عَلَى رَجَاءِ الْقِيَامَةِ مِنْ بَيْنِ الأَمْوَاتِ!</w:t>
       </w:r>
-      <w:r>
-        <w:rPr>
-          <w:lang w:val="ar_AE" w:bidi="ar_AE"/>
-        </w:rPr>
-      </w:r>
-      <w:r>
-        <w:rPr>
-          <w:lang w:val="ar_AE" w:bidi="ar_AE"/>
-        </w:rPr>
-      </w:r>
-    </w:p>
-    <w:p>
-      <w:pPr>
-        <w:bidi/>
-      </w:pPr>
-      <w:r>
-        <w:rPr>
-          <w:lang w:val="ar_AE" w:bidi="ar_AE"/>
-        </w:rPr>
-      </w:r>
-    </w:p>
-    <w:p>
-      <w:pPr>
-        <w:bidi/>
-      </w:pPr>
-      <w:r>
-        <w:rPr>
-          <w:lang w:val="ar_AE" w:bidi="ar_AE"/>
-        </w:rPr>
-      </w:r>
-      <w:r>
-        <w:rPr>
-          <w:vertAlign w:val="superscript"/>
+    </w:p>
+    <w:p>
+      <w:pPr>
+        <w:bidi/>
+      </w:pPr>
+      <w:r>
+        <w:rPr>
+          <w:rtl/>
+          <w:cs/>
+          <w:lang w:val="ar_AE" w:bidi="ar_AE"/>
+        </w:rPr>
+      </w:r>
+      <w:r>
+        <w:rPr>
+          <w:vertAlign w:val="superscript"/>
+          <w:rtl/>
+          <w:cs/>
           <w:lang w:val="ar_AE" w:bidi="ar_AE"/>
         </w:rPr>
         <w:t>12</w:t>
       </w:r>
       <w:r>
         <w:rPr>
+          <w:rtl/>
+          <w:cs/>
           <w:lang w:val="ar_AE" w:bidi="ar_AE"/>
         </w:rPr>
         <w:t xml:space="preserve"> لَسْتُ أَدَّعِي أَنِّي قَدْ نِلْتُ الْجَائِزَةَ أَوْ بَلَغْتُ الكَمَالَ. وَلَكِنِّي مَاأَزَالُ أَسْعَى لِاقْتِنَائِهَا، كَمَا أَنَّ الْمَسِيحَ يَسُوعَ قَدِ اقْتَنَانِي.</w:t>
       </w:r>
-      <w:r>
-        <w:rPr>
-          <w:lang w:val="ar_AE" w:bidi="ar_AE"/>
-        </w:rPr>
-      </w:r>
-      <w:r>
-        <w:rPr>
-          <w:lang w:val="ar_AE" w:bidi="ar_AE"/>
-        </w:rPr>
-      </w:r>
-    </w:p>
-    <w:p>
-      <w:pPr>
-        <w:bidi/>
-      </w:pPr>
-      <w:r>
-        <w:rPr>
-          <w:lang w:val="ar_AE" w:bidi="ar_AE"/>
-        </w:rPr>
-      </w:r>
-    </w:p>
-    <w:p>
-      <w:pPr>
-        <w:bidi/>
-      </w:pPr>
-      <w:r>
-        <w:rPr>
-          <w:lang w:val="ar_AE" w:bidi="ar_AE"/>
-        </w:rPr>
-      </w:r>
-      <w:r>
-        <w:rPr>
-          <w:vertAlign w:val="superscript"/>
+    </w:p>
+    <w:p>
+      <w:pPr>
+        <w:bidi/>
+      </w:pPr>
+      <w:r>
+        <w:rPr>
+          <w:rtl/>
+          <w:cs/>
+          <w:lang w:val="ar_AE" w:bidi="ar_AE"/>
+        </w:rPr>
+      </w:r>
+      <w:r>
+        <w:rPr>
+          <w:vertAlign w:val="superscript"/>
+          <w:rtl/>
+          <w:cs/>
           <w:lang w:val="ar_AE" w:bidi="ar_AE"/>
         </w:rPr>
         <w:t>13</w:t>
       </w:r>
       <w:r>
         <w:rPr>
+          <w:rtl/>
+          <w:cs/>
           <w:lang w:val="ar_AE" w:bidi="ar_AE"/>
         </w:rPr>
         <w:t xml:space="preserve"> أَيُّهَا الإِخْوَةُ، أَنَا لَا أَعْتَبِرُ نَفْسِي قَدِ نِلْتُ الْجَائِزَةَ، وَلَكِنِّي أَفْعَلُ أَمْراً وَاحِداً: أَنْسَى مَا هُوَ وَرَاءُ وَأَتَقَدَّمُ إِلَى مَا هُوَ أَمَامُ،</w:t>
       </w:r>
-      <w:r>
-        <w:rPr>
-          <w:lang w:val="ar_AE" w:bidi="ar_AE"/>
-        </w:rPr>
-      </w:r>
-      <w:r>
-        <w:rPr>
-          <w:lang w:val="ar_AE" w:bidi="ar_AE"/>
-        </w:rPr>
-      </w:r>
-    </w:p>
-    <w:p>
-      <w:pPr>
-        <w:bidi/>
-      </w:pPr>
-      <w:r>
-        <w:rPr>
-          <w:lang w:val="ar_AE" w:bidi="ar_AE"/>
-        </w:rPr>
-      </w:r>
-    </w:p>
-    <w:p>
-      <w:pPr>
-        <w:bidi/>
-      </w:pPr>
-      <w:r>
-        <w:rPr>
-          <w:lang w:val="ar_AE" w:bidi="ar_AE"/>
-        </w:rPr>
-      </w:r>
-      <w:r>
-        <w:rPr>
-          <w:vertAlign w:val="superscript"/>
+    </w:p>
+    <w:p>
+      <w:pPr>
+        <w:bidi/>
+      </w:pPr>
+      <w:r>
+        <w:rPr>
+          <w:rtl/>
+          <w:cs/>
+          <w:lang w:val="ar_AE" w:bidi="ar_AE"/>
+        </w:rPr>
+      </w:r>
+      <w:r>
+        <w:rPr>
+          <w:vertAlign w:val="superscript"/>
+          <w:rtl/>
+          <w:cs/>
           <w:lang w:val="ar_AE" w:bidi="ar_AE"/>
         </w:rPr>
         <w:t>14</w:t>
       </w:r>
       <w:r>
         <w:rPr>
+          <w:rtl/>
+          <w:cs/>
           <w:lang w:val="ar_AE" w:bidi="ar_AE"/>
         </w:rPr>
         <w:t xml:space="preserve"> إِذْ أَسْعَى إِلَى الْهَدَفِ، لِنَوَالِ تِلْكَ الْجَائِزَةِ الَّتِي يَدْعُونَا اللهُ إِلَيْهَا دَعْوَةً عُلْيَا فِي الْمَسِيحِ يَسُوعَ.</w:t>
       </w:r>
-      <w:r>
-        <w:rPr>
-          <w:lang w:val="ar_AE" w:bidi="ar_AE"/>
-        </w:rPr>
-      </w:r>
-      <w:r>
-        <w:rPr>
-          <w:lang w:val="ar_AE" w:bidi="ar_AE"/>
-        </w:rPr>
-      </w:r>
-    </w:p>
-    <w:p>
-      <w:pPr>
-        <w:bidi/>
-      </w:pPr>
-      <w:r>
-        <w:rPr>
-          <w:lang w:val="ar_AE" w:bidi="ar_AE"/>
-        </w:rPr>
-      </w:r>
-    </w:p>
-    <w:p>
-      <w:pPr>
-        <w:bidi/>
-      </w:pPr>
-      <w:r>
-        <w:rPr>
-          <w:lang w:val="ar_AE" w:bidi="ar_AE"/>
-        </w:rPr>
-      </w:r>
-      <w:r>
-        <w:rPr>
-          <w:vertAlign w:val="superscript"/>
+    </w:p>
+    <w:p>
+      <w:pPr>
+        <w:bidi/>
+      </w:pPr>
+      <w:r>
+        <w:rPr>
+          <w:rtl/>
+          <w:cs/>
+          <w:lang w:val="ar_AE" w:bidi="ar_AE"/>
+        </w:rPr>
+      </w:r>
+      <w:r>
+        <w:rPr>
+          <w:vertAlign w:val="superscript"/>
+          <w:rtl/>
+          <w:cs/>
           <w:lang w:val="ar_AE" w:bidi="ar_AE"/>
         </w:rPr>
         <w:t>15</w:t>
       </w:r>
       <w:r>
         <w:rPr>
+          <w:rtl/>
+          <w:cs/>
           <w:lang w:val="ar_AE" w:bidi="ar_AE"/>
         </w:rPr>
         <w:t xml:space="preserve"> جَمِيعُ الْبَالِغِينَ فِينَا، لِيَكُنْ فِيهِمْ هَذَا الْفِكْرُ. وَإِنْ كَانَ فِيكُمْ غَيْرُ هَذَا الْفِكْرِ، فَذَلِكَ أَيْضاً سَيَكْشِفُهُ لَكُمُ اللهُ.</w:t>
       </w:r>
-      <w:r>
-        <w:rPr>
-          <w:lang w:val="ar_AE" w:bidi="ar_AE"/>
-        </w:rPr>
-      </w:r>
-      <w:r>
-        <w:rPr>
-          <w:lang w:val="ar_AE" w:bidi="ar_AE"/>
-        </w:rPr>
-      </w:r>
-    </w:p>
-    <w:p>
-      <w:pPr>
-        <w:bidi/>
-      </w:pPr>
-      <w:r>
-        <w:rPr>
-          <w:lang w:val="ar_AE" w:bidi="ar_AE"/>
-        </w:rPr>
-      </w:r>
-    </w:p>
-    <w:p>
-      <w:pPr>
-        <w:bidi/>
-      </w:pPr>
-      <w:r>
-        <w:rPr>
-          <w:lang w:val="ar_AE" w:bidi="ar_AE"/>
-        </w:rPr>
-      </w:r>
-      <w:r>
-        <w:rPr>
-          <w:vertAlign w:val="superscript"/>
+    </w:p>
+    <w:p>
+      <w:pPr>
+        <w:bidi/>
+      </w:pPr>
+      <w:r>
+        <w:rPr>
+          <w:rtl/>
+          <w:cs/>
+          <w:lang w:val="ar_AE" w:bidi="ar_AE"/>
+        </w:rPr>
+      </w:r>
+      <w:r>
+        <w:rPr>
+          <w:vertAlign w:val="superscript"/>
+          <w:rtl/>
+          <w:cs/>
           <w:lang w:val="ar_AE" w:bidi="ar_AE"/>
         </w:rPr>
         <w:t>16</w:t>
       </w:r>
       <w:r>
         <w:rPr>
+          <w:rtl/>
+          <w:cs/>
           <w:lang w:val="ar_AE" w:bidi="ar_AE"/>
         </w:rPr>
         <w:t xml:space="preserve"> إِنَّمَا، لِنُواصِلِ السَّيْرَ مِنْ حَيْثُ قَدْ وَصَلْنَا، فِي الْمَنْهَجِ نَفْسِهِ.</w:t>
       </w:r>
-      <w:r>
-        <w:rPr>
-          <w:lang w:val="ar_AE" w:bidi="ar_AE"/>
-        </w:rPr>
-      </w:r>
-      <w:r>
-        <w:rPr>
-          <w:lang w:val="ar_AE" w:bidi="ar_AE"/>
-        </w:rPr>
-      </w:r>
-    </w:p>
-    <w:p>
-      <w:pPr>
-        <w:bidi/>
-      </w:pPr>
-      <w:r>
-        <w:rPr>
-          <w:lang w:val="ar_AE" w:bidi="ar_AE"/>
-        </w:rPr>
-      </w:r>
-    </w:p>
-    <w:p>
-      <w:pPr>
-        <w:bidi/>
-      </w:pPr>
-      <w:r>
-        <w:rPr>
-          <w:lang w:val="ar_AE" w:bidi="ar_AE"/>
-        </w:rPr>
-      </w:r>
-      <w:r>
-        <w:rPr>
-          <w:vertAlign w:val="superscript"/>
+    </w:p>
+    <w:p>
+      <w:pPr>
+        <w:bidi/>
+      </w:pPr>
+      <w:r>
+        <w:rPr>
+          <w:rtl/>
+          <w:cs/>
+          <w:lang w:val="ar_AE" w:bidi="ar_AE"/>
+        </w:rPr>
+      </w:r>
+      <w:r>
+        <w:rPr>
+          <w:vertAlign w:val="superscript"/>
+          <w:rtl/>
+          <w:cs/>
           <w:lang w:val="ar_AE" w:bidi="ar_AE"/>
         </w:rPr>
         <w:t>17</w:t>
       </w:r>
       <w:r>
         <w:rPr>
+          <w:rtl/>
+          <w:cs/>
           <w:lang w:val="ar_AE" w:bidi="ar_AE"/>
         </w:rPr>
         <w:t xml:space="preserve"> كُونُوا جَمِيعاً، أَيُّهَا الإِخْوَةُ، مُقْتَدِينَ بِي؛ وَلاحِظُوا الَّذِينَ يَسْلُكُونَ بِحَسَبِ الْقُدْوَةِ الَّتِي تَرَوْنَهَا فِينَا.</w:t>
       </w:r>
-      <w:r>
-        <w:rPr>
-          <w:lang w:val="ar_AE" w:bidi="ar_AE"/>
-        </w:rPr>
-      </w:r>
-      <w:r>
-        <w:rPr>
-          <w:lang w:val="ar_AE" w:bidi="ar_AE"/>
-        </w:rPr>
-      </w:r>
-    </w:p>
-    <w:p>
-      <w:pPr>
-        <w:bidi/>
-      </w:pPr>
-      <w:r>
-        <w:rPr>
-          <w:lang w:val="ar_AE" w:bidi="ar_AE"/>
-        </w:rPr>
-      </w:r>
-    </w:p>
-    <w:p>
-      <w:pPr>
-        <w:bidi/>
-      </w:pPr>
-      <w:r>
-        <w:rPr>
-          <w:lang w:val="ar_AE" w:bidi="ar_AE"/>
-        </w:rPr>
-      </w:r>
-      <w:r>
-        <w:rPr>
-          <w:vertAlign w:val="superscript"/>
+    </w:p>
+    <w:p>
+      <w:pPr>
+        <w:bidi/>
+      </w:pPr>
+      <w:r>
+        <w:rPr>
+          <w:rtl/>
+          <w:cs/>
+          <w:lang w:val="ar_AE" w:bidi="ar_AE"/>
+        </w:rPr>
+      </w:r>
+      <w:r>
+        <w:rPr>
+          <w:vertAlign w:val="superscript"/>
+          <w:rtl/>
+          <w:cs/>
           <w:lang w:val="ar_AE" w:bidi="ar_AE"/>
         </w:rPr>
         <w:t>18</w:t>
       </w:r>
       <w:r>
         <w:rPr>
+          <w:rtl/>
+          <w:cs/>
           <w:lang w:val="ar_AE" w:bidi="ar_AE"/>
         </w:rPr>
         <w:t xml:space="preserve"> فَإِنَّ كَثِيرِينَ مِمَّنَ يَسْلُكُونَ بَيْنَكُمْ، وَقَدْ ذَكَرْتُهُمْ لَكُمْ مِرَاراً وَأَذْكُرُهُمُ الآنَ أَيْضاً بَاكِياً، إِنَّمَا هُمْ أَعْدَاءُ لِصَلِيبِ الْمَسِيحِ.</w:t>
       </w:r>
-      <w:r>
-        <w:rPr>
-          <w:lang w:val="ar_AE" w:bidi="ar_AE"/>
-        </w:rPr>
-      </w:r>
-      <w:r>
-        <w:rPr>
-          <w:lang w:val="ar_AE" w:bidi="ar_AE"/>
-        </w:rPr>
-      </w:r>
-    </w:p>
-    <w:p>
-      <w:pPr>
-        <w:bidi/>
-      </w:pPr>
-      <w:r>
-        <w:rPr>
-          <w:lang w:val="ar_AE" w:bidi="ar_AE"/>
-        </w:rPr>
-      </w:r>
-    </w:p>
-    <w:p>
-      <w:pPr>
-        <w:bidi/>
-      </w:pPr>
-      <w:r>
-        <w:rPr>
-          <w:lang w:val="ar_AE" w:bidi="ar_AE"/>
-        </w:rPr>
-      </w:r>
-      <w:r>
-        <w:rPr>
-          <w:vertAlign w:val="superscript"/>
+    </w:p>
+    <w:p>
+      <w:pPr>
+        <w:bidi/>
+      </w:pPr>
+      <w:r>
+        <w:rPr>
+          <w:rtl/>
+          <w:cs/>
+          <w:lang w:val="ar_AE" w:bidi="ar_AE"/>
+        </w:rPr>
+      </w:r>
+      <w:r>
+        <w:rPr>
+          <w:vertAlign w:val="superscript"/>
+          <w:rtl/>
+          <w:cs/>
           <w:lang w:val="ar_AE" w:bidi="ar_AE"/>
         </w:rPr>
         <w:t>19</w:t>
       </w:r>
       <w:r>
         <w:rPr>
+          <w:rtl/>
+          <w:cs/>
           <w:lang w:val="ar_AE" w:bidi="ar_AE"/>
         </w:rPr>
         <w:t xml:space="preserve"> الَّذِينَ مَصِيرُهُمُ الْهَلاكُ، وَإِلهُهُمْ بُطُونُهُمْ، وَفَخْرُهُمْ فِي خِزْيِهِمْ، وَفِكْرُهُمْ مُنْصَرِفٌ إِلَى الأُمُورِ الأَرْضِيَّةِ.</w:t>
       </w:r>
-      <w:r>
-        <w:rPr>
-          <w:lang w:val="ar_AE" w:bidi="ar_AE"/>
-        </w:rPr>
-      </w:r>
-      <w:r>
-        <w:rPr>
-          <w:lang w:val="ar_AE" w:bidi="ar_AE"/>
-        </w:rPr>
-      </w:r>
-    </w:p>
-    <w:p>
-      <w:pPr>
-        <w:bidi/>
-      </w:pPr>
-      <w:r>
-        <w:rPr>
-          <w:lang w:val="ar_AE" w:bidi="ar_AE"/>
-        </w:rPr>
-      </w:r>
-    </w:p>
-    <w:p>
-      <w:pPr>
-        <w:bidi/>
-      </w:pPr>
-      <w:r>
-        <w:rPr>
-          <w:lang w:val="ar_AE" w:bidi="ar_AE"/>
-        </w:rPr>
-      </w:r>
-      <w:r>
-        <w:rPr>
-          <w:vertAlign w:val="superscript"/>
+    </w:p>
+    <w:p>
+      <w:pPr>
+        <w:bidi/>
+      </w:pPr>
+      <w:r>
+        <w:rPr>
+          <w:rtl/>
+          <w:cs/>
+          <w:lang w:val="ar_AE" w:bidi="ar_AE"/>
+        </w:rPr>
+      </w:r>
+      <w:r>
+        <w:rPr>
+          <w:vertAlign w:val="superscript"/>
+          <w:rtl/>
+          <w:cs/>
           <w:lang w:val="ar_AE" w:bidi="ar_AE"/>
         </w:rPr>
         <w:t>20</w:t>
       </w:r>
       <w:r>
         <w:rPr>
+          <w:rtl/>
+          <w:cs/>
           <w:lang w:val="ar_AE" w:bidi="ar_AE"/>
         </w:rPr>
         <w:t xml:space="preserve"> أَمَّا نَحْنُ، فَإِنَّ وَطَنَنَا فِي السَّمَاوَاتِ الَّتِي مِنْهَا نَنْتَظِرُ عَوْدَةَ مُخَلِّصِنَا الرَّبِّ يَسُوعَ الْمَسِيحِ،</w:t>
       </w:r>
-      <w:r>
-        <w:rPr>
-          <w:lang w:val="ar_AE" w:bidi="ar_AE"/>
-        </w:rPr>
-      </w:r>
-      <w:r>
-        <w:rPr>
-          <w:lang w:val="ar_AE" w:bidi="ar_AE"/>
-        </w:rPr>
-      </w:r>
-    </w:p>
-    <w:p>
-      <w:pPr>
-        <w:bidi/>
-      </w:pPr>
-      <w:r>
-        <w:rPr>
-          <w:lang w:val="ar_AE" w:bidi="ar_AE"/>
-        </w:rPr>
-      </w:r>
-    </w:p>
-    <w:p>
-      <w:pPr>
-        <w:bidi/>
-      </w:pPr>
-      <w:r>
-        <w:rPr>
-          <w:lang w:val="ar_AE" w:bidi="ar_AE"/>
-        </w:rPr>
-      </w:r>
-      <w:r>
-        <w:rPr>
-          <w:vertAlign w:val="superscript"/>
+    </w:p>
+    <w:p>
+      <w:pPr>
+        <w:bidi/>
+      </w:pPr>
+      <w:r>
+        <w:rPr>
+          <w:rtl/>
+          <w:cs/>
+          <w:lang w:val="ar_AE" w:bidi="ar_AE"/>
+        </w:rPr>
+      </w:r>
+      <w:r>
+        <w:rPr>
+          <w:vertAlign w:val="superscript"/>
+          <w:rtl/>
+          <w:cs/>
           <w:lang w:val="ar_AE" w:bidi="ar_AE"/>
         </w:rPr>
         <w:t>21</w:t>
       </w:r>
       <w:r>
         <w:rPr>
+          <w:rtl/>
+          <w:cs/>
           <w:lang w:val="ar_AE" w:bidi="ar_AE"/>
         </w:rPr>
         <w:t xml:space="preserve"> الَّذِي سَيُحَوِّلُ جَسَدَنَا الْوَضِيعَ إِلَى صُورَةٍ مُطَابِقَةٍ لِجَسَدِهِ الْمَجِيدِ، وَفْقاً لِعَمَلِ قُدْرَتِهِ عَلَى إِخْضَاعِ كُلِّ شَيْءٍ لِنَفْسِهِ.</w:t>
       </w:r>
-      <w:r>
-        <w:rPr>
-          <w:lang w:val="ar_AE" w:bidi="ar_AE"/>
-        </w:rPr>
-      </w:r>
-      <w:r>
-        <w:rPr>
-          <w:lang w:val="ar_AE" w:bidi="ar_AE"/>
-        </w:rPr>
-      </w:r>
-    </w:p>
-    <w:p>
-      <w:pPr>
-        <w:bidi/>
-      </w:pPr>
-      <w:r>
-        <w:rPr>
-          <w:lang w:val="ar_AE" w:bidi="ar_AE"/>
-        </w:rPr>
-      </w:r>
     </w:p>
     <w:p>
       <w:pPr>
@@ -3775,993 +2648,685 @@
       </w:pPr>
       <w:r>
         <w:rPr>
-          <w:lang w:val="ar_AE" w:bidi="ar_AE"/>
-        </w:rPr>
-        <w:t>Philippians 4:1</w:t>
-      </w:r>
-      <w:r>
-        <w:rPr>
-          <w:lang w:val="ar_AE" w:bidi="ar_AE"/>
-        </w:rPr>
-      </w:r>
-    </w:p>
-    <w:p>
-      <w:pPr>
-        <w:bidi/>
-      </w:pPr>
-      <w:r>
-        <w:rPr>
-          <w:lang w:val="ar_AE" w:bidi="ar_AE"/>
-        </w:rPr>
-      </w:r>
-      <w:r>
-        <w:rPr>
-          <w:vertAlign w:val="superscript"/>
+          <w:rtl/>
+          <w:cs/>
+          <w:lang w:val="ar_AE" w:bidi="ar_AE"/>
+        </w:rPr>
+        <w:t>فيلبي 4:1</w:t>
+      </w:r>
+      <w:r>
+        <w:rPr>
+          <w:rtl/>
+          <w:cs/>
+          <w:lang w:val="ar_AE" w:bidi="ar_AE"/>
+        </w:rPr>
+      </w:r>
+    </w:p>
+    <w:p>
+      <w:pPr>
+        <w:bidi/>
+      </w:pPr>
+      <w:r>
+        <w:rPr>
+          <w:rtl/>
+          <w:cs/>
+          <w:lang w:val="ar_AE" w:bidi="ar_AE"/>
+        </w:rPr>
+      </w:r>
+      <w:r>
+        <w:rPr>
+          <w:vertAlign w:val="superscript"/>
+          <w:rtl/>
+          <w:cs/>
           <w:lang w:val="ar_AE" w:bidi="ar_AE"/>
         </w:rPr>
         <w:t>1</w:t>
       </w:r>
       <w:r>
         <w:rPr>
+          <w:rtl/>
+          <w:cs/>
           <w:lang w:val="ar_AE" w:bidi="ar_AE"/>
         </w:rPr>
         <w:t xml:space="preserve"> إِذَنْ، يَا إِخْوَتِي الأَحِبَّاءَ وَالْمُشْتَاقَ إِلَيْهِمْ، يَا فَرَحِي وَإِكْلِيلِي، هكَذَا اثْبُتُوا فِي الرَّبِّ أَيُّهَا الأَحِبَّاءُ.</w:t>
       </w:r>
-      <w:r>
-        <w:rPr>
-          <w:lang w:val="ar_AE" w:bidi="ar_AE"/>
-        </w:rPr>
-      </w:r>
-      <w:r>
-        <w:rPr>
-          <w:lang w:val="ar_AE" w:bidi="ar_AE"/>
-        </w:rPr>
-      </w:r>
-    </w:p>
-    <w:p>
-      <w:pPr>
-        <w:bidi/>
-      </w:pPr>
-      <w:r>
-        <w:rPr>
-          <w:lang w:val="ar_AE" w:bidi="ar_AE"/>
-        </w:rPr>
-      </w:r>
-    </w:p>
-    <w:p>
-      <w:pPr>
-        <w:bidi/>
-      </w:pPr>
-      <w:r>
-        <w:rPr>
-          <w:lang w:val="ar_AE" w:bidi="ar_AE"/>
-        </w:rPr>
-      </w:r>
-      <w:r>
-        <w:rPr>
-          <w:vertAlign w:val="superscript"/>
+    </w:p>
+    <w:p>
+      <w:pPr>
+        <w:bidi/>
+      </w:pPr>
+      <w:r>
+        <w:rPr>
+          <w:rtl/>
+          <w:cs/>
+          <w:lang w:val="ar_AE" w:bidi="ar_AE"/>
+        </w:rPr>
+      </w:r>
+      <w:r>
+        <w:rPr>
+          <w:vertAlign w:val="superscript"/>
+          <w:rtl/>
+          <w:cs/>
           <w:lang w:val="ar_AE" w:bidi="ar_AE"/>
         </w:rPr>
         <w:t>2</w:t>
       </w:r>
       <w:r>
         <w:rPr>
+          <w:rtl/>
+          <w:cs/>
           <w:lang w:val="ar_AE" w:bidi="ar_AE"/>
         </w:rPr>
         <w:t xml:space="preserve"> أَحُثُّ أَفُودِيَةَ، كَمَا أَحُثُّ سِنْتِيخِي، أَنْ يَكُونَ لَهُمَا، فِي الرَّبِّ، فِكْرٌ وَاحِدٌ، نصيحة وحث</w:t>
       </w:r>
-      <w:r>
-        <w:rPr>
-          <w:lang w:val="ar_AE" w:bidi="ar_AE"/>
-        </w:rPr>
-      </w:r>
-      <w:r>
-        <w:rPr>
-          <w:lang w:val="ar_AE" w:bidi="ar_AE"/>
-        </w:rPr>
-      </w:r>
-    </w:p>
-    <w:p>
-      <w:pPr>
-        <w:bidi/>
-      </w:pPr>
-      <w:r>
-        <w:rPr>
-          <w:lang w:val="ar_AE" w:bidi="ar_AE"/>
-        </w:rPr>
-      </w:r>
-    </w:p>
-    <w:p>
-      <w:pPr>
-        <w:bidi/>
-      </w:pPr>
-      <w:r>
-        <w:rPr>
-          <w:lang w:val="ar_AE" w:bidi="ar_AE"/>
-        </w:rPr>
-      </w:r>
-      <w:r>
-        <w:rPr>
-          <w:vertAlign w:val="superscript"/>
+    </w:p>
+    <w:p>
+      <w:pPr>
+        <w:bidi/>
+      </w:pPr>
+      <w:r>
+        <w:rPr>
+          <w:rtl/>
+          <w:cs/>
+          <w:lang w:val="ar_AE" w:bidi="ar_AE"/>
+        </w:rPr>
+      </w:r>
+      <w:r>
+        <w:rPr>
+          <w:vertAlign w:val="superscript"/>
+          <w:rtl/>
+          <w:cs/>
           <w:lang w:val="ar_AE" w:bidi="ar_AE"/>
         </w:rPr>
         <w:t>3</w:t>
       </w:r>
       <w:r>
         <w:rPr>
+          <w:rtl/>
+          <w:cs/>
           <w:lang w:val="ar_AE" w:bidi="ar_AE"/>
         </w:rPr>
         <w:t xml:space="preserve"> أَجَلْ، أَطْلُبُ إِلَيْكَ أَنْتَ أَيْضاً، أَيُّهَا الزَّمِيلُ الْمُخْلِصُ، أَنْ تُسَاعِدَهُمَا، لأَنَّهُمَا جَاهَدَتَا مَعِي فِي خِدْمَةِ الإِنْجِيلِ، هُمَا وَأَكْلِيمَنْدُسُ وَمُعَاوِنِيَّ الآخَرُونَ، الْمَكْتُوبَةُ أَسْمَاؤُهُمْ فِي سِجِلِّ الْحَيَاةِ.</w:t>
       </w:r>
-      <w:r>
-        <w:rPr>
-          <w:lang w:val="ar_AE" w:bidi="ar_AE"/>
-        </w:rPr>
-      </w:r>
-      <w:r>
-        <w:rPr>
-          <w:lang w:val="ar_AE" w:bidi="ar_AE"/>
-        </w:rPr>
-      </w:r>
-    </w:p>
-    <w:p>
-      <w:pPr>
-        <w:bidi/>
-      </w:pPr>
-      <w:r>
-        <w:rPr>
-          <w:lang w:val="ar_AE" w:bidi="ar_AE"/>
-        </w:rPr>
-      </w:r>
-    </w:p>
-    <w:p>
-      <w:pPr>
-        <w:bidi/>
-      </w:pPr>
-      <w:r>
-        <w:rPr>
-          <w:lang w:val="ar_AE" w:bidi="ar_AE"/>
-        </w:rPr>
-      </w:r>
-      <w:r>
-        <w:rPr>
-          <w:vertAlign w:val="superscript"/>
+    </w:p>
+    <w:p>
+      <w:pPr>
+        <w:bidi/>
+      </w:pPr>
+      <w:r>
+        <w:rPr>
+          <w:rtl/>
+          <w:cs/>
+          <w:lang w:val="ar_AE" w:bidi="ar_AE"/>
+        </w:rPr>
+      </w:r>
+      <w:r>
+        <w:rPr>
+          <w:vertAlign w:val="superscript"/>
+          <w:rtl/>
+          <w:cs/>
           <w:lang w:val="ar_AE" w:bidi="ar_AE"/>
         </w:rPr>
         <w:t>4</w:t>
       </w:r>
       <w:r>
         <w:rPr>
+          <w:rtl/>
+          <w:cs/>
           <w:lang w:val="ar_AE" w:bidi="ar_AE"/>
         </w:rPr>
         <w:t xml:space="preserve"> افْرَحُوا فِي الرَّبِّ دَائِماً، وَأَقُولُ أَيْضاً: افْرَحُوا.</w:t>
       </w:r>
-      <w:r>
-        <w:rPr>
-          <w:lang w:val="ar_AE" w:bidi="ar_AE"/>
-        </w:rPr>
-      </w:r>
-      <w:r>
-        <w:rPr>
-          <w:lang w:val="ar_AE" w:bidi="ar_AE"/>
-        </w:rPr>
-      </w:r>
-    </w:p>
-    <w:p>
-      <w:pPr>
-        <w:bidi/>
-      </w:pPr>
-      <w:r>
-        <w:rPr>
-          <w:lang w:val="ar_AE" w:bidi="ar_AE"/>
-        </w:rPr>
-      </w:r>
-    </w:p>
-    <w:p>
-      <w:pPr>
-        <w:bidi/>
-      </w:pPr>
-      <w:r>
-        <w:rPr>
-          <w:lang w:val="ar_AE" w:bidi="ar_AE"/>
-        </w:rPr>
-      </w:r>
-      <w:r>
-        <w:rPr>
-          <w:vertAlign w:val="superscript"/>
+    </w:p>
+    <w:p>
+      <w:pPr>
+        <w:bidi/>
+      </w:pPr>
+      <w:r>
+        <w:rPr>
+          <w:rtl/>
+          <w:cs/>
+          <w:lang w:val="ar_AE" w:bidi="ar_AE"/>
+        </w:rPr>
+      </w:r>
+      <w:r>
+        <w:rPr>
+          <w:vertAlign w:val="superscript"/>
+          <w:rtl/>
+          <w:cs/>
           <w:lang w:val="ar_AE" w:bidi="ar_AE"/>
         </w:rPr>
         <w:t>5</w:t>
       </w:r>
       <w:r>
         <w:rPr>
+          <w:rtl/>
+          <w:cs/>
           <w:lang w:val="ar_AE" w:bidi="ar_AE"/>
         </w:rPr>
         <w:t xml:space="preserve"> لِيَكُنْ طُولُ بَالِكُمْ مَعْرُوفاً لَدَى النَّاسِ جَمِيعاً. إِنَّ الرَّبَّ قَرِيبٌ.</w:t>
       </w:r>
-      <w:r>
-        <w:rPr>
-          <w:lang w:val="ar_AE" w:bidi="ar_AE"/>
-        </w:rPr>
-      </w:r>
-      <w:r>
-        <w:rPr>
-          <w:lang w:val="ar_AE" w:bidi="ar_AE"/>
-        </w:rPr>
-      </w:r>
-    </w:p>
-    <w:p>
-      <w:pPr>
-        <w:bidi/>
-      </w:pPr>
-      <w:r>
-        <w:rPr>
-          <w:lang w:val="ar_AE" w:bidi="ar_AE"/>
-        </w:rPr>
-      </w:r>
-    </w:p>
-    <w:p>
-      <w:pPr>
-        <w:bidi/>
-      </w:pPr>
-      <w:r>
-        <w:rPr>
-          <w:lang w:val="ar_AE" w:bidi="ar_AE"/>
-        </w:rPr>
-      </w:r>
-      <w:r>
-        <w:rPr>
-          <w:vertAlign w:val="superscript"/>
+    </w:p>
+    <w:p>
+      <w:pPr>
+        <w:bidi/>
+      </w:pPr>
+      <w:r>
+        <w:rPr>
+          <w:rtl/>
+          <w:cs/>
+          <w:lang w:val="ar_AE" w:bidi="ar_AE"/>
+        </w:rPr>
+      </w:r>
+      <w:r>
+        <w:rPr>
+          <w:vertAlign w:val="superscript"/>
+          <w:rtl/>
+          <w:cs/>
           <w:lang w:val="ar_AE" w:bidi="ar_AE"/>
         </w:rPr>
         <w:t>6</w:t>
       </w:r>
       <w:r>
         <w:rPr>
+          <w:rtl/>
+          <w:cs/>
           <w:lang w:val="ar_AE" w:bidi="ar_AE"/>
         </w:rPr>
         <w:t xml:space="preserve"> لَا تَقْلَقُوا مِنْ جِهَةِ أَيِّ شَيْءٍ، بَلْ فِي كُلِّ أَمْرٍ لِتَكُنْ طِلْبَاتُكُمْ مَعْرُوفَةً لَدَى اللهِ، بِالصَّلاةِ وَالدُّعَاءِ، مَعَ الشُّكْرِ.</w:t>
       </w:r>
-      <w:r>
-        <w:rPr>
-          <w:lang w:val="ar_AE" w:bidi="ar_AE"/>
-        </w:rPr>
-      </w:r>
-      <w:r>
-        <w:rPr>
-          <w:lang w:val="ar_AE" w:bidi="ar_AE"/>
-        </w:rPr>
-      </w:r>
-    </w:p>
-    <w:p>
-      <w:pPr>
-        <w:bidi/>
-      </w:pPr>
-      <w:r>
-        <w:rPr>
-          <w:lang w:val="ar_AE" w:bidi="ar_AE"/>
-        </w:rPr>
-      </w:r>
-    </w:p>
-    <w:p>
-      <w:pPr>
-        <w:bidi/>
-      </w:pPr>
-      <w:r>
-        <w:rPr>
-          <w:lang w:val="ar_AE" w:bidi="ar_AE"/>
-        </w:rPr>
-      </w:r>
-      <w:r>
-        <w:rPr>
-          <w:vertAlign w:val="superscript"/>
+    </w:p>
+    <w:p>
+      <w:pPr>
+        <w:bidi/>
+      </w:pPr>
+      <w:r>
+        <w:rPr>
+          <w:rtl/>
+          <w:cs/>
+          <w:lang w:val="ar_AE" w:bidi="ar_AE"/>
+        </w:rPr>
+      </w:r>
+      <w:r>
+        <w:rPr>
+          <w:vertAlign w:val="superscript"/>
+          <w:rtl/>
+          <w:cs/>
           <w:lang w:val="ar_AE" w:bidi="ar_AE"/>
         </w:rPr>
         <w:t>7</w:t>
       </w:r>
       <w:r>
         <w:rPr>
+          <w:rtl/>
+          <w:cs/>
           <w:lang w:val="ar_AE" w:bidi="ar_AE"/>
         </w:rPr>
         <w:t xml:space="preserve"> وَسَلامُ اللهِ، الَّذِي تَعْجَزُ الْعُقُولُ عَنْ إِدْرَاكِهِ، يَحْرُسُ قُلُوبَكُمْ وَأَفْكَارَكُمْ فِي الْمَسِيحِ يَسُوعَ.</w:t>
       </w:r>
-      <w:r>
-        <w:rPr>
-          <w:lang w:val="ar_AE" w:bidi="ar_AE"/>
-        </w:rPr>
-      </w:r>
-      <w:r>
-        <w:rPr>
-          <w:lang w:val="ar_AE" w:bidi="ar_AE"/>
-        </w:rPr>
-      </w:r>
-    </w:p>
-    <w:p>
-      <w:pPr>
-        <w:bidi/>
-      </w:pPr>
-      <w:r>
-        <w:rPr>
-          <w:lang w:val="ar_AE" w:bidi="ar_AE"/>
-        </w:rPr>
-      </w:r>
-    </w:p>
-    <w:p>
-      <w:pPr>
-        <w:bidi/>
-      </w:pPr>
-      <w:r>
-        <w:rPr>
-          <w:lang w:val="ar_AE" w:bidi="ar_AE"/>
-        </w:rPr>
-      </w:r>
-      <w:r>
-        <w:rPr>
-          <w:vertAlign w:val="superscript"/>
+    </w:p>
+    <w:p>
+      <w:pPr>
+        <w:bidi/>
+      </w:pPr>
+      <w:r>
+        <w:rPr>
+          <w:rtl/>
+          <w:cs/>
+          <w:lang w:val="ar_AE" w:bidi="ar_AE"/>
+        </w:rPr>
+      </w:r>
+      <w:r>
+        <w:rPr>
+          <w:vertAlign w:val="superscript"/>
+          <w:rtl/>
+          <w:cs/>
           <w:lang w:val="ar_AE" w:bidi="ar_AE"/>
         </w:rPr>
         <w:t>8</w:t>
       </w:r>
       <w:r>
         <w:rPr>
+          <w:rtl/>
+          <w:cs/>
           <w:lang w:val="ar_AE" w:bidi="ar_AE"/>
         </w:rPr>
         <w:t xml:space="preserve"> وَخِتَاماً، أَيُّهَا الإِخْوَةُ: كُلُّ مَا كَانَ حَقّاً، وَكُلُّ مَا كَانَ شَرِيفاً، وَكُلُّ مَا كَانَ عَادِلاً، وَكُلُّ مَا كَانَ طَاهِراً وَكُلُّ مَا كَانَ مُسْتَحَبّاً، وَكُلُّ مَا كَانَ حَسَنَ السُّمْعَةِ، وَكُلُّ مَا كَانَ فِيهِ فَضِيلَةٌ وَخَصْلَةٌ حَمِيدَةٌ، فَاشْغِلُوا أَفْكَارَكُمْ بِهِ.</w:t>
       </w:r>
-      <w:r>
-        <w:rPr>
-          <w:lang w:val="ar_AE" w:bidi="ar_AE"/>
-        </w:rPr>
-      </w:r>
-      <w:r>
-        <w:rPr>
-          <w:lang w:val="ar_AE" w:bidi="ar_AE"/>
-        </w:rPr>
-      </w:r>
-    </w:p>
-    <w:p>
-      <w:pPr>
-        <w:bidi/>
-      </w:pPr>
-      <w:r>
-        <w:rPr>
-          <w:lang w:val="ar_AE" w:bidi="ar_AE"/>
-        </w:rPr>
-      </w:r>
-    </w:p>
-    <w:p>
-      <w:pPr>
-        <w:bidi/>
-      </w:pPr>
-      <w:r>
-        <w:rPr>
-          <w:lang w:val="ar_AE" w:bidi="ar_AE"/>
-        </w:rPr>
-      </w:r>
-      <w:r>
-        <w:rPr>
-          <w:vertAlign w:val="superscript"/>
+    </w:p>
+    <w:p>
+      <w:pPr>
+        <w:bidi/>
+      </w:pPr>
+      <w:r>
+        <w:rPr>
+          <w:rtl/>
+          <w:cs/>
+          <w:lang w:val="ar_AE" w:bidi="ar_AE"/>
+        </w:rPr>
+      </w:r>
+      <w:r>
+        <w:rPr>
+          <w:vertAlign w:val="superscript"/>
+          <w:rtl/>
+          <w:cs/>
           <w:lang w:val="ar_AE" w:bidi="ar_AE"/>
         </w:rPr>
         <w:t>9</w:t>
       </w:r>
       <w:r>
         <w:rPr>
+          <w:rtl/>
+          <w:cs/>
           <w:lang w:val="ar_AE" w:bidi="ar_AE"/>
         </w:rPr>
         <w:t xml:space="preserve"> وَاعْمَلُوا بِها مَا تَعَلَّمْتُمْ وَتَلَقَّيْتُمْ وَسَمِعْتُمْ مِنِّي وَمَا رَأَيْتُمْ فِيَّ. وَإِلَهُ السَّلامِ يَكُونُ مَعَكُمْ.</w:t>
       </w:r>
-      <w:r>
-        <w:rPr>
-          <w:lang w:val="ar_AE" w:bidi="ar_AE"/>
-        </w:rPr>
-      </w:r>
-      <w:r>
-        <w:rPr>
-          <w:lang w:val="ar_AE" w:bidi="ar_AE"/>
-        </w:rPr>
-      </w:r>
-    </w:p>
-    <w:p>
-      <w:pPr>
-        <w:bidi/>
-      </w:pPr>
-      <w:r>
-        <w:rPr>
-          <w:lang w:val="ar_AE" w:bidi="ar_AE"/>
-        </w:rPr>
-      </w:r>
-    </w:p>
-    <w:p>
-      <w:pPr>
-        <w:bidi/>
-      </w:pPr>
-      <w:r>
-        <w:rPr>
-          <w:lang w:val="ar_AE" w:bidi="ar_AE"/>
-        </w:rPr>
-      </w:r>
-      <w:r>
-        <w:rPr>
-          <w:vertAlign w:val="superscript"/>
+    </w:p>
+    <w:p>
+      <w:pPr>
+        <w:bidi/>
+      </w:pPr>
+      <w:r>
+        <w:rPr>
+          <w:rtl/>
+          <w:cs/>
+          <w:lang w:val="ar_AE" w:bidi="ar_AE"/>
+        </w:rPr>
+      </w:r>
+      <w:r>
+        <w:rPr>
+          <w:vertAlign w:val="superscript"/>
+          <w:rtl/>
+          <w:cs/>
           <w:lang w:val="ar_AE" w:bidi="ar_AE"/>
         </w:rPr>
         <w:t>10</w:t>
       </w:r>
       <w:r>
         <w:rPr>
+          <w:rtl/>
+          <w:cs/>
           <w:lang w:val="ar_AE" w:bidi="ar_AE"/>
         </w:rPr>
         <w:t xml:space="preserve"> ثُمَّ إِنِّي فَرِحْتُ فِي الرَّبِّ فَرَحاً عَظِيماً إِذْ إِنَّكُمُ الآنَ قَدْ جَدَّدْتُمْ مَرَّةً أُخْرَى اهْتِمَامَكُمْ بِي. فَمَعَ أَنَّهُ كَانَ لَكُمْ مِثْلُ هَذَا الاهْتِمَامِ، فَإِنَّ الْفُرْصَةَ لَمْ تَتَيَسَّرْ لَكُمْ مِنْ قَبْلُ.</w:t>
       </w:r>
-      <w:r>
-        <w:rPr>
-          <w:lang w:val="ar_AE" w:bidi="ar_AE"/>
-        </w:rPr>
-      </w:r>
-      <w:r>
-        <w:rPr>
-          <w:lang w:val="ar_AE" w:bidi="ar_AE"/>
-        </w:rPr>
-      </w:r>
-    </w:p>
-    <w:p>
-      <w:pPr>
-        <w:bidi/>
-      </w:pPr>
-      <w:r>
-        <w:rPr>
-          <w:lang w:val="ar_AE" w:bidi="ar_AE"/>
-        </w:rPr>
-      </w:r>
-    </w:p>
-    <w:p>
-      <w:pPr>
-        <w:bidi/>
-      </w:pPr>
-      <w:r>
-        <w:rPr>
-          <w:lang w:val="ar_AE" w:bidi="ar_AE"/>
-        </w:rPr>
-      </w:r>
-      <w:r>
-        <w:rPr>
-          <w:vertAlign w:val="superscript"/>
+    </w:p>
+    <w:p>
+      <w:pPr>
+        <w:bidi/>
+      </w:pPr>
+      <w:r>
+        <w:rPr>
+          <w:rtl/>
+          <w:cs/>
+          <w:lang w:val="ar_AE" w:bidi="ar_AE"/>
+        </w:rPr>
+      </w:r>
+      <w:r>
+        <w:rPr>
+          <w:vertAlign w:val="superscript"/>
+          <w:rtl/>
+          <w:cs/>
           <w:lang w:val="ar_AE" w:bidi="ar_AE"/>
         </w:rPr>
         <w:t>11</w:t>
       </w:r>
       <w:r>
         <w:rPr>
+          <w:rtl/>
+          <w:cs/>
           <w:lang w:val="ar_AE" w:bidi="ar_AE"/>
         </w:rPr>
         <w:t xml:space="preserve"> لَسْتُ أَعْنِي أَنِّي كُنْتُ فِي حَاجَةٍ، فَأَنَا قَدْ تَعَلَّمْتُ أَنْ أَكُونَ قَنُوعاً فِي كُلِّ حَالٍ.</w:t>
       </w:r>
-      <w:r>
-        <w:rPr>
-          <w:lang w:val="ar_AE" w:bidi="ar_AE"/>
-        </w:rPr>
-      </w:r>
-      <w:r>
-        <w:rPr>
-          <w:lang w:val="ar_AE" w:bidi="ar_AE"/>
-        </w:rPr>
-      </w:r>
-    </w:p>
-    <w:p>
-      <w:pPr>
-        <w:bidi/>
-      </w:pPr>
-      <w:r>
-        <w:rPr>
-          <w:lang w:val="ar_AE" w:bidi="ar_AE"/>
-        </w:rPr>
-      </w:r>
-    </w:p>
-    <w:p>
-      <w:pPr>
-        <w:bidi/>
-      </w:pPr>
-      <w:r>
-        <w:rPr>
-          <w:lang w:val="ar_AE" w:bidi="ar_AE"/>
-        </w:rPr>
-      </w:r>
-      <w:r>
-        <w:rPr>
-          <w:vertAlign w:val="superscript"/>
+    </w:p>
+    <w:p>
+      <w:pPr>
+        <w:bidi/>
+      </w:pPr>
+      <w:r>
+        <w:rPr>
+          <w:rtl/>
+          <w:cs/>
+          <w:lang w:val="ar_AE" w:bidi="ar_AE"/>
+        </w:rPr>
+      </w:r>
+      <w:r>
+        <w:rPr>
+          <w:vertAlign w:val="superscript"/>
+          <w:rtl/>
+          <w:cs/>
           <w:lang w:val="ar_AE" w:bidi="ar_AE"/>
         </w:rPr>
         <w:t>12</w:t>
       </w:r>
       <w:r>
         <w:rPr>
+          <w:rtl/>
+          <w:cs/>
           <w:lang w:val="ar_AE" w:bidi="ar_AE"/>
         </w:rPr>
         <w:t xml:space="preserve"> وَأَعْرِفُ كَيْفَ أَعِيشُ فِي الْعَوَزِ، وَكَيْفَ أَعِيشُ فِي الْوَفْرَةِ. فَإِنِّي، فِي كُلِّ شَيْءٍ، وَفِي جَمِيعِ الأَحْوَالِ، مُتَدَرِّبٌ عَلَى الشَّبَعِ وَعَلَى الْجُوعِ، وَعَلَى الْعَيْشِ فِي الْوَفْرَةِ أَوْ فِي الْعَوَزِ.</w:t>
       </w:r>
-      <w:r>
-        <w:rPr>
-          <w:lang w:val="ar_AE" w:bidi="ar_AE"/>
-        </w:rPr>
-      </w:r>
-      <w:r>
-        <w:rPr>
-          <w:lang w:val="ar_AE" w:bidi="ar_AE"/>
-        </w:rPr>
-      </w:r>
-    </w:p>
-    <w:p>
-      <w:pPr>
-        <w:bidi/>
-      </w:pPr>
-      <w:r>
-        <w:rPr>
-          <w:lang w:val="ar_AE" w:bidi="ar_AE"/>
-        </w:rPr>
-      </w:r>
-    </w:p>
-    <w:p>
-      <w:pPr>
-        <w:bidi/>
-      </w:pPr>
-      <w:r>
-        <w:rPr>
-          <w:lang w:val="ar_AE" w:bidi="ar_AE"/>
-        </w:rPr>
-      </w:r>
-      <w:r>
-        <w:rPr>
-          <w:vertAlign w:val="superscript"/>
+    </w:p>
+    <w:p>
+      <w:pPr>
+        <w:bidi/>
+      </w:pPr>
+      <w:r>
+        <w:rPr>
+          <w:rtl/>
+          <w:cs/>
+          <w:lang w:val="ar_AE" w:bidi="ar_AE"/>
+        </w:rPr>
+      </w:r>
+      <w:r>
+        <w:rPr>
+          <w:vertAlign w:val="superscript"/>
+          <w:rtl/>
+          <w:cs/>
           <w:lang w:val="ar_AE" w:bidi="ar_AE"/>
         </w:rPr>
         <w:t>13</w:t>
       </w:r>
       <w:r>
         <w:rPr>
+          <w:rtl/>
+          <w:cs/>
           <w:lang w:val="ar_AE" w:bidi="ar_AE"/>
         </w:rPr>
         <w:t xml:space="preserve"> إِنِّي أَسْتَطِيعُ كُلَّ شَيْءٍ، فِي الْمَسِيحِ الَّذِي يُقَوِّينِي.</w:t>
       </w:r>
-      <w:r>
-        <w:rPr>
-          <w:lang w:val="ar_AE" w:bidi="ar_AE"/>
-        </w:rPr>
-      </w:r>
-      <w:r>
-        <w:rPr>
-          <w:lang w:val="ar_AE" w:bidi="ar_AE"/>
-        </w:rPr>
-      </w:r>
-    </w:p>
-    <w:p>
-      <w:pPr>
-        <w:bidi/>
-      </w:pPr>
-      <w:r>
-        <w:rPr>
-          <w:lang w:val="ar_AE" w:bidi="ar_AE"/>
-        </w:rPr>
-      </w:r>
-    </w:p>
-    <w:p>
-      <w:pPr>
-        <w:bidi/>
-      </w:pPr>
-      <w:r>
-        <w:rPr>
-          <w:lang w:val="ar_AE" w:bidi="ar_AE"/>
-        </w:rPr>
-      </w:r>
-      <w:r>
-        <w:rPr>
-          <w:vertAlign w:val="superscript"/>
+    </w:p>
+    <w:p>
+      <w:pPr>
+        <w:bidi/>
+      </w:pPr>
+      <w:r>
+        <w:rPr>
+          <w:rtl/>
+          <w:cs/>
+          <w:lang w:val="ar_AE" w:bidi="ar_AE"/>
+        </w:rPr>
+      </w:r>
+      <w:r>
+        <w:rPr>
+          <w:vertAlign w:val="superscript"/>
+          <w:rtl/>
+          <w:cs/>
           <w:lang w:val="ar_AE" w:bidi="ar_AE"/>
         </w:rPr>
         <w:t>14</w:t>
       </w:r>
       <w:r>
         <w:rPr>
+          <w:rtl/>
+          <w:cs/>
           <w:lang w:val="ar_AE" w:bidi="ar_AE"/>
         </w:rPr>
         <w:t xml:space="preserve"> إِلّا أَنَّكُمْ حَسَناً فَعَلْتُمْ إِذْ سَاهَمْتُمْ فِي تَبْدِيدِ ضِيقَتِي.</w:t>
       </w:r>
-      <w:r>
-        <w:rPr>
-          <w:lang w:val="ar_AE" w:bidi="ar_AE"/>
-        </w:rPr>
-      </w:r>
-      <w:r>
-        <w:rPr>
-          <w:lang w:val="ar_AE" w:bidi="ar_AE"/>
-        </w:rPr>
-      </w:r>
-    </w:p>
-    <w:p>
-      <w:pPr>
-        <w:bidi/>
-      </w:pPr>
-      <w:r>
-        <w:rPr>
-          <w:lang w:val="ar_AE" w:bidi="ar_AE"/>
-        </w:rPr>
-      </w:r>
-    </w:p>
-    <w:p>
-      <w:pPr>
-        <w:bidi/>
-      </w:pPr>
-      <w:r>
-        <w:rPr>
-          <w:lang w:val="ar_AE" w:bidi="ar_AE"/>
-        </w:rPr>
-      </w:r>
-      <w:r>
-        <w:rPr>
-          <w:vertAlign w:val="superscript"/>
+    </w:p>
+    <w:p>
+      <w:pPr>
+        <w:bidi/>
+      </w:pPr>
+      <w:r>
+        <w:rPr>
+          <w:rtl/>
+          <w:cs/>
+          <w:lang w:val="ar_AE" w:bidi="ar_AE"/>
+        </w:rPr>
+      </w:r>
+      <w:r>
+        <w:rPr>
+          <w:vertAlign w:val="superscript"/>
+          <w:rtl/>
+          <w:cs/>
           <w:lang w:val="ar_AE" w:bidi="ar_AE"/>
         </w:rPr>
         <w:t>15</w:t>
       </w:r>
       <w:r>
         <w:rPr>
+          <w:rtl/>
+          <w:cs/>
           <w:lang w:val="ar_AE" w:bidi="ar_AE"/>
         </w:rPr>
         <w:t xml:space="preserve"> وَتَعْرِفُونَ أَيْضاً، يَا مُؤْمِنِي فِيلِبِّي، أَنَّهُ عِنْدَ ابْتِدَاءِ خِدْمَتِي لِلإِنْجِيلِ، إِذِ انْطَلَقْتُ مِنْ مُقَاطَعَةِ مَقِدُونِيَّةَ، مَا مِنْ كَنِيسَةٍ سَاهَمَتْ مَعِي فِي حِسَابِ الْعَطَاءِ وَالأَخْذِ إِلّا أَنْتُمْ وَحْدَكُمْ.</w:t>
       </w:r>
-      <w:r>
-        <w:rPr>
-          <w:lang w:val="ar_AE" w:bidi="ar_AE"/>
-        </w:rPr>
-      </w:r>
-      <w:r>
-        <w:rPr>
-          <w:lang w:val="ar_AE" w:bidi="ar_AE"/>
-        </w:rPr>
-      </w:r>
-    </w:p>
-    <w:p>
-      <w:pPr>
-        <w:bidi/>
-      </w:pPr>
-      <w:r>
-        <w:rPr>
-          <w:lang w:val="ar_AE" w:bidi="ar_AE"/>
-        </w:rPr>
-      </w:r>
-    </w:p>
-    <w:p>
-      <w:pPr>
-        <w:bidi/>
-      </w:pPr>
-      <w:r>
-        <w:rPr>
-          <w:lang w:val="ar_AE" w:bidi="ar_AE"/>
-        </w:rPr>
-      </w:r>
-      <w:r>
-        <w:rPr>
-          <w:vertAlign w:val="superscript"/>
+    </w:p>
+    <w:p>
+      <w:pPr>
+        <w:bidi/>
+      </w:pPr>
+      <w:r>
+        <w:rPr>
+          <w:rtl/>
+          <w:cs/>
+          <w:lang w:val="ar_AE" w:bidi="ar_AE"/>
+        </w:rPr>
+      </w:r>
+      <w:r>
+        <w:rPr>
+          <w:vertAlign w:val="superscript"/>
+          <w:rtl/>
+          <w:cs/>
           <w:lang w:val="ar_AE" w:bidi="ar_AE"/>
         </w:rPr>
         <w:t>16</w:t>
       </w:r>
       <w:r>
         <w:rPr>
+          <w:rtl/>
+          <w:cs/>
           <w:lang w:val="ar_AE" w:bidi="ar_AE"/>
         </w:rPr>
         <w:t xml:space="preserve"> حَتَّى وَأَنَا فِي مَدِينَةِ تَسَالُونِيكِي، بَعَثْتُمْ إِلَيَّ بِمَا أَحْتَاجُ إِلَيْهِ، لَا مَرَّةً وَاحِدَةً بَلْ أَكْثَرَ.</w:t>
       </w:r>
-      <w:r>
-        <w:rPr>
-          <w:lang w:val="ar_AE" w:bidi="ar_AE"/>
-        </w:rPr>
-      </w:r>
-      <w:r>
-        <w:rPr>
-          <w:lang w:val="ar_AE" w:bidi="ar_AE"/>
-        </w:rPr>
-      </w:r>
-    </w:p>
-    <w:p>
-      <w:pPr>
-        <w:bidi/>
-      </w:pPr>
-      <w:r>
-        <w:rPr>
-          <w:lang w:val="ar_AE" w:bidi="ar_AE"/>
-        </w:rPr>
-      </w:r>
-    </w:p>
-    <w:p>
-      <w:pPr>
-        <w:bidi/>
-      </w:pPr>
-      <w:r>
-        <w:rPr>
-          <w:lang w:val="ar_AE" w:bidi="ar_AE"/>
-        </w:rPr>
-      </w:r>
-      <w:r>
-        <w:rPr>
-          <w:vertAlign w:val="superscript"/>
+    </w:p>
+    <w:p>
+      <w:pPr>
+        <w:bidi/>
+      </w:pPr>
+      <w:r>
+        <w:rPr>
+          <w:rtl/>
+          <w:cs/>
+          <w:lang w:val="ar_AE" w:bidi="ar_AE"/>
+        </w:rPr>
+      </w:r>
+      <w:r>
+        <w:rPr>
+          <w:vertAlign w:val="superscript"/>
+          <w:rtl/>
+          <w:cs/>
           <w:lang w:val="ar_AE" w:bidi="ar_AE"/>
         </w:rPr>
         <w:t>17</w:t>
       </w:r>
       <w:r>
         <w:rPr>
+          <w:rtl/>
+          <w:cs/>
           <w:lang w:val="ar_AE" w:bidi="ar_AE"/>
         </w:rPr>
         <w:t xml:space="preserve"> وَالْوَاقِعُ أَنِّي لَا أَسْعَى إِلَى الْعَطَايَا، بَلْ أَسْعَى إِلَى الْفَائِدَةِ الْمُتَكَاثِرَةِ لِحِسَابِكُمْ.</w:t>
       </w:r>
-      <w:r>
-        <w:rPr>
-          <w:lang w:val="ar_AE" w:bidi="ar_AE"/>
-        </w:rPr>
-      </w:r>
-      <w:r>
-        <w:rPr>
-          <w:lang w:val="ar_AE" w:bidi="ar_AE"/>
-        </w:rPr>
-      </w:r>
-    </w:p>
-    <w:p>
-      <w:pPr>
-        <w:bidi/>
-      </w:pPr>
-      <w:r>
-        <w:rPr>
-          <w:lang w:val="ar_AE" w:bidi="ar_AE"/>
-        </w:rPr>
-      </w:r>
-    </w:p>
-    <w:p>
-      <w:pPr>
-        <w:bidi/>
-      </w:pPr>
-      <w:r>
-        <w:rPr>
-          <w:lang w:val="ar_AE" w:bidi="ar_AE"/>
-        </w:rPr>
-      </w:r>
-      <w:r>
-        <w:rPr>
-          <w:vertAlign w:val="superscript"/>
+    </w:p>
+    <w:p>
+      <w:pPr>
+        <w:bidi/>
+      </w:pPr>
+      <w:r>
+        <w:rPr>
+          <w:rtl/>
+          <w:cs/>
+          <w:lang w:val="ar_AE" w:bidi="ar_AE"/>
+        </w:rPr>
+      </w:r>
+      <w:r>
+        <w:rPr>
+          <w:vertAlign w:val="superscript"/>
+          <w:rtl/>
+          <w:cs/>
           <w:lang w:val="ar_AE" w:bidi="ar_AE"/>
         </w:rPr>
         <w:t>18</w:t>
       </w:r>
       <w:r>
         <w:rPr>
+          <w:rtl/>
+          <w:cs/>
           <w:lang w:val="ar_AE" w:bidi="ar_AE"/>
         </w:rPr>
         <w:t xml:space="preserve"> فَالآنَ عِنْدِي كُلُّ مَا يَسُدُّ حَاجَتِي وَيَزِيدُ عَنْهَا. أَنَا فِي بُحْبُوحَةٍ إِذْ تَسَلَّمْتُ مِنْ أَبَفْرُودِيتُسَ مَا بَعَثْتُمْ بِهِ إِلَيَّ، عِطْراً طَيِّبَ الرَّائِحَةِ، ذَبِيحَةً يَقْبَلُهَا اللهُ وَيُسَرُّ بِها.</w:t>
       </w:r>
-      <w:r>
-        <w:rPr>
-          <w:lang w:val="ar_AE" w:bidi="ar_AE"/>
-        </w:rPr>
-      </w:r>
-      <w:r>
-        <w:rPr>
-          <w:lang w:val="ar_AE" w:bidi="ar_AE"/>
-        </w:rPr>
-      </w:r>
-    </w:p>
-    <w:p>
-      <w:pPr>
-        <w:bidi/>
-      </w:pPr>
-      <w:r>
-        <w:rPr>
-          <w:lang w:val="ar_AE" w:bidi="ar_AE"/>
-        </w:rPr>
-      </w:r>
-    </w:p>
-    <w:p>
-      <w:pPr>
-        <w:bidi/>
-      </w:pPr>
-      <w:r>
-        <w:rPr>
-          <w:lang w:val="ar_AE" w:bidi="ar_AE"/>
-        </w:rPr>
-      </w:r>
-      <w:r>
-        <w:rPr>
-          <w:vertAlign w:val="superscript"/>
+    </w:p>
+    <w:p>
+      <w:pPr>
+        <w:bidi/>
+      </w:pPr>
+      <w:r>
+        <w:rPr>
+          <w:rtl/>
+          <w:cs/>
+          <w:lang w:val="ar_AE" w:bidi="ar_AE"/>
+        </w:rPr>
+      </w:r>
+      <w:r>
+        <w:rPr>
+          <w:vertAlign w:val="superscript"/>
+          <w:rtl/>
+          <w:cs/>
           <w:lang w:val="ar_AE" w:bidi="ar_AE"/>
         </w:rPr>
         <w:t>19</w:t>
       </w:r>
       <w:r>
         <w:rPr>
+          <w:rtl/>
+          <w:cs/>
           <w:lang w:val="ar_AE" w:bidi="ar_AE"/>
         </w:rPr>
         <w:t xml:space="preserve"> وَإِنَّ إِلَهِي سَيَسُدُّ حَاجَاتِكُمْ كُلَّهَا إِلَى التَّمَامِ، وَفْقاً لِغِنَاهُ فِي الْمَجْدِ، فِي الْمَسِيحِ يَسُوعَ.</w:t>
       </w:r>
-      <w:r>
-        <w:rPr>
-          <w:lang w:val="ar_AE" w:bidi="ar_AE"/>
-        </w:rPr>
-      </w:r>
-      <w:r>
-        <w:rPr>
-          <w:lang w:val="ar_AE" w:bidi="ar_AE"/>
-        </w:rPr>
-      </w:r>
-    </w:p>
-    <w:p>
-      <w:pPr>
-        <w:bidi/>
-      </w:pPr>
-      <w:r>
-        <w:rPr>
-          <w:lang w:val="ar_AE" w:bidi="ar_AE"/>
-        </w:rPr>
-      </w:r>
-    </w:p>
-    <w:p>
-      <w:pPr>
-        <w:bidi/>
-      </w:pPr>
-      <w:r>
-        <w:rPr>
-          <w:lang w:val="ar_AE" w:bidi="ar_AE"/>
-        </w:rPr>
-      </w:r>
-      <w:r>
-        <w:rPr>
-          <w:vertAlign w:val="superscript"/>
+    </w:p>
+    <w:p>
+      <w:pPr>
+        <w:bidi/>
+      </w:pPr>
+      <w:r>
+        <w:rPr>
+          <w:rtl/>
+          <w:cs/>
+          <w:lang w:val="ar_AE" w:bidi="ar_AE"/>
+        </w:rPr>
+      </w:r>
+      <w:r>
+        <w:rPr>
+          <w:vertAlign w:val="superscript"/>
+          <w:rtl/>
+          <w:cs/>
           <w:lang w:val="ar_AE" w:bidi="ar_AE"/>
         </w:rPr>
         <w:t>20</w:t>
       </w:r>
       <w:r>
         <w:rPr>
+          <w:rtl/>
+          <w:cs/>
           <w:lang w:val="ar_AE" w:bidi="ar_AE"/>
         </w:rPr>
         <w:t xml:space="preserve"> فَلإِلَهِنَا وَأَبِينَا، الْمَجْدُ إِلَى دَهْرِ الدُّهُورِ. آمِين!</w:t>
       </w:r>
-      <w:r>
-        <w:rPr>
-          <w:lang w:val="ar_AE" w:bidi="ar_AE"/>
-        </w:rPr>
-      </w:r>
-      <w:r>
-        <w:rPr>
-          <w:lang w:val="ar_AE" w:bidi="ar_AE"/>
-        </w:rPr>
-      </w:r>
-    </w:p>
-    <w:p>
-      <w:pPr>
-        <w:bidi/>
-      </w:pPr>
-      <w:r>
-        <w:rPr>
-          <w:lang w:val="ar_AE" w:bidi="ar_AE"/>
-        </w:rPr>
-      </w:r>
-    </w:p>
-    <w:p>
-      <w:pPr>
-        <w:bidi/>
-      </w:pPr>
-      <w:r>
-        <w:rPr>
-          <w:lang w:val="ar_AE" w:bidi="ar_AE"/>
-        </w:rPr>
-      </w:r>
-      <w:r>
-        <w:rPr>
-          <w:vertAlign w:val="superscript"/>
+    </w:p>
+    <w:p>
+      <w:pPr>
+        <w:bidi/>
+      </w:pPr>
+      <w:r>
+        <w:rPr>
+          <w:rtl/>
+          <w:cs/>
+          <w:lang w:val="ar_AE" w:bidi="ar_AE"/>
+        </w:rPr>
+      </w:r>
+      <w:r>
+        <w:rPr>
+          <w:vertAlign w:val="superscript"/>
+          <w:rtl/>
+          <w:cs/>
           <w:lang w:val="ar_AE" w:bidi="ar_AE"/>
         </w:rPr>
         <w:t>21</w:t>
       </w:r>
       <w:r>
         <w:rPr>
+          <w:rtl/>
+          <w:cs/>
           <w:lang w:val="ar_AE" w:bidi="ar_AE"/>
         </w:rPr>
         <w:t xml:space="preserve"> سَلِّمُوا عَلَى كُلِّ قِدِّيسٍ فِي الْمَسِيحِ يَسُوعَ.</w:t>
       </w:r>
-      <w:r>
-        <w:rPr>
-          <w:lang w:val="ar_AE" w:bidi="ar_AE"/>
-        </w:rPr>
-      </w:r>
-      <w:r>
-        <w:rPr>
-          <w:lang w:val="ar_AE" w:bidi="ar_AE"/>
-        </w:rPr>
-      </w:r>
-    </w:p>
-    <w:p>
-      <w:pPr>
-        <w:bidi/>
-      </w:pPr>
-      <w:r>
-        <w:rPr>
-          <w:lang w:val="ar_AE" w:bidi="ar_AE"/>
-        </w:rPr>
-      </w:r>
-    </w:p>
-    <w:p>
-      <w:pPr>
-        <w:bidi/>
-      </w:pPr>
-      <w:r>
-        <w:rPr>
-          <w:lang w:val="ar_AE" w:bidi="ar_AE"/>
-        </w:rPr>
-      </w:r>
-      <w:r>
-        <w:rPr>
-          <w:vertAlign w:val="superscript"/>
+    </w:p>
+    <w:p>
+      <w:pPr>
+        <w:bidi/>
+      </w:pPr>
+      <w:r>
+        <w:rPr>
+          <w:rtl/>
+          <w:cs/>
+          <w:lang w:val="ar_AE" w:bidi="ar_AE"/>
+        </w:rPr>
+      </w:r>
+      <w:r>
+        <w:rPr>
+          <w:vertAlign w:val="superscript"/>
+          <w:rtl/>
+          <w:cs/>
           <w:lang w:val="ar_AE" w:bidi="ar_AE"/>
         </w:rPr>
         <w:t>22</w:t>
       </w:r>
       <w:r>
         <w:rPr>
+          <w:rtl/>
+          <w:cs/>
           <w:lang w:val="ar_AE" w:bidi="ar_AE"/>
         </w:rPr>
         <w:t xml:space="preserve"> الإِخْوَةُ الَّذِينَ مَعِي يُسَلِّمُونَ عَلَيْكُمْ. وَيُسَلِّمُ عَلَيْكُمْ جَمِيعُ الْقِدِّيسِينَ، وَلاسِيَّمَا الَّذِينَ هُمْ مِنْ حَاشِيَةِ الْقَيْصَرِ.</w:t>
       </w:r>
-      <w:r>
-        <w:rPr>
-          <w:lang w:val="ar_AE" w:bidi="ar_AE"/>
-        </w:rPr>
-      </w:r>
-      <w:r>
-        <w:rPr>
-          <w:lang w:val="ar_AE" w:bidi="ar_AE"/>
-        </w:rPr>
-      </w:r>
-    </w:p>
-    <w:p>
-      <w:pPr>
-        <w:bidi/>
-      </w:pPr>
-      <w:r>
-        <w:rPr>
-          <w:lang w:val="ar_AE" w:bidi="ar_AE"/>
-        </w:rPr>
-      </w:r>
-    </w:p>
-    <w:p>
-      <w:pPr>
-        <w:bidi/>
-      </w:pPr>
-      <w:r>
-        <w:rPr>
-          <w:lang w:val="ar_AE" w:bidi="ar_AE"/>
-        </w:rPr>
-      </w:r>
-      <w:r>
-        <w:rPr>
-          <w:vertAlign w:val="superscript"/>
+    </w:p>
+    <w:p>
+      <w:pPr>
+        <w:bidi/>
+      </w:pPr>
+      <w:r>
+        <w:rPr>
+          <w:rtl/>
+          <w:cs/>
+          <w:lang w:val="ar_AE" w:bidi="ar_AE"/>
+        </w:rPr>
+      </w:r>
+      <w:r>
+        <w:rPr>
+          <w:vertAlign w:val="superscript"/>
+          <w:rtl/>
+          <w:cs/>
           <w:lang w:val="ar_AE" w:bidi="ar_AE"/>
         </w:rPr>
         <w:t>23</w:t>
       </w:r>
       <w:r>
         <w:rPr>
+          <w:rtl/>
+          <w:cs/>
           <w:lang w:val="ar_AE" w:bidi="ar_AE"/>
         </w:rPr>
         <w:t xml:space="preserve"> لِتَكُنْ نِعْمَةُ رَبِّنَا يَسُوعَ الْمَسِيحِ مَعَ رُوحِكُمْ. آمِين!</w:t>
-      </w:r>
-      <w:r>
-        <w:rPr>
-          <w:lang w:val="ar_AE" w:bidi="ar_AE"/>
-        </w:rPr>
-      </w:r>
-      <w:r>
-        <w:rPr>
-          <w:lang w:val="ar_AE" w:bidi="ar_AE"/>
-        </w:rPr>
       </w:r>
     </w:p>
     <w:sectPr>
